--- a/downloads/student/ai-7-week-26.docx
+++ b/downloads/student/ai-7-week-26.docx
@@ -813,6 +813,16 @@
     <w:p>
       <w:r>
         <w:t>A logged timeout does not identify every underlying cause; report conditions and test explanations.</w:t>
+      </w:r>
+    </w:p>
+    <w:p>
+      <w:r>
+        <w:t>Read the labelled picture: Calculate mean and median for 2,2,2,10. What does the timeout log establish, and why is deleting that inconvenient record incompatible with the stated plan?</w:t>
+      </w:r>
+    </w:p>
+    <w:p>
+      <w:r>
+        <w:t>Change one thing: Delete the 10-second record only because it looks bad. Predict the result before checking the explanation. What remains the same?</w:t>
       </w:r>
     </w:p>
     <w:p>
@@ -1911,6 +1921,187 @@
         <w:t>Attempt the independent case before hints. Record whether you worked alone, used a hint or followed a model. After feedback, fix the first unsupported step and explain why it changed. A later check uses a changed case, not a copied answer.</w:t>
       </w:r>
     </w:p>
+    <w:p>
+      <w:pPr>
+        <w:pStyle w:val="Heading1"/>
+      </w:pPr>
+      <w:r>
+        <w:t>15. Your lesson route</w:t>
+      </w:r>
+    </w:p>
+    <w:p>
+      <w:r>
+        <w:t>Start with this question: Inspect an anomaly without erasing it. A timing study records four runs and notices one unusually long duration.</w:t>
+      </w:r>
+    </w:p>
+    <w:tbl>
+      <w:tblPr>
+        <w:tblStyle w:val="LightShading-Accent1"/>
+        <w:tblW w:type="auto" w:w="0"/>
+        <w:tblLook w:firstColumn="1" w:firstRow="1" w:lastColumn="0" w:lastRow="0" w:noHBand="0" w:noVBand="1" w:val="04A0"/>
+      </w:tblPr>
+      <w:tblGrid>
+        <w:gridCol w:w="5112"/>
+        <w:gridCol w:w="5112"/>
+      </w:tblGrid>
+      <w:tr>
+        <w:trPr>
+          <w:tblHeader/>
+        </w:trPr>
+        <w:tc>
+          <w:tcPr>
+            <w:tcW w:type="dxa" w:w="5112"/>
+          </w:tcPr>
+          <w:p>
+            <w:r>
+              <w:t>By the end, I can</w:t>
+            </w:r>
+          </w:p>
+        </w:tc>
+        <w:tc>
+          <w:tcPr>
+            <w:tcW w:type="dxa" w:w="5112"/>
+          </w:tcPr>
+          <w:p>
+            <w:r>
+              <w:t>How I will show it</w:t>
+            </w:r>
+          </w:p>
+        </w:tc>
+      </w:tr>
+      <w:tr>
+        <w:tc>
+          <w:tcPr>
+            <w:tcW w:type="dxa" w:w="5112"/>
+          </w:tcPr>
+          <w:p>
+            <w:r>
+              <w:t>Explain the mechanism and terminology of inspecting failures and anomalies</w:t>
+            </w:r>
+          </w:p>
+        </w:tc>
+        <w:tc>
+          <w:tcPr>
+            <w:tcW w:type="dxa" w:w="5112"/>
+          </w:tcPr>
+          <w:p>
+            <w:r>
+              <w:t>Explain the deciding step, show a trace or test, and state one limit.</w:t>
+            </w:r>
+          </w:p>
+        </w:tc>
+      </w:tr>
+      <w:tr>
+        <w:tc>
+          <w:tcPr>
+            <w:tcW w:type="dxa" w:w="5112"/>
+          </w:tcPr>
+          <w:p>
+            <w:r>
+              <w:t>Apply the stated procedure to a new case with a traceable result</w:t>
+            </w:r>
+          </w:p>
+        </w:tc>
+        <w:tc>
+          <w:tcPr>
+            <w:tcW w:type="dxa" w:w="5112"/>
+          </w:tcPr>
+          <w:p>
+            <w:r>
+              <w:t>Explain the deciding step, show a trace or test, and state one limit.</w:t>
+            </w:r>
+          </w:p>
+        </w:tc>
+      </w:tr>
+      <w:tr>
+        <w:tc>
+          <w:tcPr>
+            <w:tcW w:type="dxa" w:w="5112"/>
+          </w:tcPr>
+          <w:p>
+            <w:r>
+              <w:t>Identify an assumption or limitation and design a revealing follow-up</w:t>
+            </w:r>
+          </w:p>
+        </w:tc>
+        <w:tc>
+          <w:tcPr>
+            <w:tcW w:type="dxa" w:w="5112"/>
+          </w:tcPr>
+          <w:p>
+            <w:r>
+              <w:t>Explain the deciding step, show a trace or test, and state one limit.</w:t>
+            </w:r>
+          </w:p>
+        </w:tc>
+      </w:tr>
+    </w:tbl>
+    <w:p>
+      <w:r>
+        <w:t>Remember → watch and explain → try with help → investigate → try independently → keep project evidence. Your teacher may spread this lesson across several classes.</w:t>
+      </w:r>
+    </w:p>
+    <w:p>
+      <w:r>
+        <w:t>Keep your first prediction. Compare it with what the evidence shows and explain any change.</w:t>
+      </w:r>
+    </w:p>
+    <w:p>
+      <w:pPr>
+        <w:pStyle w:val="Heading1"/>
+      </w:pPr>
+      <w:r>
+        <w:t>16. Finish and return</w:t>
+      </w:r>
+    </w:p>
+    <w:p>
+      <w:r>
+        <w:t>Close your notes. Explain this goal in your own words: Explain the mechanism and terminology of inspecting failures and anomalies</w:t>
+      </w:r>
+    </w:p>
+    <w:p>
+      <w:pPr>
+        <w:pStyle w:val="Heading3"/>
+      </w:pPr>
+      <w:r>
+        <w:t>My deciding step, evidence and one remaining question</w:t>
+      </w:r>
+    </w:p>
+    <w:p>
+      <w:r>
+        <w:t>________________________________________________________________</w:t>
+      </w:r>
+    </w:p>
+    <w:p>
+      <w:r>
+        <w:t>________________________________________________________________</w:t>
+      </w:r>
+    </w:p>
+    <w:p>
+      <w:r>
+        <w:t>________________________________________________________________</w:t>
+      </w:r>
+    </w:p>
+    <w:p>
+      <w:r>
+        <w:t>________________________________________________________________</w:t>
+      </w:r>
+    </w:p>
+    <w:p>
+      <w:r>
+        <w:t>________________________________________________________________</w:t>
+      </w:r>
+    </w:p>
+    <w:p>
+      <w:r>
+        <w:t>If you are unsure, return to the worked picture and explain one arrow. If you are ready, change an input or assumption and justify your prediction.</w:t>
+      </w:r>
+    </w:p>
+    <w:p>
+      <w:r>
+        <w:t>Save your workbook evidence. At the next review, try a different case before opening your old answer.</w:t>
+      </w:r>
+    </w:p>
     <w:sectPr>
       <w:pgSz w:w="12240" w:h="15840"/>
       <w:pgMar w:top="936" w:right="1008" w:bottom="936" w:left="1008" w:header="720" w:footer="720" w:gutter="0"/>

--- a/downloads/student/ai-7-week-26.docx
+++ b/downloads/student/ai-7-week-26.docx
@@ -2102,6 +2102,202 @@
         <w:t>Save your workbook evidence. At the next review, try a different case before opening your old answer.</w:t>
       </w:r>
     </w:p>
+    <w:p>
+      <w:pPr>
+        <w:pStyle w:val="Heading1"/>
+      </w:pPr>
+      <w:r>
+        <w:t>17. Supported practice, repair and portfolio</w:t>
+      </w:r>
+    </w:p>
+    <w:p>
+      <w:r>
+        <w:t>Use this supported practice once, in the browser or on paper. Keep the reserved independent assessment for a separate first attempt before teacher feedback.</w:t>
+      </w:r>
+    </w:p>
+    <w:p>
+      <w:r>
+        <w:t>Inspect an anomaly without erasing it. A timing study records four runs and notices one unusually long duration.</w:t>
+      </w:r>
+    </w:p>
+    <w:p>
+      <w:pPr>
+        <w:pStyle w:val="Heading3"/>
+      </w:pPr>
+      <w:r>
+        <w:t>Practice 1: explain the deciding evidence</w:t>
+      </w:r>
+    </w:p>
+    <w:p>
+      <w:r>
+        <w:t>Which labelled step matches this detail? Report the timeout evidence and distinguish it from an untested explanation.</w:t>
+      </w:r>
+    </w:p>
+    <w:p>
+      <w:r>
+        <w:t>1. Investigate the event</w:t>
+      </w:r>
+    </w:p>
+    <w:p>
+      <w:r>
+        <w:t>2. Keep the raw record</w:t>
+      </w:r>
+    </w:p>
+    <w:p>
+      <w:r>
+        <w:t>3. Compute summaries</w:t>
+      </w:r>
+    </w:p>
+    <w:p>
+      <w:pPr>
+        <w:pStyle w:val="Heading3"/>
+      </w:pPr>
+      <w:r>
+        <w:t>My selected conclusion, deciding fact and explanation</w:t>
+      </w:r>
+    </w:p>
+    <w:p>
+      <w:r>
+        <w:t>________________________________________________________________</w:t>
+      </w:r>
+    </w:p>
+    <w:p>
+      <w:r>
+        <w:t>________________________________________________________________</w:t>
+      </w:r>
+    </w:p>
+    <w:p>
+      <w:r>
+        <w:t>________________________________________________________________</w:t>
+      </w:r>
+    </w:p>
+    <w:p>
+      <w:r>
+        <w:t>________________________________________________________________</w:t>
+      </w:r>
+    </w:p>
+    <w:p>
+      <w:r>
+        <w:t>________________________________________________________________</w:t>
+      </w:r>
+    </w:p>
+    <w:p>
+      <w:r>
+        <w:t>Hint if needed: Read the steps in the pictorial case. Match the supplied detail to the stage that performs or records it.</w:t>
+      </w:r>
+    </w:p>
+    <w:p>
+      <w:r>
+        <w:t>After your attempt, compare with the supported explanation: Investigate the event Report the timeout evidence and distinguish it from an untested explanation. An anomaly invites investigation, not automatic deletion. A slow failure may be part of real service behaviour; the predefined rule determines inclusion.</w:t>
+      </w:r>
+    </w:p>
+    <w:p>
+      <w:pPr>
+        <w:pStyle w:val="Heading3"/>
+      </w:pPr>
+      <w:r>
+        <w:t>Practice 2: explain the deciding evidence</w:t>
+      </w:r>
+    </w:p>
+    <w:p>
+      <w:r>
+        <w:t>Changed-case practice: Delete the 10-second record only because it looks bad. Which conclusion is supported by the supplied facts?</w:t>
+      </w:r>
+    </w:p>
+    <w:p>
+      <w:r>
+        <w:t>1. This one example guarantees correct results for every future input.</w:t>
+      </w:r>
+    </w:p>
+    <w:p>
+      <w:r>
+        <w:t>2. The mean becomes 2 seconds but the selective report violates this plan.</w:t>
+      </w:r>
+    </w:p>
+    <w:p>
+      <w:r>
+        <w:t>3. We can decide the result without examining the changed input or the procedure.</w:t>
+      </w:r>
+    </w:p>
+    <w:p>
+      <w:pPr>
+        <w:pStyle w:val="Heading3"/>
+      </w:pPr>
+      <w:r>
+        <w:t>My selected conclusion, deciding fact and explanation</w:t>
+      </w:r>
+    </w:p>
+    <w:p>
+      <w:r>
+        <w:t>________________________________________________________________</w:t>
+      </w:r>
+    </w:p>
+    <w:p>
+      <w:r>
+        <w:t>________________________________________________________________</w:t>
+      </w:r>
+    </w:p>
+    <w:p>
+      <w:r>
+        <w:t>________________________________________________________________</w:t>
+      </w:r>
+    </w:p>
+    <w:p>
+      <w:r>
+        <w:t>________________________________________________________________</w:t>
+      </w:r>
+    </w:p>
+    <w:p>
+      <w:r>
+        <w:t>________________________________________________________________</w:t>
+      </w:r>
+    </w:p>
+    <w:p>
+      <w:r>
+        <w:t>Hint if needed: Use the changed condition and the deciding step in the pictorial trace. The answer must say what follows from those facts.</w:t>
+      </w:r>
+    </w:p>
+    <w:p>
+      <w:r>
+        <w:t>After your attempt, compare with the supported explanation: The mean becomes 2 seconds but the selective report violates this plan. Observed inconvenient outcomes are not an approved exclusion reason.</w:t>
+      </w:r>
+    </w:p>
+    <w:p>
+      <w:pPr>
+        <w:pStyle w:val="Heading3"/>
+      </w:pPr>
+      <w:r>
+        <w:t>Repair a missing building block</w:t>
+      </w:r>
+    </w:p>
+    <w:p>
+      <w:r>
+        <w:t>Review Running the primary experiment (ai-7/25). Goal: Explain the mechanism and terminology of running the primary experiment. Short practice: Compute A’s and B’s six-case counts and identify the cases that favour each. How must a B revision tuned on case four be labelled when evaluated again on the same set?. Return to this week and explain what you changed.</w:t>
+      </w:r>
+    </w:p>
+    <w:p>
+      <w:r>
+        <w:t>Review Power and resource tradeoffs (ai-7/23). Goal: Explain the mechanism and terminology of power and resource tradeoffs. Short practice: Calculate both simulated detection fractions and resource costs. What additional detection is observed for the extra forty units, and does that establish power for an actual classroom study?. Return to this week and explain what you changed.</w:t>
+      </w:r>
+    </w:p>
+    <w:p>
+      <w:r>
+        <w:t>Review Privacy and data governance (ai-7/20). Goal: Explain the mechanism and terminology of privacy and data governance. Short practice: Point to the analysis table and the restricted identity key. Why are the codes pseudonymous rather than guaranteed anonymous, and what changes if the key is published?. Return to this week and explain what you changed.</w:t>
+      </w:r>
+    </w:p>
+    <w:p>
+      <w:pPr>
+        <w:pStyle w:val="Heading3"/>
+      </w:pPr>
+      <w:r>
+        <w:t>Keep your completed work</w:t>
+      </w:r>
+    </w:p>
+    <w:p>
+      <w:r>
+        <w:t>Use Download completed work in the hosted lesson to export your answers, reflections, practice feedback and code-run evidence. Open the HTML copy to read or print it. Drafts stay in this browser when storage is available; clear drafts on a shared device.</w:t>
+      </w:r>
+    </w:p>
     <w:sectPr>
       <w:pgSz w:w="12240" w:h="15840"/>
       <w:pgMar w:top="936" w:right="1008" w:bottom="936" w:left="1008" w:header="720" w:footer="720" w:gutter="0"/>

--- a/downloads/student/ai-7-week-26.docx
+++ b/downloads/student/ai-7-week-26.docx
@@ -42,6 +42,11 @@
       </w:r>
     </w:p>
     <w:p>
+      <w:r>
+        <w:t>Start with the target: Explain the mechanism and terminology of inspecting failures and anomalies. Try the recall before opening notes.</w:t>
+      </w:r>
+    </w:p>
+    <w:p>
       <w:pPr>
         <w:pStyle w:val="Heading3"/>
       </w:pPr>
@@ -50,17 +55,47 @@
       </w:r>
     </w:p>
     <w:p>
-      <w:r>
-        <w:t>I can explain the mechanism and terminology of inspecting failures and anomalies.</w:t>
-      </w:r>
-    </w:p>
-    <w:p>
-      <w:r>
+      <w:pPr>
+        <w:spacing w:line="336" w:lineRule="auto" w:after="180"/>
+      </w:pPr>
+      <w:r>
+        <w:rPr>
+          <w:b w:val="0"/>
+        </w:rPr>
+        <w:t xml:space="preserve">I can explain the </w:t>
+      </w:r>
+      <w:r>
+        <w:rPr>
+          <w:b/>
+        </w:rPr>
+        <w:t>mechanism</w:t>
+      </w:r>
+      <w:r>
+        <w:rPr>
+          <w:b w:val="0"/>
+        </w:rPr>
+        <w:t xml:space="preserve"> and terminology of inspecting failures and anomalies.</w:t>
+      </w:r>
+    </w:p>
+    <w:p>
+      <w:pPr>
+        <w:spacing w:line="336" w:lineRule="auto" w:after="180"/>
+      </w:pPr>
+      <w:r>
+        <w:rPr>
+          <w:b w:val="0"/>
+        </w:rPr>
         <w:t>I can apply the stated procedure to a new case with a traceable result.</w:t>
       </w:r>
     </w:p>
     <w:p>
-      <w:r>
+      <w:pPr>
+        <w:spacing w:line="336" w:lineRule="auto" w:after="180"/>
+      </w:pPr>
+      <w:r>
+        <w:rPr>
+          <w:b w:val="0"/>
+        </w:rPr>
         <w:t>I can identify an assumption or limitation and design a revealing follow-up.</w:t>
       </w:r>
     </w:p>
@@ -73,47 +108,125 @@
       </w:r>
     </w:p>
     <w:p>
-      <w:r>
+      <w:pPr>
+        <w:spacing w:line="336" w:lineRule="auto" w:after="180"/>
+      </w:pPr>
+      <w:r>
+        <w:rPr>
+          <w:b w:val="0"/>
+        </w:rPr>
         <w:t>Close your notes first. A rough first answer helps us choose the right starting point; it is not a score for your ability.</w:t>
       </w:r>
     </w:p>
     <w:p>
-      <w:r>
+      <w:pPr>
+        <w:spacing w:line="336" w:lineRule="auto" w:after="180"/>
+      </w:pPr>
+      <w:r>
+        <w:rPr>
+          <w:b w:val="0"/>
+        </w:rPr>
         <w:t>Without opening the old lesson, explain one key idea from Running the primary experiment. Give an example and a mistake that the idea helps you avoid.</w:t>
       </w:r>
     </w:p>
     <w:p>
-      <w:r>
+      <w:pPr>
+        <w:spacing w:line="336" w:lineRule="auto" w:after="180"/>
+      </w:pPr>
+      <w:r>
+        <w:rPr>
+          <w:b w:val="0"/>
+        </w:rPr>
         <w:t>Without opening the old lesson, explain one key idea from Power and resource tradeoffs. Give an example and a mistake that the idea helps you avoid.</w:t>
       </w:r>
     </w:p>
     <w:p>
-      <w:r>
+      <w:pPr>
+        <w:spacing w:line="336" w:lineRule="auto" w:after="180"/>
+      </w:pPr>
+      <w:r>
+        <w:rPr>
+          <w:b w:val="0"/>
+        </w:rPr>
         <w:t>Without opening the old lesson, explain one key idea from Privacy and data governance. Give an example and a mistake that the idea helps you avoid.</w:t>
       </w:r>
     </w:p>
     <w:p>
-      <w:r>
-        <w:t>After trying, check the relevant lesson or ask your teacher. Change the part of your explanation that the evidence shows was wrong.</w:t>
-      </w:r>
-    </w:p>
-    <w:p>
-      <w:r>
+      <w:pPr>
+        <w:spacing w:line="336" w:lineRule="auto" w:after="180"/>
+      </w:pPr>
+      <w:r>
+        <w:rPr>
+          <w:b w:val="0"/>
+        </w:rPr>
+        <w:t xml:space="preserve">After trying, check the relevant lesson or ask your teacher. Change the part of your explanation that the </w:t>
+      </w:r>
+      <w:r>
+        <w:rPr>
+          <w:b/>
+        </w:rPr>
+        <w:t>evidence</w:t>
+      </w:r>
+      <w:r>
+        <w:rPr>
+          <w:b w:val="0"/>
+        </w:rPr>
+        <w:t xml:space="preserve"> shows was wrong.</w:t>
+      </w:r>
+    </w:p>
+    <w:p>
+      <w:pPr>
+        <w:spacing w:line="336" w:lineRule="auto" w:after="180"/>
+      </w:pPr>
+      <w:r>
+        <w:rPr>
+          <w:b w:val="0"/>
+        </w:rPr>
         <w:t>This week you will practise:</w:t>
       </w:r>
     </w:p>
     <w:p>
-      <w:r>
-        <w:t>Explain the mechanism and terminology of inspecting failures and anomalies</w:t>
-      </w:r>
-    </w:p>
-    <w:p>
-      <w:r>
+      <w:pPr>
+        <w:spacing w:line="336" w:lineRule="auto" w:after="180"/>
+      </w:pPr>
+      <w:r>
+        <w:rPr>
+          <w:b w:val="0"/>
+        </w:rPr>
+        <w:t xml:space="preserve">Explain the </w:t>
+      </w:r>
+      <w:r>
+        <w:rPr>
+          <w:b/>
+        </w:rPr>
+        <w:t>mechanism</w:t>
+      </w:r>
+      <w:r>
+        <w:rPr>
+          <w:b w:val="0"/>
+        </w:rPr>
+        <w:t xml:space="preserve"> and terminology of inspecting failures and anomalies</w:t>
+      </w:r>
+    </w:p>
+    <w:p>
+      <w:pPr>
+        <w:spacing w:line="336" w:lineRule="auto" w:after="180"/>
+      </w:pPr>
+      <w:r>
+        <w:rPr>
+          <w:b w:val="0"/>
+        </w:rPr>
         <w:t>Apply the stated procedure to a new case with a traceable result</w:t>
       </w:r>
     </w:p>
     <w:p>
-      <w:r>
+      <w:pPr>
+        <w:spacing w:line="336" w:lineRule="auto" w:after="180"/>
+      </w:pPr>
+      <w:r>
+        <w:rPr>
+          <w:b w:val="0"/>
+        </w:rPr>
         <w:t>Identify an assumption or limitation and design a revealing follow-up</w:t>
       </w:r>
     </w:p>
@@ -126,8 +239,38 @@
       </w:r>
     </w:p>
     <w:p>
-      <w:r>
-        <w:t>Recall Running the primary experiment. Explain why a recorded result needs its input conditions and evidence source before it can support a claim.</w:t>
+      <w:pPr>
+        <w:spacing w:line="336" w:lineRule="auto" w:after="180"/>
+      </w:pPr>
+      <w:r>
+        <w:rPr>
+          <w:b w:val="0"/>
+        </w:rPr>
+        <w:t xml:space="preserve">Recall Running the primary experiment. Explain why a recorded result needs its </w:t>
+      </w:r>
+      <w:r>
+        <w:rPr>
+          <w:b/>
+        </w:rPr>
+        <w:t>input</w:t>
+      </w:r>
+      <w:r>
+        <w:rPr>
+          <w:b w:val="0"/>
+        </w:rPr>
+        <w:t xml:space="preserve"> conditions and </w:t>
+      </w:r>
+      <w:r>
+        <w:rPr>
+          <w:b/>
+        </w:rPr>
+        <w:t>evidence</w:t>
+      </w:r>
+      <w:r>
+        <w:rPr>
+          <w:b w:val="0"/>
+        </w:rPr>
+        <w:t xml:space="preserve"> source before it can support a claim.</w:t>
       </w:r>
     </w:p>
     <w:p>
@@ -162,7 +305,13 @@
       </w:r>
     </w:p>
     <w:p>
-      <w:r>
+      <w:pPr>
+        <w:spacing w:line="336" w:lineRule="auto" w:after="180"/>
+      </w:pPr>
+      <w:r>
+        <w:rPr>
+          <w:b w:val="0"/>
+        </w:rPr>
         <w:t>Explain inspecting failures and anomalies using the records and boundaries of this fictional investigation.</w:t>
       </w:r>
     </w:p>
@@ -176,12 +325,40 @@
     </w:p>
     <w:p>
       <w:r>
+        <w:t>Investigate the supplied Inspecting failures and anomalies case. Separate observations, given facts and assumptions before choosing an explanation.</w:t>
+      </w:r>
+    </w:p>
+    <w:p>
+      <w:pPr>
+        <w:spacing w:line="336" w:lineRule="auto" w:after="180"/>
+      </w:pPr>
+      <w:r>
+        <w:rPr>
+          <w:b w:val="0"/>
+        </w:rPr>
         <w:t>Failure inspection generates explanations to test. An unusual result is not automatically a bad data point.</w:t>
       </w:r>
     </w:p>
     <w:p>
-      <w:r>
-        <w:t>Begin by writing the question the procedure is intended to answer. Identify the information already supplied, the information it will produce and the information still missing. These are constructed classroom examples; they do not require live accounts, private records or an external service. Do not treat a plausible explanation as a measured outcome.</w:t>
+      <w:pPr>
+        <w:spacing w:line="336" w:lineRule="auto" w:after="180"/>
+      </w:pPr>
+      <w:r>
+        <w:rPr>
+          <w:b w:val="0"/>
+        </w:rPr>
+        <w:t>Begin by writing the question the procedure is intended to answer. Identify the information already supplied, the information it will produce and the information still missing.</w:t>
+      </w:r>
+    </w:p>
+    <w:p>
+      <w:pPr>
+        <w:spacing w:line="336" w:lineRule="auto" w:after="180"/>
+      </w:pPr>
+      <w:r>
+        <w:rPr>
+          <w:b w:val="0"/>
+        </w:rPr>
+        <w:t>These are constructed classroom examples; they do not require live accounts, private records or an external service. Do not treat a plausible explanation as a measured outcome.</w:t>
       </w:r>
     </w:p>
     <w:p>
@@ -217,7 +394,54 @@
     </w:p>
     <w:p>
       <w:r>
-        <w:t>Compare raw outputs, input validity and procedure traces. Correct demonstrable measurement errors with provenance; retain valid unusual observations. Label post-result investigations exploratory.</w:t>
+        <w:t>Follow the mechanism for Inspecting failures and anomalies. Connect each labelled input, deciding step and result.</w:t>
+      </w:r>
+    </w:p>
+    <w:p>
+      <w:pPr>
+        <w:spacing w:line="336" w:lineRule="auto" w:after="180"/>
+      </w:pPr>
+      <w:r>
+        <w:rPr>
+          <w:b w:val="0"/>
+        </w:rPr>
+        <w:t xml:space="preserve">Compare raw </w:t>
+      </w:r>
+      <w:r>
+        <w:rPr>
+          <w:b/>
+        </w:rPr>
+        <w:t>output</w:t>
+      </w:r>
+      <w:r>
+        <w:rPr>
+          <w:b w:val="0"/>
+        </w:rPr>
+        <w:t xml:space="preserve">s, </w:t>
+      </w:r>
+      <w:r>
+        <w:rPr>
+          <w:b/>
+        </w:rPr>
+        <w:t>input</w:t>
+      </w:r>
+      <w:r>
+        <w:rPr>
+          <w:b w:val="0"/>
+        </w:rPr>
+        <w:t xml:space="preserve"> validity and procedure traces. Correct demonstrable measurement errors with provenance; retain valid unusual </w:t>
+      </w:r>
+      <w:r>
+        <w:rPr>
+          <w:b/>
+        </w:rPr>
+        <w:t>observation</w:t>
+      </w:r>
+      <w:r>
+        <w:rPr>
+          <w:b w:val="0"/>
+        </w:rPr>
+        <w:t>s. Label post-result investigations exploratory.</w:t>
       </w:r>
     </w:p>
     <w:p>
@@ -313,8 +537,49 @@
       </w:r>
     </w:p>
     <w:p>
-      <w:r>
-        <w:t>Before applying the procedure, write its units, denominator or decision boundary where relevant. A partner should be able to repeat each step using the same inputs. If a required input is absent or violates the stated contract, record that condition explicitly instead of quietly replacing it with a convenient value.</w:t>
+      <w:pPr>
+        <w:spacing w:line="336" w:lineRule="auto" w:after="180"/>
+      </w:pPr>
+      <w:r>
+        <w:rPr>
+          <w:b w:val="0"/>
+        </w:rPr>
+        <w:t xml:space="preserve">Before applying the procedure, write its units, denominator or decision boundary where relevant. A partner should be able to repeat each step using the same </w:t>
+      </w:r>
+      <w:r>
+        <w:rPr>
+          <w:b/>
+        </w:rPr>
+        <w:t>input</w:t>
+      </w:r>
+      <w:r>
+        <w:rPr>
+          <w:b w:val="0"/>
+        </w:rPr>
+        <w:t>s.</w:t>
+      </w:r>
+    </w:p>
+    <w:p>
+      <w:pPr>
+        <w:spacing w:line="336" w:lineRule="auto" w:after="180"/>
+      </w:pPr>
+      <w:r>
+        <w:rPr>
+          <w:b w:val="0"/>
+        </w:rPr>
+        <w:t xml:space="preserve">If a required </w:t>
+      </w:r>
+      <w:r>
+        <w:rPr>
+          <w:b/>
+        </w:rPr>
+        <w:t>input</w:t>
+      </w:r>
+      <w:r>
+        <w:rPr>
+          <w:b w:val="0"/>
+        </w:rPr>
+        <w:t xml:space="preserve"> is absent or violates the stated contract, record that condition explicitly instead of quietly replacing it with a convenient value.</w:t>
       </w:r>
     </w:p>
     <w:p>
@@ -326,8 +591,26 @@
       </w:r>
     </w:p>
     <w:p>
-      <w:r>
-        <w:t>Point to the input, the deciding step and the result in this week’s visual. Explain the same step in ordinary words. A picture helps when you can say what each part represents.</w:t>
+      <w:pPr>
+        <w:spacing w:line="336" w:lineRule="auto" w:after="180"/>
+      </w:pPr>
+      <w:r>
+        <w:rPr>
+          <w:b w:val="0"/>
+        </w:rPr>
+        <w:t xml:space="preserve">Point to the </w:t>
+      </w:r>
+      <w:r>
+        <w:rPr>
+          <w:b/>
+        </w:rPr>
+        <w:t>input</w:t>
+      </w:r>
+      <w:r>
+        <w:rPr>
+          <w:b w:val="0"/>
+        </w:rPr>
+        <w:t>, the deciding step and the result in this week’s visual. Explain the same step in ordinary words. A picture helps when you can say what each part represents.</w:t>
       </w:r>
     </w:p>
     <w:p>
@@ -339,6 +622,11 @@
       </w:r>
     </w:p>
     <w:p>
+      <w:r>
+        <w:t>Compare the supplied cases for Inspecting failures and anomalies. Identify the detail that changes the conclusion.</w:t>
+      </w:r>
+    </w:p>
+    <w:p>
       <w:pPr>
         <w:pStyle w:val="Heading3"/>
       </w:pPr>
@@ -347,7 +635,13 @@
       </w:r>
     </w:p>
     <w:p>
-      <w:r>
+      <w:pPr>
+        <w:spacing w:line="336" w:lineRule="auto" w:after="180"/>
+      </w:pPr>
+      <w:r>
+        <w:rPr>
+          <w:b w:val="0"/>
+        </w:rPr>
         <w:t>Durations1, 2, 2, 15 seconds are all valid traces. Team deletes15 as an outlier without a rule. Show the intermediate steps and give the conclusion with its scope.</w:t>
       </w:r>
     </w:p>
@@ -393,17 +687,68 @@
       </w:r>
     </w:p>
     <w:p>
-      <w:r>
+      <w:pPr>
+        <w:pStyle w:val="Heading3"/>
+      </w:pPr>
+      <w:r>
+        <w:t>Change one thing</w:t>
+      </w:r>
+    </w:p>
+    <w:p>
+      <w:pPr>
+        <w:spacing w:line="336" w:lineRule="auto" w:after="180"/>
+        <w:shd w:fill="F5F1FB"/>
+      </w:pPr>
+      <w:r>
+        <w:rPr>
+          <w:b w:val="0"/>
+        </w:rPr>
         <w:t>Change: Delete the 10-second record only because it looks bad.</w:t>
       </w:r>
     </w:p>
     <w:p>
-      <w:r>
-        <w:t>Prediction: The mean becomes 2 seconds but the selective report violates this plan.</w:t>
-      </w:r>
-    </w:p>
-    <w:p>
-      <w:r>
+      <w:pPr>
+        <w:pStyle w:val="Heading3"/>
+      </w:pPr>
+      <w:r>
+        <w:t>Predicted result</w:t>
+      </w:r>
+    </w:p>
+    <w:p>
+      <w:pPr>
+        <w:spacing w:line="336" w:lineRule="auto" w:after="180"/>
+        <w:shd w:fill="F1F6FC"/>
+      </w:pPr>
+      <w:r>
+        <w:rPr>
+          <w:b/>
+        </w:rPr>
+        <w:t>Prediction</w:t>
+      </w:r>
+      <w:r>
+        <w:rPr>
+          <w:b w:val="0"/>
+        </w:rPr>
+        <w:t>: The mean becomes 2 seconds but the selective report violates this plan.</w:t>
+      </w:r>
+    </w:p>
+    <w:p>
+      <w:pPr>
+        <w:pStyle w:val="Heading3"/>
+      </w:pPr>
+      <w:r>
+        <w:t>Why the result follows</w:t>
+      </w:r>
+    </w:p>
+    <w:p>
+      <w:pPr>
+        <w:spacing w:line="336" w:lineRule="auto" w:after="180"/>
+        <w:shd w:fill="F1F6FC"/>
+      </w:pPr>
+      <w:r>
+        <w:rPr>
+          <w:b w:val="0"/>
+        </w:rPr>
         <w:t>Reason: Observed inconvenient outcomes are not an approved exclusion reason.</w:t>
       </w:r>
     </w:p>
@@ -413,6 +758,11 @@
       </w:pPr>
       <w:r>
         <w:t>05. Words that unlock the idea</w:t>
+      </w:r>
+    </w:p>
+    <w:p>
+      <w:r>
+        <w:t>Use the vocabulary of Inspecting failures and anomalies to explain a concrete decision, rather than only memorising definitions.</w:t>
       </w:r>
     </w:p>
     <w:tbl>
@@ -550,17 +900,41 @@
     </w:p>
     <w:p>
       <w:r>
+        <w:t>Follow the worked trace for Inspecting failures and anomalies, predict a step, then compare with its explanation.</w:t>
+      </w:r>
+    </w:p>
+    <w:p>
+      <w:pPr>
+        <w:spacing w:line="336" w:lineRule="auto" w:after="180"/>
+      </w:pPr>
+      <w:r>
+        <w:rPr>
+          <w:b w:val="0"/>
+        </w:rPr>
         <w:t>Durations1, 2, 2, 15 seconds are all valid traces. Team deletes15 as an outlier without a rule.</w:t>
       </w:r>
     </w:p>
     <w:p>
-      <w:r>
-        <w:t>The slow valid case must remain in the declared primary analysis. Investigate mechanism separately; mean5 and median2 reveal different aspects.</w:t>
-      </w:r>
-    </w:p>
-    <w:p>
-      <w:r>
-        <w:t>Compare the intermediate evidence with the final statement. Explain why each number or decision follows from the stated inputs. The conclusion belongs to this scenario and procedure; changing the inputs, evaluation population or authority can change what it establishes. Retain the raw record so a later revision can be compared honestly.</w:t>
+      <w:pPr>
+        <w:spacing w:line="336" w:lineRule="auto" w:after="180"/>
+      </w:pPr>
+      <w:r>
+        <w:rPr>
+          <w:b w:val="0"/>
+        </w:rPr>
+        <w:t xml:space="preserve">The slow valid case must remain in the declared primary analysis. Investigate </w:t>
+      </w:r>
+      <w:r>
+        <w:rPr>
+          <w:b/>
+        </w:rPr>
+        <w:t>mechanism</w:t>
+      </w:r>
+      <w:r>
+        <w:rPr>
+          <w:b w:val="0"/>
+        </w:rPr>
+        <w:t xml:space="preserve"> separately; mean5 and median2 reveal different aspects.</w:t>
       </w:r>
     </w:p>
     <w:p>
@@ -568,11 +942,85 @@
         <w:pStyle w:val="Heading3"/>
       </w:pPr>
       <w:r>
+        <w:t>Worked explanation · Inspecting failures and anomalies</w:t>
+      </w:r>
+    </w:p>
+    <w:p>
+      <w:pPr>
+        <w:spacing w:line="336" w:lineRule="auto" w:after="180"/>
+        <w:shd w:fill="F1F6FC"/>
+      </w:pPr>
+      <w:r>
+        <w:rPr>
+          <w:b w:val="0"/>
+        </w:rPr>
+        <w:t xml:space="preserve">Compare the intermediate </w:t>
+      </w:r>
+      <w:r>
+        <w:rPr>
+          <w:b/>
+        </w:rPr>
+        <w:t>evidence</w:t>
+      </w:r>
+      <w:r>
+        <w:rPr>
+          <w:b w:val="0"/>
+        </w:rPr>
+        <w:t xml:space="preserve"> with the final statement. Explain why each number or decision follows from the stated </w:t>
+      </w:r>
+      <w:r>
+        <w:rPr>
+          <w:b/>
+        </w:rPr>
+        <w:t>input</w:t>
+      </w:r>
+      <w:r>
+        <w:rPr>
+          <w:b w:val="0"/>
+        </w:rPr>
+        <w:t>s.</w:t>
+      </w:r>
+    </w:p>
+    <w:p>
+      <w:pPr>
+        <w:spacing w:line="336" w:lineRule="auto" w:after="180"/>
+        <w:shd w:fill="F1F6FC"/>
+      </w:pPr>
+      <w:r>
+        <w:rPr>
+          <w:b w:val="0"/>
+        </w:rPr>
+        <w:t xml:space="preserve">The conclusion belongs to this scenario and procedure; changing the </w:t>
+      </w:r>
+      <w:r>
+        <w:rPr>
+          <w:b/>
+        </w:rPr>
+        <w:t>input</w:t>
+      </w:r>
+      <w:r>
+        <w:rPr>
+          <w:b w:val="0"/>
+        </w:rPr>
+        <w:t>s, evaluation population or authority can change what it establishes. Retain the raw record so a later revision can be compared honestly.</w:t>
+      </w:r>
+    </w:p>
+    <w:p>
+      <w:pPr>
+        <w:pStyle w:val="Heading3"/>
+      </w:pPr>
+      <w:r>
         <w:t>Learn from the worked case</w:t>
       </w:r>
     </w:p>
     <w:p>
-      <w:r>
+      <w:pPr>
+        <w:spacing w:line="336" w:lineRule="auto" w:after="180"/>
+      </w:pPr>
+      <w:r>
+        <w:rPr>
+          <w:b w:val="0"/>
+        </w:rPr>
         <w:t>Cover the result before checking it. Say what is given, choose the procedure, and follow one step at a time. Then uncover the result and explain your first mismatch. Ask why a step is allowed, not only what number it produces.</w:t>
       </w:r>
     </w:p>
@@ -585,8 +1033,26 @@
       </w:r>
     </w:p>
     <w:p>
-      <w:r>
-        <w:t>Inspect an anomaly without erasing it. A timing study records four runs and notices one unusually long duration.</w:t>
+      <w:pPr>
+        <w:spacing w:line="336" w:lineRule="auto" w:after="180"/>
+      </w:pPr>
+      <w:r>
+        <w:rPr>
+          <w:b w:val="0"/>
+        </w:rPr>
+        <w:t xml:space="preserve">Inspect an </w:t>
+      </w:r>
+      <w:r>
+        <w:rPr>
+          <w:b/>
+        </w:rPr>
+        <w:t>anomaly</w:t>
+      </w:r>
+      <w:r>
+        <w:rPr>
+          <w:b w:val="0"/>
+        </w:rPr>
+        <w:t xml:space="preserve"> without erasing it. A timing study records four runs and notices one unusually long duration.</w:t>
       </w:r>
     </w:p>
     <w:p>
@@ -598,7 +1064,22 @@
       </w:r>
     </w:p>
     <w:p>
-      <w:r>
+      <w:pPr>
+        <w:pStyle w:val="Heading3"/>
+      </w:pPr>
+      <w:r>
+        <w:t>Supplied facts</w:t>
+      </w:r>
+    </w:p>
+    <w:p>
+      <w:pPr>
+        <w:spacing w:line="336" w:lineRule="auto" w:after="180"/>
+        <w:shd w:fill="F1F6FC"/>
+      </w:pPr>
+      <w:r>
+        <w:rPr>
+          <w:b w:val="0"/>
+        </w:rPr>
         <w:t>Durations are 2,2,2,10 seconds. Logs show a source timeout on the fourth run. The plan includes timeouts in reporting.</w:t>
       </w:r>
     </w:p>
@@ -798,30 +1279,102 @@
       </w:r>
     </w:p>
     <w:p>
-      <w:r>
-        <w:t>An anomaly invites investigation, not automatic deletion. A slow failure may be part of real service behaviour; the predefined rule determines inclusion.</w:t>
-      </w:r>
-    </w:p>
-    <w:p>
       <w:pPr>
         <w:pStyle w:val="Heading3"/>
       </w:pPr>
       <w:r>
+        <w:t>Why the result follows</w:t>
+      </w:r>
+    </w:p>
+    <w:p>
+      <w:pPr>
+        <w:spacing w:line="336" w:lineRule="auto" w:after="180"/>
+        <w:shd w:fill="F1F6FC"/>
+      </w:pPr>
+      <w:r>
+        <w:rPr>
+          <w:b w:val="0"/>
+        </w:rPr>
+        <w:t xml:space="preserve">An </w:t>
+      </w:r>
+      <w:r>
+        <w:rPr>
+          <w:b/>
+        </w:rPr>
+        <w:t>anomaly</w:t>
+      </w:r>
+      <w:r>
+        <w:rPr>
+          <w:b w:val="0"/>
+        </w:rPr>
+        <w:t xml:space="preserve"> invites investigation, not automatic deletion. A slow failure may be part of real service behaviour; the predefined rule determines inclusion.</w:t>
+      </w:r>
+    </w:p>
+    <w:p>
+      <w:pPr>
+        <w:pStyle w:val="Heading3"/>
+      </w:pPr>
+      <w:r>
         <w:t>What this example does not establish</w:t>
       </w:r>
     </w:p>
     <w:p>
-      <w:r>
+      <w:pPr>
+        <w:pStyle w:val="Heading3"/>
+      </w:pPr>
+      <w:r>
+        <w:t>Keep the stated limit</w:t>
+      </w:r>
+    </w:p>
+    <w:p>
+      <w:pPr>
+        <w:spacing w:line="336" w:lineRule="auto" w:after="180"/>
+        <w:shd w:fill="FFF5E6"/>
+      </w:pPr>
+      <w:r>
+        <w:rPr>
+          <w:b w:val="0"/>
+        </w:rPr>
         <w:t>A logged timeout does not identify every underlying cause; report conditions and test explanations.</w:t>
       </w:r>
     </w:p>
     <w:p>
-      <w:r>
+      <w:pPr>
+        <w:pStyle w:val="Heading3"/>
+      </w:pPr>
+      <w:r>
+        <w:t>Keep the stated limit</w:t>
+      </w:r>
+    </w:p>
+    <w:p>
+      <w:pPr>
+        <w:spacing w:line="336" w:lineRule="auto" w:after="180"/>
+        <w:shd w:fill="FFF5E6"/>
+      </w:pPr>
+      <w:r>
+        <w:rPr>
+          <w:b w:val="0"/>
+        </w:rPr>
         <w:t>Read the labelled picture: Calculate mean and median for 2,2,2,10. What does the timeout log establish, and why is deleting that inconvenient record incompatible with the stated plan?</w:t>
       </w:r>
     </w:p>
     <w:p>
-      <w:r>
+      <w:pPr>
+        <w:pStyle w:val="Heading3"/>
+      </w:pPr>
+      <w:r>
+        <w:t>Keep the stated limit</w:t>
+      </w:r>
+    </w:p>
+    <w:p>
+      <w:pPr>
+        <w:spacing w:line="336" w:lineRule="auto" w:after="180"/>
+        <w:shd w:fill="FFF5E6"/>
+      </w:pPr>
+      <w:r>
+        <w:rPr>
+          <w:b w:val="0"/>
+        </w:rPr>
         <w:t>Change one thing: Delete the 10-second record only because it looks bad. Predict the result before checking the explanation. What remains the same?</w:t>
       </w:r>
     </w:p>
@@ -835,19 +1388,69 @@
     </w:p>
     <w:p>
       <w:r>
+        <w:t>Find the unsupported step in the Inspecting failures and anomalies claim and explain a repair using the supplied evidence.</w:t>
+      </w:r>
+    </w:p>
+    <w:p>
+      <w:pPr>
+        <w:spacing w:line="336" w:lineRule="auto" w:after="180"/>
+      </w:pPr>
+      <w:r>
+        <w:rPr>
+          <w:b w:val="0"/>
+        </w:rPr>
         <w:t>Post-hoc exclusion based on an unwanted outcome can distort the conclusion.</w:t>
       </w:r>
     </w:p>
     <w:p>
-      <w:r>
-        <w:t>A useful check asks what would make the reasoning fail. Distinguish a failure to execute the declared procedure from a weakness in the procedure itself. The first may require a correction; the second requires an explicitly revised method and new evidence. Preserve unsuccessful cases so an improved result cannot hide the original problem.</w:t>
-      </w:r>
-    </w:p>
-    <w:p>
       <w:pPr>
         <w:pStyle w:val="Heading3"/>
       </w:pPr>
       <w:r>
+        <w:t>Check the claim against the facts</w:t>
+      </w:r>
+    </w:p>
+    <w:p>
+      <w:pPr>
+        <w:spacing w:line="336" w:lineRule="auto" w:after="180"/>
+        <w:shd w:fill="FFF5E6"/>
+      </w:pPr>
+      <w:r>
+        <w:rPr>
+          <w:b w:val="0"/>
+        </w:rPr>
+        <w:t>A useful check asks what would make the reasoning fail. Distinguish a failure to execute the declared procedure from a weakness in the procedure itself.</w:t>
+      </w:r>
+    </w:p>
+    <w:p>
+      <w:pPr>
+        <w:spacing w:line="336" w:lineRule="auto" w:after="180"/>
+        <w:shd w:fill="FFF5E6"/>
+      </w:pPr>
+      <w:r>
+        <w:rPr>
+          <w:b w:val="0"/>
+        </w:rPr>
+        <w:t xml:space="preserve">The first may require a correction; the second requires an explicitly revised method and new </w:t>
+      </w:r>
+      <w:r>
+        <w:rPr>
+          <w:b/>
+        </w:rPr>
+        <w:t>evidence</w:t>
+      </w:r>
+      <w:r>
+        <w:rPr>
+          <w:b w:val="0"/>
+        </w:rPr>
+        <w:t>. Preserve unsuccessful cases so an improved result cannot hide the original problem.</w:t>
+      </w:r>
+    </w:p>
+    <w:p>
+      <w:pPr>
+        <w:pStyle w:val="Heading3"/>
+      </w:pPr>
+      <w:r>
         <w:t>Guided: restate the worked result, then name the assumption or limitation that prevents a broader conclusion.</w:t>
       </w:r>
     </w:p>
@@ -885,7 +1488,13 @@
       </w:r>
     </w:p>
     <w:p>
-      <w:r>
+      <w:pPr>
+        <w:spacing w:line="336" w:lineRule="auto" w:after="180"/>
+      </w:pPr>
+      <w:r>
+        <w:rPr>
+          <w:b w:val="0"/>
+        </w:rPr>
         <w:t>A report omits this qualification: Post-hoc exclusion based on an unwanted outcome can distort the conclusion. Explain how omitting it could change a reader's interpretation, and write an accurate replacement.</w:t>
       </w:r>
     </w:p>
@@ -937,7 +1546,54 @@
     </w:p>
     <w:p>
       <w:r>
-        <w:t>Explain the weekly mechanism in your own words. Use the worked scenario to name its input, decision rule and output.</w:t>
+        <w:t>Practise Inspecting failures and anomalies with support, then explain the deciding step in your own words.</w:t>
+      </w:r>
+    </w:p>
+    <w:p>
+      <w:pPr>
+        <w:spacing w:line="336" w:lineRule="auto" w:after="180"/>
+      </w:pPr>
+      <w:r>
+        <w:rPr>
+          <w:b w:val="0"/>
+        </w:rPr>
+        <w:t xml:space="preserve">Explain the weekly </w:t>
+      </w:r>
+      <w:r>
+        <w:rPr>
+          <w:b/>
+        </w:rPr>
+        <w:t>mechanism</w:t>
+      </w:r>
+      <w:r>
+        <w:rPr>
+          <w:b w:val="0"/>
+        </w:rPr>
+        <w:t xml:space="preserve"> in your own words. Use the worked scenario to name its </w:t>
+      </w:r>
+      <w:r>
+        <w:rPr>
+          <w:b/>
+        </w:rPr>
+        <w:t>input</w:t>
+      </w:r>
+      <w:r>
+        <w:rPr>
+          <w:b w:val="0"/>
+        </w:rPr>
+        <w:t xml:space="preserve">, decision rule and </w:t>
+      </w:r>
+      <w:r>
+        <w:rPr>
+          <w:b/>
+        </w:rPr>
+        <w:t>output</w:t>
+      </w:r>
+      <w:r>
+        <w:rPr>
+          <w:b w:val="0"/>
+        </w:rPr>
+        <w:t>.</w:t>
       </w:r>
     </w:p>
     <w:p>
@@ -1010,8 +1666,26 @@
       </w:r>
     </w:p>
     <w:p>
-      <w:r>
-        <w:t>Use workbook W2 for the connected example “Inspecting failures and anomalies”. First fill the input and rule boxes. Try the middle steps before asking for a hint. After a hint, try the next step yourself.</w:t>
+      <w:pPr>
+        <w:spacing w:line="336" w:lineRule="auto" w:after="180"/>
+      </w:pPr>
+      <w:r>
+        <w:rPr>
+          <w:b w:val="0"/>
+        </w:rPr>
+        <w:t xml:space="preserve">Use workbook W2 for the connected example “Inspecting failures and anomalies”. First fill the </w:t>
+      </w:r>
+      <w:r>
+        <w:rPr>
+          <w:b/>
+        </w:rPr>
+        <w:t>input</w:t>
+      </w:r>
+      <w:r>
+        <w:rPr>
+          <w:b w:val="0"/>
+        </w:rPr>
+        <w:t xml:space="preserve"> and rule boxes. Try the middle steps before asking for a hint. After a hint, try the next step yourself.</w:t>
       </w:r>
     </w:p>
     <w:tbl>
@@ -1094,7 +1768,13 @@
       </w:tr>
     </w:tbl>
     <w:p>
-      <w:r>
+      <w:pPr>
+        <w:spacing w:line="336" w:lineRule="auto" w:after="180"/>
+      </w:pPr>
+      <w:r>
+        <w:rPr>
+          <w:b w:val="0"/>
+        </w:rPr>
         <w:t>Explain your trace to a partner. Your partner points to one step to check. Swap roles on the next case. Each person writes their own explanation.</w:t>
       </w:r>
     </w:p>
@@ -1107,12 +1787,35 @@
       </w:r>
     </w:p>
     <w:p>
-      <w:r>
-        <w:t>Use the worked case for Inspecting failures and anomalies. Proposed explanation: “The worked result establishes every future case”. Decide whether this explanation is supported. Point to the step or supplied fact that decides; explain your repair if needed.</w:t>
-      </w:r>
-    </w:p>
-    <w:p>
-      <w:r>
+      <w:pPr>
+        <w:spacing w:line="336" w:lineRule="auto" w:after="180"/>
+      </w:pPr>
+      <w:r>
+        <w:rPr>
+          <w:b w:val="0"/>
+        </w:rPr>
+        <w:t>Use the worked case for Inspecting failures and anomalies. Proposed explanation: “The worked result establishes every future case”. Decide whether this explanation is supported.</w:t>
+      </w:r>
+    </w:p>
+    <w:p>
+      <w:pPr>
+        <w:spacing w:line="336" w:lineRule="auto" w:after="180"/>
+      </w:pPr>
+      <w:r>
+        <w:rPr>
+          <w:b w:val="0"/>
+        </w:rPr>
+        <w:t>Point to the step or supplied fact that decides; explain your repair if needed.</w:t>
+      </w:r>
+    </w:p>
+    <w:p>
+      <w:pPr>
+        <w:spacing w:line="336" w:lineRule="auto" w:after="180"/>
+      </w:pPr>
+      <w:r>
+        <w:rPr>
+          <w:b w:val="0"/>
+        </w:rPr>
         <w:t>Answer on your own before discussion. If you are unsure, say which step you need help with.</w:t>
       </w:r>
     </w:p>
@@ -1125,7 +1828,14 @@
       </w:r>
     </w:p>
     <w:p>
-      <w:r>
+      <w:pPr>
+        <w:spacing w:line="336" w:lineRule="auto" w:after="180"/>
+        <w:shd w:fill="F5F1FB"/>
+      </w:pPr>
+      <w:r>
+        <w:rPr>
+          <w:b w:val="0"/>
+        </w:rPr>
         <w:t>Calculate mean and median for 2,2,2,10. What does the timeout log establish, and why is deleting that inconvenient record incompatible with the stated plan?</w:t>
       </w:r>
     </w:p>
@@ -1158,7 +1868,13 @@
       </w:r>
     </w:p>
     <w:p>
-      <w:r>
+      <w:pPr>
+        <w:spacing w:line="336" w:lineRule="auto" w:after="180"/>
+      </w:pPr>
+      <w:r>
+        <w:rPr>
+          <w:b w:val="0"/>
+        </w:rPr>
         <w:t>This is supported practice. Keep the separately named independent case for an attempt before feedback.</w:t>
       </w:r>
     </w:p>
@@ -1171,6 +1887,11 @@
       </w:r>
     </w:p>
     <w:p>
+      <w:r>
+        <w:t>Investigate Inspecting failures and anomalies. Record the prediction, actual observation or labelled paper trace, explanation and next test separately.</w:t>
+      </w:r>
+    </w:p>
+    <w:p>
       <w:pPr>
         <w:pStyle w:val="Heading3"/>
       </w:pPr>
@@ -1179,7 +1900,13 @@
       </w:r>
     </w:p>
     <w:p>
-      <w:r>
+      <w:pPr>
+        <w:spacing w:line="336" w:lineRule="auto" w:after="180"/>
+      </w:pPr>
+      <w:r>
+        <w:rPr>
+          <w:b w:val="0"/>
+        </w:rPr>
         <w:t>Durations1, 2, 2, 15 seconds are all valid traces. Team deletes15 as an outlier without a rule. Show the intermediate steps and give the conclusion with its scope.</w:t>
       </w:r>
     </w:p>
@@ -1320,7 +2047,13 @@
       </w:tr>
     </w:tbl>
     <w:p>
-      <w:r>
+      <w:pPr>
+        <w:spacing w:line="336" w:lineRule="auto" w:after="180"/>
+      </w:pPr>
+      <w:r>
+        <w:rPr>
+          <w:b w:val="0"/>
+        </w:rPr>
         <w:t>On paper, trace the supplied procedure. If code is provided, predict before running it in a local practice file. Never write an expected answer as though it were an observed run.</w:t>
       </w:r>
     </w:p>
@@ -1333,7 +2066,13 @@
       </w:r>
     </w:p>
     <w:p>
-      <w:r>
+      <w:pPr>
+        <w:spacing w:line="336" w:lineRule="auto" w:after="180"/>
+      </w:pPr>
+      <w:r>
+        <w:rPr>
+          <w:b w:val="0"/>
+        </w:rPr>
         <w:t>Before trying: what do I expect, and why? While trying: which step could first go wrong? Afterwards: what did I actually observe, and what should change? Keep “not run” if you only traced the procedure.</w:t>
       </w:r>
     </w:p>
@@ -1346,6 +2085,11 @@
       </w:r>
     </w:p>
     <w:p>
+      <w:r>
+        <w:t>Move from recall to tracing, diagnosis and transfer in Inspecting failures and anomalies. Explain why each step is justified.</w:t>
+      </w:r>
+    </w:p>
+    <w:p>
       <w:pPr>
         <w:pStyle w:val="Heading3"/>
       </w:pPr>
@@ -1354,18 +2098,83 @@
       </w:r>
     </w:p>
     <w:p>
-      <w:r>
-        <w:t>Explain the weekly mechanism in your own words. Use the worked scenario to name its input, decision rule and output.</w:t>
-      </w:r>
-    </w:p>
-    <w:p>
-      <w:r>
+      <w:pPr>
+        <w:spacing w:line="336" w:lineRule="auto" w:after="180"/>
+      </w:pPr>
+      <w:r>
+        <w:rPr>
+          <w:b w:val="0"/>
+        </w:rPr>
+        <w:t xml:space="preserve">Explain the weekly </w:t>
+      </w:r>
+      <w:r>
+        <w:rPr>
+          <w:b/>
+        </w:rPr>
+        <w:t>mechanism</w:t>
+      </w:r>
+      <w:r>
+        <w:rPr>
+          <w:b w:val="0"/>
+        </w:rPr>
+        <w:t xml:space="preserve"> in your own words. Use the worked scenario to name its </w:t>
+      </w:r>
+      <w:r>
+        <w:rPr>
+          <w:b/>
+        </w:rPr>
+        <w:t>input</w:t>
+      </w:r>
+      <w:r>
+        <w:rPr>
+          <w:b w:val="0"/>
+        </w:rPr>
+        <w:t xml:space="preserve">, decision rule and </w:t>
+      </w:r>
+      <w:r>
+        <w:rPr>
+          <w:b/>
+        </w:rPr>
+        <w:t>output</w:t>
+      </w:r>
+      <w:r>
+        <w:rPr>
+          <w:b w:val="0"/>
+        </w:rPr>
+        <w:t>.</w:t>
+      </w:r>
+    </w:p>
+    <w:p>
+      <w:pPr>
+        <w:spacing w:line="336" w:lineRule="auto" w:after="180"/>
+      </w:pPr>
+      <w:r>
+        <w:rPr>
+          <w:b w:val="0"/>
+        </w:rPr>
         <w:t>A report omits this qualification: Post-hoc exclusion based on an unwanted outcome can distort the conclusion. Explain how omitting it could change a reader's interpretation, and write an accurate replacement.</w:t>
       </w:r>
     </w:p>
     <w:p>
-      <w:r>
-        <w:t>For the worked scenario, propose one additional case that could reveal a failure, describe its expected outcome before running it, and explain what would need to remain fixed for a fair comparison. Do not reuse W4 as a new final test after receiving feedback.</w:t>
+      <w:pPr>
+        <w:spacing w:line="336" w:lineRule="auto" w:after="180"/>
+      </w:pPr>
+      <w:r>
+        <w:rPr>
+          <w:b w:val="0"/>
+        </w:rPr>
+        <w:t>For the worked scenario, propose one additional case that could reveal a failure, describe its expected outcome before running it, and explain what would need to remain fixed for a fair comparison.</w:t>
+      </w:r>
+    </w:p>
+    <w:p>
+      <w:pPr>
+        <w:spacing w:line="336" w:lineRule="auto" w:after="180"/>
+      </w:pPr>
+      <w:r>
+        <w:rPr>
+          <w:b w:val="0"/>
+        </w:rPr>
+        <w:t>Do not reuse W4 as a new final test after receiving feedback.</w:t>
       </w:r>
     </w:p>
     <w:p>
@@ -1411,7 +2220,77 @@
     </w:p>
     <w:p>
       <w:r>
-        <w:t>Add a labelled inspecting failures and anomalies evidence sheet to Reproducible AI Research Study. Show how you can explain the mechanism and terminology of inspecting failures and anomalies. Use the supplied fictional case and keep its inputs, intermediate steps, calculation or prediction, and limitation. Connect this record to last week’s record; a matching answer without a trace is insufficient.</w:t>
+        <w:t>Apply this week’s idea to Reproducible AI Research Study. Keep an annotated decision and the evidence supporting it.</w:t>
+      </w:r>
+    </w:p>
+    <w:p>
+      <w:pPr>
+        <w:spacing w:line="336" w:lineRule="auto" w:after="180"/>
+      </w:pPr>
+      <w:r>
+        <w:rPr>
+          <w:b w:val="0"/>
+        </w:rPr>
+        <w:t xml:space="preserve">Add a labelled inspecting failures and anomalies </w:t>
+      </w:r>
+      <w:r>
+        <w:rPr>
+          <w:b/>
+        </w:rPr>
+        <w:t>evidence</w:t>
+      </w:r>
+      <w:r>
+        <w:rPr>
+          <w:b w:val="0"/>
+        </w:rPr>
+        <w:t xml:space="preserve"> sheet to Reproducible AI Research Study. Show how you can explain the </w:t>
+      </w:r>
+      <w:r>
+        <w:rPr>
+          <w:b/>
+        </w:rPr>
+        <w:t>mechanism</w:t>
+      </w:r>
+      <w:r>
+        <w:rPr>
+          <w:b w:val="0"/>
+        </w:rPr>
+        <w:t xml:space="preserve"> and terminology of inspecting failures and anomalies.</w:t>
+      </w:r>
+    </w:p>
+    <w:p>
+      <w:pPr>
+        <w:spacing w:line="336" w:lineRule="auto" w:after="180"/>
+      </w:pPr>
+      <w:r>
+        <w:rPr>
+          <w:b w:val="0"/>
+        </w:rPr>
+        <w:t xml:space="preserve">Use the supplied fictional case and keep its </w:t>
+      </w:r>
+      <w:r>
+        <w:rPr>
+          <w:b/>
+        </w:rPr>
+        <w:t>input</w:t>
+      </w:r>
+      <w:r>
+        <w:rPr>
+          <w:b w:val="0"/>
+        </w:rPr>
+        <w:t xml:space="preserve">s, intermediate steps, calculation or </w:t>
+      </w:r>
+      <w:r>
+        <w:rPr>
+          <w:b/>
+        </w:rPr>
+        <w:t>prediction</w:t>
+      </w:r>
+      <w:r>
+        <w:rPr>
+          <w:b w:val="0"/>
+        </w:rPr>
+        <w:t>, and limitation. Connect this record to last week’s record; a matching answer without a trace is insufficient.</w:t>
       </w:r>
     </w:p>
     <w:tbl>
@@ -1539,7 +2418,13 @@
       </w:r>
     </w:p>
     <w:p>
-      <w:r>
+      <w:pPr>
+        <w:spacing w:line="336" w:lineRule="auto" w:after="180"/>
+      </w:pPr>
+      <w:r>
+        <w:rPr>
+          <w:b w:val="0"/>
+        </w:rPr>
         <w:t>For the Reproducible AI Research Study, retain an annotated worked trace and the changed-case reasoning. Connect the claim to its records, units and assumptions so another investigator can challenge or reproduce it.</w:t>
       </w:r>
     </w:p>
@@ -1553,7 +2438,29 @@
     </w:p>
     <w:p>
       <w:r>
-        <w:t>Complete the supported workbook tasks before attempting W4 independently. Record any hints or help used. After feedback, use the teacher's fresh retry rather than copying the earlier answer. For a project, select a relevant new case, predict the outcome from the declared rule and preserve the result alongside any revision.</w:t>
+        <w:t>Use a genuinely new case for independent evidence. Previously discussed examples remain practice; use the separately named independent case before feedback.</w:t>
+      </w:r>
+    </w:p>
+    <w:p>
+      <w:pPr>
+        <w:spacing w:line="336" w:lineRule="auto" w:after="180"/>
+      </w:pPr>
+      <w:r>
+        <w:rPr>
+          <w:b w:val="0"/>
+        </w:rPr>
+        <w:t>Complete the supported workbook tasks before attempting W4 independently. Record any hints or help used. After feedback, use the teacher's fresh retry rather than copying the earlier answer.</w:t>
+      </w:r>
+    </w:p>
+    <w:p>
+      <w:pPr>
+        <w:spacing w:line="336" w:lineRule="auto" w:after="180"/>
+      </w:pPr>
+      <w:r>
+        <w:rPr>
+          <w:b w:val="0"/>
+        </w:rPr>
+        <w:t>For a project, select a relevant new case, predict the outcome from the declared rule and preserve the result alongside any revision.</w:t>
       </w:r>
     </w:p>
     <w:p>
@@ -1590,8 +2497,25 @@
       </w:r>
     </w:p>
     <w:p>
-      <w:r>
-        <w:t>For the worked scenario, propose one additional case that could reveal a failure, describe its expected outcome before running it, and explain what would need to remain fixed for a fair comparison. Do not reuse W4 as a new final test after receiving feedback.</w:t>
+      <w:pPr>
+        <w:spacing w:line="336" w:lineRule="auto" w:after="180"/>
+      </w:pPr>
+      <w:r>
+        <w:rPr>
+          <w:b w:val="0"/>
+        </w:rPr>
+        <w:t>For the worked scenario, propose one additional case that could reveal a failure, describe its expected outcome before running it, and explain what would need to remain fixed for a fair comparison.</w:t>
+      </w:r>
+    </w:p>
+    <w:p>
+      <w:pPr>
+        <w:spacing w:line="336" w:lineRule="auto" w:after="180"/>
+      </w:pPr>
+      <w:r>
+        <w:rPr>
+          <w:b w:val="0"/>
+        </w:rPr>
+        <w:t>Do not reuse W4 as a new final test after receiving feedback.</w:t>
       </w:r>
     </w:p>
     <w:p>
@@ -1628,6 +2552,11 @@
       </w:pPr>
       <w:r>
         <w:t>13. Study a complete case</w:t>
+      </w:r>
+    </w:p>
+    <w:p>
+      <w:r>
+        <w:t>Revisit the complete Inspecting failures and anomalies case for supported practice. Repeated examples do not become fresh assessments.</w:t>
       </w:r>
     </w:p>
     <w:p>
@@ -1731,8 +2660,26 @@
       </w:r>
     </w:p>
     <w:p>
-      <w:r>
-        <w:t>Follow the input through the stated procedure to its result. Cover the result first, predict it, then explain every intermediate step. The text/table accompanies the figure so the example can be read without colour.</w:t>
+      <w:pPr>
+        <w:spacing w:line="336" w:lineRule="auto" w:after="180"/>
+      </w:pPr>
+      <w:r>
+        <w:rPr>
+          <w:b w:val="0"/>
+        </w:rPr>
+        <w:t xml:space="preserve">Follow the </w:t>
+      </w:r>
+      <w:r>
+        <w:rPr>
+          <w:b/>
+        </w:rPr>
+        <w:t>input</w:t>
+      </w:r>
+      <w:r>
+        <w:rPr>
+          <w:b w:val="0"/>
+        </w:rPr>
+        <w:t xml:space="preserve"> through the stated procedure to its result. Cover the result first, predict it, then explain every intermediate step. The text/table accompanies the figure so the example can be read without colour.</w:t>
       </w:r>
     </w:p>
     <w:p>
@@ -1782,6 +2729,11 @@
       </w:r>
     </w:p>
     <w:p>
+      <w:r>
+        <w:t>Attempt the reserved new case before feedback. Record support; the earlier examples below remain additional practice.</w:t>
+      </w:r>
+    </w:p>
+    <w:p>
       <w:pPr>
         <w:pStyle w:val="Heading3"/>
       </w:pPr>
@@ -1790,7 +2742,13 @@
       </w:r>
     </w:p>
     <w:p>
-      <w:r>
+      <w:pPr>
+        <w:spacing w:line="336" w:lineRule="auto" w:after="180"/>
+      </w:pPr>
+      <w:r>
+        <w:rPr>
+          <w:b w:val="0"/>
+        </w:rPr>
         <w:t>Values2, 3, 4, 20 are valid. Compute mean and median and propose an honest investigation.</w:t>
       </w:r>
     </w:p>
@@ -1838,7 +2796,13 @@
       </w:r>
     </w:p>
     <w:p>
-      <w:r>
+      <w:pPr>
+        <w:spacing w:line="336" w:lineRule="auto" w:after="180"/>
+      </w:pPr>
+      <w:r>
+        <w:rPr>
+          <w:b w:val="0"/>
+        </w:rPr>
         <w:t>Attempt this case before feedback. Record any help. Earlier examples below are further practice; a case already practised with feedback cannot establish fresh transfer.</w:t>
       </w:r>
     </w:p>
@@ -1851,7 +2815,13 @@
       </w:r>
     </w:p>
     <w:p>
-      <w:r>
+      <w:pPr>
+        <w:spacing w:line="336" w:lineRule="auto" w:after="180"/>
+      </w:pPr>
+      <w:r>
+        <w:rPr>
+          <w:b w:val="0"/>
+        </w:rPr>
         <w:t>Values2, 3, 4, 20 are valid. Compute mean and median and propose an honest investigation.</w:t>
       </w:r>
     </w:p>
@@ -1904,7 +2874,13 @@
       </w:r>
     </w:p>
     <w:p>
-      <w:r>
+      <w:pPr>
+        <w:spacing w:line="336" w:lineRule="auto" w:after="180"/>
+      </w:pPr>
+      <w:r>
+        <w:rPr>
+          <w:b w:val="0"/>
+        </w:rPr>
         <w:t>Record support used: none, hint or teacher explanation. After feedback, a different case is needed to demonstrate independence.</w:t>
       </w:r>
     </w:p>
@@ -1917,8 +2893,25 @@
       </w:r>
     </w:p>
     <w:p>
-      <w:r>
-        <w:t>Attempt the independent case before hints. Record whether you worked alone, used a hint or followed a model. After feedback, fix the first unsupported step and explain why it changed. A later check uses a changed case, not a copied answer.</w:t>
+      <w:pPr>
+        <w:spacing w:line="336" w:lineRule="auto" w:after="180"/>
+      </w:pPr>
+      <w:r>
+        <w:rPr>
+          <w:b w:val="0"/>
+        </w:rPr>
+        <w:t>Attempt the independent case before hints. Record whether you worked alone, used a hint or followed a model. After feedback, fix the first unsupported step and explain why it changed.</w:t>
+      </w:r>
+    </w:p>
+    <w:p>
+      <w:pPr>
+        <w:spacing w:line="336" w:lineRule="auto" w:after="180"/>
+      </w:pPr>
+      <w:r>
+        <w:rPr>
+          <w:b w:val="0"/>
+        </w:rPr>
+        <w:t>A later check uses a changed case, not a copied answer.</w:t>
       </w:r>
     </w:p>
     <w:p>
@@ -1931,7 +2924,30 @@
     </w:p>
     <w:p>
       <w:r>
-        <w:t>Start with this question: Inspect an anomaly without erasing it. A timing study records four runs and notices one unusually long duration.</w:t>
+        <w:t>Use this map to navigate Inspecting failures and anomalies, connect the goals to tasks and keep one evidence record for each attempt.</w:t>
+      </w:r>
+    </w:p>
+    <w:p>
+      <w:pPr>
+        <w:spacing w:line="336" w:lineRule="auto" w:after="180"/>
+      </w:pPr>
+      <w:r>
+        <w:rPr>
+          <w:b w:val="0"/>
+        </w:rPr>
+        <w:t xml:space="preserve">Start with this question: Inspect an </w:t>
+      </w:r>
+      <w:r>
+        <w:rPr>
+          <w:b/>
+        </w:rPr>
+        <w:t>anomaly</w:t>
+      </w:r>
+      <w:r>
+        <w:rPr>
+          <w:b w:val="0"/>
+        </w:rPr>
+        <w:t xml:space="preserve"> without erasing it. A timing study records four runs and notices one unusually long duration.</w:t>
       </w:r>
     </w:p>
     <w:tbl>
@@ -2037,13 +3053,61 @@
       </w:tr>
     </w:tbl>
     <w:p>
-      <w:r>
-        <w:t>Remember → watch and explain → try with help → investigate → try independently → keep project evidence. Your teacher may spread this lesson across several classes.</w:t>
-      </w:r>
-    </w:p>
-    <w:p>
-      <w:r>
-        <w:t>Keep your first prediction. Compare it with what the evidence shows and explain any change.</w:t>
+      <w:pPr>
+        <w:spacing w:line="336" w:lineRule="auto" w:after="180"/>
+      </w:pPr>
+      <w:r>
+        <w:rPr>
+          <w:b w:val="0"/>
+        </w:rPr>
+        <w:t xml:space="preserve">Remember → watch and explain → try with help → investigate → try independently → keep project </w:t>
+      </w:r>
+      <w:r>
+        <w:rPr>
+          <w:b/>
+        </w:rPr>
+        <w:t>evidence</w:t>
+      </w:r>
+      <w:r>
+        <w:rPr>
+          <w:b w:val="0"/>
+        </w:rPr>
+        <w:t>. Your teacher may spread this lesson across several classes.</w:t>
+      </w:r>
+    </w:p>
+    <w:p>
+      <w:pPr>
+        <w:spacing w:line="336" w:lineRule="auto" w:after="180"/>
+      </w:pPr>
+      <w:r>
+        <w:rPr>
+          <w:b w:val="0"/>
+        </w:rPr>
+        <w:t xml:space="preserve">Keep your first </w:t>
+      </w:r>
+      <w:r>
+        <w:rPr>
+          <w:b/>
+        </w:rPr>
+        <w:t>prediction</w:t>
+      </w:r>
+      <w:r>
+        <w:rPr>
+          <w:b w:val="0"/>
+        </w:rPr>
+        <w:t xml:space="preserve">. Compare it with what the </w:t>
+      </w:r>
+      <w:r>
+        <w:rPr>
+          <w:b/>
+        </w:rPr>
+        <w:t>evidence</w:t>
+      </w:r>
+      <w:r>
+        <w:rPr>
+          <w:b w:val="0"/>
+        </w:rPr>
+        <w:t xml:space="preserve"> shows and explain any change.</w:t>
       </w:r>
     </w:p>
     <w:p>
@@ -2056,7 +3120,30 @@
     </w:p>
     <w:p>
       <w:r>
-        <w:t>Close your notes. Explain this goal in your own words: Explain the mechanism and terminology of inspecting failures and anomalies</w:t>
+        <w:t>Explain Inspecting failures and anomalies without notes, identify a remaining question and plan a later check with a changed case.</w:t>
+      </w:r>
+    </w:p>
+    <w:p>
+      <w:pPr>
+        <w:spacing w:line="336" w:lineRule="auto" w:after="180"/>
+      </w:pPr>
+      <w:r>
+        <w:rPr>
+          <w:b w:val="0"/>
+        </w:rPr>
+        <w:t xml:space="preserve">Close your notes. Explain this goal in your own words: Explain the </w:t>
+      </w:r>
+      <w:r>
+        <w:rPr>
+          <w:b/>
+        </w:rPr>
+        <w:t>mechanism</w:t>
+      </w:r>
+      <w:r>
+        <w:rPr>
+          <w:b w:val="0"/>
+        </w:rPr>
+        <w:t xml:space="preserve"> and terminology of inspecting failures and anomalies</w:t>
       </w:r>
     </w:p>
     <w:p>
@@ -2093,13 +3180,61 @@
       </w:r>
     </w:p>
     <w:p>
-      <w:r>
-        <w:t>If you are unsure, return to the worked picture and explain one arrow. If you are ready, change an input or assumption and justify your prediction.</w:t>
-      </w:r>
-    </w:p>
-    <w:p>
-      <w:r>
-        <w:t>Save your workbook evidence. At the next review, try a different case before opening your old answer.</w:t>
+      <w:pPr>
+        <w:spacing w:line="336" w:lineRule="auto" w:after="180"/>
+      </w:pPr>
+      <w:r>
+        <w:rPr>
+          <w:b w:val="0"/>
+        </w:rPr>
+        <w:t xml:space="preserve">If you are unsure, return to the worked picture and explain one arrow. If you are ready, change an </w:t>
+      </w:r>
+      <w:r>
+        <w:rPr>
+          <w:b/>
+        </w:rPr>
+        <w:t>input</w:t>
+      </w:r>
+      <w:r>
+        <w:rPr>
+          <w:b w:val="0"/>
+        </w:rPr>
+        <w:t xml:space="preserve"> or assumption and justify your </w:t>
+      </w:r>
+      <w:r>
+        <w:rPr>
+          <w:b/>
+        </w:rPr>
+        <w:t>prediction</w:t>
+      </w:r>
+      <w:r>
+        <w:rPr>
+          <w:b w:val="0"/>
+        </w:rPr>
+        <w:t>.</w:t>
+      </w:r>
+    </w:p>
+    <w:p>
+      <w:pPr>
+        <w:spacing w:line="336" w:lineRule="auto" w:after="180"/>
+      </w:pPr>
+      <w:r>
+        <w:rPr>
+          <w:b w:val="0"/>
+        </w:rPr>
+        <w:t xml:space="preserve">Save your workbook </w:t>
+      </w:r>
+      <w:r>
+        <w:rPr>
+          <w:b/>
+        </w:rPr>
+        <w:t>evidence</w:t>
+      </w:r>
+      <w:r>
+        <w:rPr>
+          <w:b w:val="0"/>
+        </w:rPr>
+        <w:t>. At the next review, try a different case before opening your old answer.</w:t>
       </w:r>
     </w:p>
     <w:p>
@@ -2112,12 +3247,41 @@
     </w:p>
     <w:p>
       <w:r>
+        <w:t>Attempt supported questions before using hints or feedback. Review a missing building block, then keep the completed work.</w:t>
+      </w:r>
+    </w:p>
+    <w:p>
+      <w:pPr>
+        <w:spacing w:line="336" w:lineRule="auto" w:after="180"/>
+      </w:pPr>
+      <w:r>
+        <w:rPr>
+          <w:b w:val="0"/>
+        </w:rPr>
         <w:t>Use this supported practice once, in the browser or on paper. Keep the reserved independent assessment for a separate first attempt before teacher feedback.</w:t>
       </w:r>
     </w:p>
     <w:p>
-      <w:r>
-        <w:t>Inspect an anomaly without erasing it. A timing study records four runs and notices one unusually long duration.</w:t>
+      <w:pPr>
+        <w:spacing w:line="336" w:lineRule="auto" w:after="180"/>
+      </w:pPr>
+      <w:r>
+        <w:rPr>
+          <w:b w:val="0"/>
+        </w:rPr>
+        <w:t xml:space="preserve">Inspect an </w:t>
+      </w:r>
+      <w:r>
+        <w:rPr>
+          <w:b/>
+        </w:rPr>
+        <w:t>anomaly</w:t>
+      </w:r>
+      <w:r>
+        <w:rPr>
+          <w:b w:val="0"/>
+        </w:rPr>
+        <w:t xml:space="preserve"> without erasing it. A timing study records four runs and notices one unusually long duration.</w:t>
       </w:r>
     </w:p>
     <w:p>
@@ -2129,22 +3293,61 @@
       </w:r>
     </w:p>
     <w:p>
-      <w:r>
-        <w:t>Which labelled step matches this detail? Report the timeout evidence and distinguish it from an untested explanation.</w:t>
-      </w:r>
-    </w:p>
-    <w:p>
-      <w:r>
+      <w:pPr>
+        <w:spacing w:line="336" w:lineRule="auto" w:after="180"/>
+      </w:pPr>
+      <w:r>
+        <w:rPr>
+          <w:b w:val="0"/>
+        </w:rPr>
+        <w:t xml:space="preserve">Which labelled step matches this detail? Report the timeout </w:t>
+      </w:r>
+      <w:r>
+        <w:rPr>
+          <w:b/>
+        </w:rPr>
+        <w:t>evidence</w:t>
+      </w:r>
+      <w:r>
+        <w:rPr>
+          <w:b w:val="0"/>
+        </w:rPr>
+        <w:t xml:space="preserve"> and distinguish it from an untested explanation.</w:t>
+      </w:r>
+    </w:p>
+    <w:p>
+      <w:pPr>
+        <w:spacing w:line="336" w:lineRule="auto" w:after="180"/>
+        <w:shd w:fill="F4F9FC"/>
+      </w:pPr>
+      <w:r>
+        <w:rPr>
+          <w:b w:val="0"/>
+        </w:rPr>
         <w:t>1. Investigate the event</w:t>
       </w:r>
     </w:p>
     <w:p>
-      <w:r>
+      <w:pPr>
+        <w:spacing w:line="336" w:lineRule="auto" w:after="180"/>
+        <w:shd w:fill="F4F9FC"/>
+      </w:pPr>
+      <w:r>
+        <w:rPr>
+          <w:b w:val="0"/>
+        </w:rPr>
         <w:t>2. Keep the raw record</w:t>
       </w:r>
     </w:p>
     <w:p>
-      <w:r>
+      <w:pPr>
+        <w:spacing w:line="336" w:lineRule="auto" w:after="180"/>
+        <w:shd w:fill="F4F9FC"/>
+      </w:pPr>
+      <w:r>
+        <w:rPr>
+          <w:b w:val="0"/>
+        </w:rPr>
         <w:t>3. Compute summaries</w:t>
       </w:r>
     </w:p>
@@ -2182,41 +3385,167 @@
       </w:r>
     </w:p>
     <w:p>
-      <w:r>
+      <w:pPr>
+        <w:pStyle w:val="Heading3"/>
+      </w:pPr>
+      <w:r>
+        <w:t>Hint · try first</w:t>
+      </w:r>
+    </w:p>
+    <w:p>
+      <w:pPr>
+        <w:spacing w:line="336" w:lineRule="auto" w:after="180"/>
+        <w:shd w:fill="F1F6F8"/>
+      </w:pPr>
+      <w:r>
+        <w:rPr>
+          <w:b w:val="0"/>
+        </w:rPr>
         <w:t>Hint if needed: Read the steps in the pictorial case. Match the supplied detail to the stage that performs or records it.</w:t>
       </w:r>
     </w:p>
     <w:p>
-      <w:r>
-        <w:t>After your attempt, compare with the supported explanation: Investigate the event Report the timeout evidence and distinguish it from an untested explanation. An anomaly invites investigation, not automatic deletion. A slow failure may be part of real service behaviour; the predefined rule determines inclusion.</w:t>
-      </w:r>
-    </w:p>
-    <w:p>
       <w:pPr>
         <w:pStyle w:val="Heading3"/>
       </w:pPr>
       <w:r>
+        <w:t>Feedback · compare after trying</w:t>
+      </w:r>
+    </w:p>
+    <w:p>
+      <w:pPr>
+        <w:spacing w:line="336" w:lineRule="auto" w:after="180"/>
+        <w:shd w:fill="F1F6FC"/>
+      </w:pPr>
+      <w:r>
+        <w:rPr>
+          <w:b w:val="0"/>
+        </w:rPr>
+        <w:t xml:space="preserve">After your attempt, compare with the supported explanation: Investigate the event Report the timeout </w:t>
+      </w:r>
+      <w:r>
+        <w:rPr>
+          <w:b/>
+        </w:rPr>
+        <w:t>evidence</w:t>
+      </w:r>
+      <w:r>
+        <w:rPr>
+          <w:b w:val="0"/>
+        </w:rPr>
+        <w:t xml:space="preserve"> and distinguish it from an untested explanation. An </w:t>
+      </w:r>
+      <w:r>
+        <w:rPr>
+          <w:b/>
+        </w:rPr>
+        <w:t>anomaly</w:t>
+      </w:r>
+      <w:r>
+        <w:rPr>
+          <w:b w:val="0"/>
+        </w:rPr>
+        <w:t xml:space="preserve"> invites investigation, not automatic deletion.</w:t>
+      </w:r>
+    </w:p>
+    <w:p>
+      <w:pPr>
+        <w:spacing w:line="336" w:lineRule="auto" w:after="180"/>
+        <w:shd w:fill="F1F6FC"/>
+      </w:pPr>
+      <w:r>
+        <w:rPr>
+          <w:b w:val="0"/>
+        </w:rPr>
+        <w:t>A slow failure may be part of real service behaviour; the predefined rule determines inclusion.</w:t>
+      </w:r>
+    </w:p>
+    <w:p>
+      <w:pPr>
+        <w:pStyle w:val="Heading3"/>
+      </w:pPr>
+      <w:r>
         <w:t>Practice 2: explain the deciding evidence</w:t>
       </w:r>
     </w:p>
     <w:p>
-      <w:r>
+      <w:pPr>
+        <w:pStyle w:val="Heading3"/>
+      </w:pPr>
+      <w:r>
+        <w:t>Changed case · predict first</w:t>
+      </w:r>
+    </w:p>
+    <w:p>
+      <w:pPr>
+        <w:spacing w:line="336" w:lineRule="auto" w:after="180"/>
+        <w:shd w:fill="F5F1FB"/>
+      </w:pPr>
+      <w:r>
+        <w:rPr>
+          <w:b w:val="0"/>
+        </w:rPr>
         <w:t>Changed-case practice: Delete the 10-second record only because it looks bad. Which conclusion is supported by the supplied facts?</w:t>
       </w:r>
     </w:p>
     <w:p>
-      <w:r>
-        <w:t>1. This one example guarantees correct results for every future input.</w:t>
-      </w:r>
-    </w:p>
-    <w:p>
-      <w:r>
+      <w:pPr>
+        <w:spacing w:line="336" w:lineRule="auto" w:after="180"/>
+        <w:shd w:fill="F4F9FC"/>
+      </w:pPr>
+      <w:r>
+        <w:rPr>
+          <w:b w:val="0"/>
+        </w:rPr>
+        <w:t xml:space="preserve">1. This one example guarantees correct results for every future </w:t>
+      </w:r>
+      <w:r>
+        <w:rPr>
+          <w:b/>
+        </w:rPr>
+        <w:t>input</w:t>
+      </w:r>
+      <w:r>
+        <w:rPr>
+          <w:b w:val="0"/>
+        </w:rPr>
+        <w:t>.</w:t>
+      </w:r>
+    </w:p>
+    <w:p>
+      <w:pPr>
+        <w:spacing w:line="336" w:lineRule="auto" w:after="180"/>
+        <w:shd w:fill="F4F9FC"/>
+      </w:pPr>
+      <w:r>
+        <w:rPr>
+          <w:b w:val="0"/>
+        </w:rPr>
         <w:t>2. The mean becomes 2 seconds but the selective report violates this plan.</w:t>
       </w:r>
     </w:p>
     <w:p>
-      <w:r>
-        <w:t>3. We can decide the result without examining the changed input or the procedure.</w:t>
+      <w:pPr>
+        <w:spacing w:line="336" w:lineRule="auto" w:after="180"/>
+        <w:shd w:fill="F4F9FC"/>
+      </w:pPr>
+      <w:r>
+        <w:rPr>
+          <w:b w:val="0"/>
+        </w:rPr>
+        <w:t xml:space="preserve">3. We can decide the result without examining the changed </w:t>
+      </w:r>
+      <w:r>
+        <w:rPr>
+          <w:b/>
+        </w:rPr>
+        <w:t>input</w:t>
+      </w:r>
+      <w:r>
+        <w:rPr>
+          <w:b w:val="0"/>
+        </w:rPr>
+        <w:t xml:space="preserve"> or the procedure.</w:t>
       </w:r>
     </w:p>
     <w:p>
@@ -2253,12 +3582,42 @@
       </w:r>
     </w:p>
     <w:p>
-      <w:r>
+      <w:pPr>
+        <w:pStyle w:val="Heading3"/>
+      </w:pPr>
+      <w:r>
+        <w:t>Hint · try first</w:t>
+      </w:r>
+    </w:p>
+    <w:p>
+      <w:pPr>
+        <w:spacing w:line="336" w:lineRule="auto" w:after="180"/>
+        <w:shd w:fill="F1F6F8"/>
+      </w:pPr>
+      <w:r>
+        <w:rPr>
+          <w:b w:val="0"/>
+        </w:rPr>
         <w:t>Hint if needed: Use the changed condition and the deciding step in the pictorial trace. The answer must say what follows from those facts.</w:t>
       </w:r>
     </w:p>
     <w:p>
-      <w:r>
+      <w:pPr>
+        <w:pStyle w:val="Heading3"/>
+      </w:pPr>
+      <w:r>
+        <w:t>Feedback · compare after trying</w:t>
+      </w:r>
+    </w:p>
+    <w:p>
+      <w:pPr>
+        <w:spacing w:line="336" w:lineRule="auto" w:after="180"/>
+        <w:shd w:fill="F1F6FC"/>
+      </w:pPr>
+      <w:r>
+        <w:rPr>
+          <w:b w:val="0"/>
+        </w:rPr>
         <w:t>After your attempt, compare with the supported explanation: The mean becomes 2 seconds but the selective report violates this plan. Observed inconvenient outcomes are not an approved exclusion reason.</w:t>
       </w:r>
     </w:p>
@@ -2271,18 +3630,105 @@
       </w:r>
     </w:p>
     <w:p>
-      <w:r>
-        <w:t>Review Running the primary experiment (ai-7/25). Goal: Explain the mechanism and terminology of running the primary experiment. Short practice: Compute A’s and B’s six-case counts and identify the cases that favour each. How must a B revision tuned on case four be labelled when evaluated again on the same set?. Return to this week and explain what you changed.</w:t>
-      </w:r>
-    </w:p>
-    <w:p>
-      <w:r>
-        <w:t>Review Power and resource tradeoffs (ai-7/23). Goal: Explain the mechanism and terminology of power and resource tradeoffs. Short practice: Calculate both simulated detection fractions and resource costs. What additional detection is observed for the extra forty units, and does that establish power for an actual classroom study?. Return to this week and explain what you changed.</w:t>
-      </w:r>
-    </w:p>
-    <w:p>
-      <w:r>
-        <w:t>Review Privacy and data governance (ai-7/20). Goal: Explain the mechanism and terminology of privacy and data governance. Short practice: Point to the analysis table and the restricted identity key. Why are the codes pseudonymous rather than guaranteed anonymous, and what changes if the key is published?. Return to this week and explain what you changed.</w:t>
+      <w:pPr>
+        <w:spacing w:line="336" w:lineRule="auto" w:after="180"/>
+      </w:pPr>
+      <w:r>
+        <w:rPr>
+          <w:b w:val="0"/>
+        </w:rPr>
+        <w:t xml:space="preserve">Review Running the primary experiment (ai-7/25). Goal: Explain the </w:t>
+      </w:r>
+      <w:r>
+        <w:rPr>
+          <w:b/>
+        </w:rPr>
+        <w:t>mechanism</w:t>
+      </w:r>
+      <w:r>
+        <w:rPr>
+          <w:b w:val="0"/>
+        </w:rPr>
+        <w:t xml:space="preserve"> and terminology of running the primary experiment. Short practice: Compute A’s and B’s six-case counts and identify the cases that favour each.</w:t>
+      </w:r>
+    </w:p>
+    <w:p>
+      <w:pPr>
+        <w:spacing w:line="336" w:lineRule="auto" w:after="180"/>
+      </w:pPr>
+      <w:r>
+        <w:rPr>
+          <w:b w:val="0"/>
+        </w:rPr>
+        <w:t>How must a B revision tuned on case four be labelled when evaluated again on the same set?. Return to this week and explain what you changed.</w:t>
+      </w:r>
+    </w:p>
+    <w:p>
+      <w:pPr>
+        <w:spacing w:line="336" w:lineRule="auto" w:after="180"/>
+      </w:pPr>
+      <w:r>
+        <w:rPr>
+          <w:b w:val="0"/>
+        </w:rPr>
+        <w:t xml:space="preserve">Review Power and resource tradeoffs (ai-7/23). Goal: Explain the </w:t>
+      </w:r>
+      <w:r>
+        <w:rPr>
+          <w:b/>
+        </w:rPr>
+        <w:t>mechanism</w:t>
+      </w:r>
+      <w:r>
+        <w:rPr>
+          <w:b w:val="0"/>
+        </w:rPr>
+        <w:t xml:space="preserve"> and terminology of power and resource tradeoffs. Short practice: Calculate both simulated detection fractions and resource costs.</w:t>
+      </w:r>
+    </w:p>
+    <w:p>
+      <w:pPr>
+        <w:spacing w:line="336" w:lineRule="auto" w:after="180"/>
+      </w:pPr>
+      <w:r>
+        <w:rPr>
+          <w:b w:val="0"/>
+        </w:rPr>
+        <w:t>What additional detection is observed for the extra forty units, and does that establish power for an actual classroom study?. Return to this week and explain what you changed.</w:t>
+      </w:r>
+    </w:p>
+    <w:p>
+      <w:pPr>
+        <w:spacing w:line="336" w:lineRule="auto" w:after="180"/>
+      </w:pPr>
+      <w:r>
+        <w:rPr>
+          <w:b w:val="0"/>
+        </w:rPr>
+        <w:t xml:space="preserve">Review Privacy and data governance (ai-7/20). Goal: Explain the </w:t>
+      </w:r>
+      <w:r>
+        <w:rPr>
+          <w:b/>
+        </w:rPr>
+        <w:t>mechanism</w:t>
+      </w:r>
+      <w:r>
+        <w:rPr>
+          <w:b w:val="0"/>
+        </w:rPr>
+        <w:t xml:space="preserve"> and terminology of privacy and data governance. Short practice: Point to the analysis table and the restricted identity key.</w:t>
+      </w:r>
+    </w:p>
+    <w:p>
+      <w:pPr>
+        <w:spacing w:line="336" w:lineRule="auto" w:after="180"/>
+      </w:pPr>
+      <w:r>
+        <w:rPr>
+          <w:b w:val="0"/>
+        </w:rPr>
+        <w:t>Why are the codes pseudonymous rather than guaranteed anonymous, and what changes if the key is published?. Return to this week and explain what you changed.</w:t>
       </w:r>
     </w:p>
     <w:p>
@@ -2294,8 +3740,580 @@
       </w:r>
     </w:p>
     <w:p>
-      <w:r>
-        <w:t>Use Download completed work in the hosted lesson to export your answers, reflections, practice feedback and code-run evidence. Open the HTML copy to read or print it. Drafts stay in this browser when storage is available; clear drafts on a shared device.</w:t>
+      <w:pPr>
+        <w:spacing w:line="336" w:lineRule="auto" w:after="180"/>
+      </w:pPr>
+      <w:r>
+        <w:rPr>
+          <w:b w:val="0"/>
+        </w:rPr>
+        <w:t xml:space="preserve">Use Download completed work in the hosted lesson to export your answers, reflections, practice feedback and code-run </w:t>
+      </w:r>
+      <w:r>
+        <w:rPr>
+          <w:b/>
+        </w:rPr>
+        <w:t>evidence</w:t>
+      </w:r>
+      <w:r>
+        <w:rPr>
+          <w:b w:val="0"/>
+        </w:rPr>
+        <w:t>. Open the HTML copy to read or print it.</w:t>
+      </w:r>
+    </w:p>
+    <w:p>
+      <w:pPr>
+        <w:spacing w:line="336" w:lineRule="auto" w:after="180"/>
+      </w:pPr>
+      <w:r>
+        <w:rPr>
+          <w:b w:val="0"/>
+        </w:rPr>
+        <w:t>Drafts stay in this browser when storage is available; clear drafts on a shared device.</w:t>
+      </w:r>
+    </w:p>
+    <w:p>
+      <w:pPr>
+        <w:pStyle w:val="Heading1"/>
+      </w:pPr>
+      <w:r>
+        <w:t>18. Visual concept journey</w:t>
+      </w:r>
+    </w:p>
+    <w:p>
+      <w:r>
+        <w:t>Explain each Inspecting failures and anomalies graphic using its labels, deciding evidence and relevant limitation.</w:t>
+      </w:r>
+    </w:p>
+    <w:p>
+      <w:pPr>
+        <w:pStyle w:val="Heading3"/>
+      </w:pPr>
+      <w:r>
+        <w:t>01. Inspecting failures and anomalies: the case</w:t>
+      </w:r>
+    </w:p>
+    <w:p>
+      <w:r>
+        <w:drawing>
+          <wp:inline xmlns:a="http://schemas.openxmlformats.org/drawingml/2006/main" xmlns:pic="http://schemas.openxmlformats.org/drawingml/2006/picture">
+            <wp:extent cx="5486400" cy="2834640"/>
+            <wp:docPr id="3" name="Picture 3" descr="Inspect an anomaly without erasing it. A timing study records four runs and notices one unusually long duration. Supplied facts: Durations are 2,2,2,10 seconds. Logs show a source timeout on the fourth run. The plan includes timeouts in reporting."/>
+            <wp:cNvGraphicFramePr>
+              <a:graphicFrameLocks noChangeAspect="1"/>
+            </wp:cNvGraphicFramePr>
+            <a:graphic>
+              <a:graphicData uri="http://schemas.openxmlformats.org/drawingml/2006/picture">
+                <pic:pic>
+                  <pic:nvPicPr>
+                    <pic:cNvPr id="0" name="academy-story-ai-7-26-01.png"/>
+                    <pic:cNvPicPr/>
+                  </pic:nvPicPr>
+                  <pic:blipFill>
+                    <a:blip r:embed="rId11"/>
+                    <a:stretch>
+                      <a:fillRect/>
+                    </a:stretch>
+                  </pic:blipFill>
+                  <pic:spPr>
+                    <a:xfrm>
+                      <a:off x="0" y="0"/>
+                      <a:ext cx="5486400" cy="2834640"/>
+                    </a:xfrm>
+                    <a:prstGeom prst="rect"/>
+                  </pic:spPr>
+                </pic:pic>
+              </a:graphicData>
+            </a:graphic>
+          </wp:inline>
+        </w:drawing>
+      </w:r>
+    </w:p>
+    <w:p>
+      <w:pPr>
+        <w:spacing w:line="336" w:lineRule="auto" w:after="180"/>
+      </w:pPr>
+      <w:r>
+        <w:rPr>
+          <w:b w:val="0"/>
+        </w:rPr>
+        <w:t xml:space="preserve">Inspect an </w:t>
+      </w:r>
+      <w:r>
+        <w:rPr>
+          <w:b/>
+        </w:rPr>
+        <w:t>anomaly</w:t>
+      </w:r>
+      <w:r>
+        <w:rPr>
+          <w:b w:val="0"/>
+        </w:rPr>
+        <w:t xml:space="preserve"> without erasing it. A timing study records four runs and notices one unusually long duration. Supplied facts: Durations are 2,2,2,10 seconds. Logs show a source timeout on the fourth run.</w:t>
+      </w:r>
+    </w:p>
+    <w:p>
+      <w:pPr>
+        <w:spacing w:line="336" w:lineRule="auto" w:after="180"/>
+      </w:pPr>
+      <w:r>
+        <w:rPr>
+          <w:b w:val="0"/>
+        </w:rPr>
+        <w:t>The plan includes timeouts in reporting.</w:t>
+      </w:r>
+    </w:p>
+    <w:p>
+      <w:pPr>
+        <w:spacing w:line="336" w:lineRule="auto" w:after="180"/>
+        <w:shd w:fill="F5F1FB"/>
+      </w:pPr>
+      <w:r>
+        <w:rPr>
+          <w:b w:val="0"/>
+        </w:rPr>
+        <w:t>Point to the given fact that matters most. Explain why it matters.</w:t>
+      </w:r>
+    </w:p>
+    <w:p>
+      <w:pPr>
+        <w:pStyle w:val="Heading3"/>
+      </w:pPr>
+      <w:r>
+        <w:t>02. Follow the deciding steps</w:t>
+      </w:r>
+    </w:p>
+    <w:p>
+      <w:r>
+        <w:drawing>
+          <wp:inline xmlns:a="http://schemas.openxmlformats.org/drawingml/2006/main" xmlns:pic="http://schemas.openxmlformats.org/drawingml/2006/picture">
+            <wp:extent cx="5486400" cy="3182112"/>
+            <wp:docPr id="4" name="Picture 4" descr="Keep the raw record: The fourth duration remains 10 seconds. → Compute summaries: Mean is 16/4=4 seconds; median is 2 seconds. → Investigate the event: Report the timeout evidence and distinguish it from an untested explanation."/>
+            <wp:cNvGraphicFramePr>
+              <a:graphicFrameLocks noChangeAspect="1"/>
+            </wp:cNvGraphicFramePr>
+            <a:graphic>
+              <a:graphicData uri="http://schemas.openxmlformats.org/drawingml/2006/picture">
+                <pic:pic>
+                  <pic:nvPicPr>
+                    <pic:cNvPr id="0" name="academy-story-ai-7-26-02.png"/>
+                    <pic:cNvPicPr/>
+                  </pic:nvPicPr>
+                  <pic:blipFill>
+                    <a:blip r:embed="rId12"/>
+                    <a:stretch>
+                      <a:fillRect/>
+                    </a:stretch>
+                  </pic:blipFill>
+                  <pic:spPr>
+                    <a:xfrm>
+                      <a:off x="0" y="0"/>
+                      <a:ext cx="5486400" cy="3182112"/>
+                    </a:xfrm>
+                    <a:prstGeom prst="rect"/>
+                  </pic:spPr>
+                </pic:pic>
+              </a:graphicData>
+            </a:graphic>
+          </wp:inline>
+        </w:drawing>
+      </w:r>
+    </w:p>
+    <w:p>
+      <w:pPr>
+        <w:spacing w:line="336" w:lineRule="auto" w:after="180"/>
+      </w:pPr>
+      <w:r>
+        <w:rPr>
+          <w:b w:val="0"/>
+        </w:rPr>
+        <w:t xml:space="preserve">Keep the raw record: The fourth duration remains 10 seconds. → Compute summaries: Mean is 16/4=4 seconds; median is 2 seconds. → Investigate the event: Report the timeout </w:t>
+      </w:r>
+      <w:r>
+        <w:rPr>
+          <w:b/>
+        </w:rPr>
+        <w:t>evidence</w:t>
+      </w:r>
+      <w:r>
+        <w:rPr>
+          <w:b w:val="0"/>
+        </w:rPr>
+        <w:t xml:space="preserve"> and distinguish it from an untested explanation.</w:t>
+      </w:r>
+    </w:p>
+    <w:p>
+      <w:pPr>
+        <w:spacing w:line="336" w:lineRule="auto" w:after="180"/>
+        <w:shd w:fill="F5F1FB"/>
+      </w:pPr>
+      <w:r>
+        <w:rPr>
+          <w:b w:val="0"/>
+        </w:rPr>
+        <w:t xml:space="preserve">Point to each numbered stage and explain which recorded </w:t>
+      </w:r>
+      <w:r>
+        <w:rPr>
+          <w:b/>
+        </w:rPr>
+        <w:t>input</w:t>
+      </w:r>
+      <w:r>
+        <w:rPr>
+          <w:b w:val="0"/>
+        </w:rPr>
+        <w:t xml:space="preserve"> it uses.</w:t>
+      </w:r>
+    </w:p>
+    <w:p>
+      <w:pPr>
+        <w:pStyle w:val="Heading3"/>
+      </w:pPr>
+      <w:r>
+        <w:t>03. All four recorded durations</w:t>
+      </w:r>
+    </w:p>
+    <w:p>
+      <w:r>
+        <w:drawing>
+          <wp:inline xmlns:a="http://schemas.openxmlformats.org/drawingml/2006/main" xmlns:pic="http://schemas.openxmlformats.org/drawingml/2006/picture">
+            <wp:extent cx="5486400" cy="3584448"/>
+            <wp:docPr id="5" name="Picture 5" descr="All four recorded durations. Units: seconds; run 4 includes timeout. Run 1: 2. Run 2: 2. Run 3: 2. Run 4: 10."/>
+            <wp:cNvGraphicFramePr>
+              <a:graphicFrameLocks noChangeAspect="1"/>
+            </wp:cNvGraphicFramePr>
+            <a:graphic>
+              <a:graphicData uri="http://schemas.openxmlformats.org/drawingml/2006/picture">
+                <pic:pic>
+                  <pic:nvPicPr>
+                    <pic:cNvPr id="0" name="academy-story-ai-7-26-03.png"/>
+                    <pic:cNvPicPr/>
+                  </pic:nvPicPr>
+                  <pic:blipFill>
+                    <a:blip r:embed="rId13"/>
+                    <a:stretch>
+                      <a:fillRect/>
+                    </a:stretch>
+                  </pic:blipFill>
+                  <pic:spPr>
+                    <a:xfrm>
+                      <a:off x="0" y="0"/>
+                      <a:ext cx="5486400" cy="3584448"/>
+                    </a:xfrm>
+                    <a:prstGeom prst="rect"/>
+                  </pic:spPr>
+                </pic:pic>
+              </a:graphicData>
+            </a:graphic>
+          </wp:inline>
+        </w:drawing>
+      </w:r>
+    </w:p>
+    <w:p>
+      <w:pPr>
+        <w:spacing w:line="336" w:lineRule="auto" w:after="180"/>
+      </w:pPr>
+      <w:r>
+        <w:rPr>
+          <w:b w:val="0"/>
+        </w:rPr>
+        <w:t>All four recorded durations. Units: seconds; run 4 includes timeout. Run 1: 2. Run 2: 2. Run 3: 2. Run 4: 10.</w:t>
+      </w:r>
+    </w:p>
+    <w:p>
+      <w:pPr>
+        <w:spacing w:line="336" w:lineRule="auto" w:after="180"/>
+        <w:shd w:fill="F5F1FB"/>
+      </w:pPr>
+      <w:r>
+        <w:rPr>
+          <w:b w:val="0"/>
+        </w:rPr>
+        <w:t>Read the labels and values. Explain the relationship the model shows.</w:t>
+      </w:r>
+    </w:p>
+    <w:p>
+      <w:pPr>
+        <w:pStyle w:val="Heading3"/>
+      </w:pPr>
+      <w:r>
+        <w:t>04. Change one thing. Trace what follows.</w:t>
+      </w:r>
+    </w:p>
+    <w:p>
+      <w:r>
+        <w:drawing>
+          <wp:inline xmlns:a="http://schemas.openxmlformats.org/drawingml/2006/main" xmlns:pic="http://schemas.openxmlformats.org/drawingml/2006/picture">
+            <wp:extent cx="5486400" cy="3026664"/>
+            <wp:docPr id="6" name="Picture 6" descr="Original case: Report the timeout evidence and distinguish it from an untested explanation. Changed condition: Delete the 10-second record only because it looks bad. Expected result: The mean becomes 2 seconds but the selective report violates this plan. Reason: Observed inconvenient outcomes are not an approved exclusion reason."/>
+            <wp:cNvGraphicFramePr>
+              <a:graphicFrameLocks noChangeAspect="1"/>
+            </wp:cNvGraphicFramePr>
+            <a:graphic>
+              <a:graphicData uri="http://schemas.openxmlformats.org/drawingml/2006/picture">
+                <pic:pic>
+                  <pic:nvPicPr>
+                    <pic:cNvPr id="0" name="academy-story-ai-7-26-04.png"/>
+                    <pic:cNvPicPr/>
+                  </pic:nvPicPr>
+                  <pic:blipFill>
+                    <a:blip r:embed="rId14"/>
+                    <a:stretch>
+                      <a:fillRect/>
+                    </a:stretch>
+                  </pic:blipFill>
+                  <pic:spPr>
+                    <a:xfrm>
+                      <a:off x="0" y="0"/>
+                      <a:ext cx="5486400" cy="3026664"/>
+                    </a:xfrm>
+                    <a:prstGeom prst="rect"/>
+                  </pic:spPr>
+                </pic:pic>
+              </a:graphicData>
+            </a:graphic>
+          </wp:inline>
+        </w:drawing>
+      </w:r>
+    </w:p>
+    <w:p>
+      <w:pPr>
+        <w:spacing w:line="336" w:lineRule="auto" w:after="180"/>
+      </w:pPr>
+      <w:r>
+        <w:rPr>
+          <w:b w:val="0"/>
+        </w:rPr>
+        <w:t xml:space="preserve">Original case: Report the timeout </w:t>
+      </w:r>
+      <w:r>
+        <w:rPr>
+          <w:b/>
+        </w:rPr>
+        <w:t>evidence</w:t>
+      </w:r>
+      <w:r>
+        <w:rPr>
+          <w:b w:val="0"/>
+        </w:rPr>
+        <w:t xml:space="preserve"> and distinguish it from an untested explanation. Changed condition: Delete the 10-second record only because it looks bad.</w:t>
+      </w:r>
+    </w:p>
+    <w:p>
+      <w:pPr>
+        <w:spacing w:line="336" w:lineRule="auto" w:after="180"/>
+      </w:pPr>
+      <w:r>
+        <w:rPr>
+          <w:b w:val="0"/>
+        </w:rPr>
+        <w:t>Expected result: The mean becomes 2 seconds but the selective report violates this plan. Reason: Observed inconvenient outcomes are not an approved exclusion reason.</w:t>
+      </w:r>
+    </w:p>
+    <w:p>
+      <w:pPr>
+        <w:spacing w:line="336" w:lineRule="auto" w:after="180"/>
+        <w:shd w:fill="F5F1FB"/>
+      </w:pPr>
+      <w:r>
+        <w:rPr>
+          <w:b w:val="0"/>
+        </w:rPr>
+        <w:t>Predict before checking the worked changed-case result. Name what changed and what the supplied facts allow you to conclude.</w:t>
+      </w:r>
+    </w:p>
+    <w:p>
+      <w:pPr>
+        <w:pStyle w:val="Heading3"/>
+      </w:pPr>
+      <w:r>
+        <w:t>05. Connect the explanation to its limit</w:t>
+      </w:r>
+    </w:p>
+    <w:p>
+      <w:r>
+        <w:drawing>
+          <wp:inline xmlns:a="http://schemas.openxmlformats.org/drawingml/2006/main" xmlns:pic="http://schemas.openxmlformats.org/drawingml/2006/picture">
+            <wp:extent cx="5486400" cy="2834640"/>
+            <wp:docPr id="7" name="Picture 7" descr="An anomaly invites investigation, not automatic deletion. A slow failure may be part of real service behaviour; the predefined rule determines inclusion. Limit: A logged timeout does not identify every underlying cause; report conditions and test explanations."/>
+            <wp:cNvGraphicFramePr>
+              <a:graphicFrameLocks noChangeAspect="1"/>
+            </wp:cNvGraphicFramePr>
+            <a:graphic>
+              <a:graphicData uri="http://schemas.openxmlformats.org/drawingml/2006/picture">
+                <pic:pic>
+                  <pic:nvPicPr>
+                    <pic:cNvPr id="0" name="academy-story-ai-7-26-05.png"/>
+                    <pic:cNvPicPr/>
+                  </pic:nvPicPr>
+                  <pic:blipFill>
+                    <a:blip r:embed="rId15"/>
+                    <a:stretch>
+                      <a:fillRect/>
+                    </a:stretch>
+                  </pic:blipFill>
+                  <pic:spPr>
+                    <a:xfrm>
+                      <a:off x="0" y="0"/>
+                      <a:ext cx="5486400" cy="2834640"/>
+                    </a:xfrm>
+                    <a:prstGeom prst="rect"/>
+                  </pic:spPr>
+                </pic:pic>
+              </a:graphicData>
+            </a:graphic>
+          </wp:inline>
+        </w:drawing>
+      </w:r>
+    </w:p>
+    <w:p>
+      <w:pPr>
+        <w:spacing w:line="336" w:lineRule="auto" w:after="180"/>
+      </w:pPr>
+      <w:r>
+        <w:rPr>
+          <w:b w:val="0"/>
+        </w:rPr>
+        <w:t xml:space="preserve">An </w:t>
+      </w:r>
+      <w:r>
+        <w:rPr>
+          <w:b/>
+        </w:rPr>
+        <w:t>anomaly</w:t>
+      </w:r>
+      <w:r>
+        <w:rPr>
+          <w:b w:val="0"/>
+        </w:rPr>
+        <w:t xml:space="preserve"> invites investigation, not automatic deletion. A slow failure may be part of real service behaviour; the predefined rule determines inclusion.</w:t>
+      </w:r>
+    </w:p>
+    <w:p>
+      <w:pPr>
+        <w:spacing w:line="336" w:lineRule="auto" w:after="180"/>
+      </w:pPr>
+      <w:r>
+        <w:rPr>
+          <w:b w:val="0"/>
+        </w:rPr>
+        <w:t>Limit: A logged timeout does not identify every underlying cause; report conditions and test explanations.</w:t>
+      </w:r>
+    </w:p>
+    <w:p>
+      <w:pPr>
+        <w:spacing w:line="336" w:lineRule="auto" w:after="180"/>
+        <w:shd w:fill="F5F1FB"/>
+      </w:pPr>
+      <w:r>
+        <w:rPr>
+          <w:b w:val="0"/>
+        </w:rPr>
+        <w:t>Explain the case, then point to a limit on the claim.</w:t>
+      </w:r>
+    </w:p>
+    <w:p>
+      <w:pPr>
+        <w:pStyle w:val="Heading3"/>
+      </w:pPr>
+      <w:r>
+        <w:t>06. Make the idea visible in your project</w:t>
+      </w:r>
+    </w:p>
+    <w:p>
+      <w:r>
+        <w:drawing>
+          <wp:inline xmlns:a="http://schemas.openxmlformats.org/drawingml/2006/main" xmlns:pic="http://schemas.openxmlformats.org/drawingml/2006/picture">
+            <wp:extent cx="5486400" cy="3681984"/>
+            <wp:docPr id="8" name="Picture 8" descr="For the Reproducible AI Research Study, retain an annotated worked trace and the changed-case reasoning. Connect the claim to its records, units and assumptions so another investigator can challenge or reproduce it. Draw your input, deciding step, result and limit. Supported question: Calculate mean and median for 2,2,2,10. What does the timeout log establish, and why is deleting that inconvenient record incompatible with the stated plan?"/>
+            <wp:cNvGraphicFramePr>
+              <a:graphicFrameLocks noChangeAspect="1"/>
+            </wp:cNvGraphicFramePr>
+            <a:graphic>
+              <a:graphicData uri="http://schemas.openxmlformats.org/drawingml/2006/picture">
+                <pic:pic>
+                  <pic:nvPicPr>
+                    <pic:cNvPr id="0" name="academy-story-ai-7-26-06.png"/>
+                    <pic:cNvPicPr/>
+                  </pic:nvPicPr>
+                  <pic:blipFill>
+                    <a:blip r:embed="rId16"/>
+                    <a:stretch>
+                      <a:fillRect/>
+                    </a:stretch>
+                  </pic:blipFill>
+                  <pic:spPr>
+                    <a:xfrm>
+                      <a:off x="0" y="0"/>
+                      <a:ext cx="5486400" cy="3681984"/>
+                    </a:xfrm>
+                    <a:prstGeom prst="rect"/>
+                  </pic:spPr>
+                </pic:pic>
+              </a:graphicData>
+            </a:graphic>
+          </wp:inline>
+        </w:drawing>
+      </w:r>
+    </w:p>
+    <w:p>
+      <w:pPr>
+        <w:spacing w:line="336" w:lineRule="auto" w:after="180"/>
+      </w:pPr>
+      <w:r>
+        <w:rPr>
+          <w:b w:val="0"/>
+        </w:rPr>
+        <w:t>For the Reproducible AI Research Study, retain an annotated worked trace and the changed-case reasoning. Connect the claim to its records, units and assumptions so another investigator can challenge or reproduce it.</w:t>
+      </w:r>
+    </w:p>
+    <w:p>
+      <w:pPr>
+        <w:spacing w:line="336" w:lineRule="auto" w:after="180"/>
+      </w:pPr>
+      <w:r>
+        <w:rPr>
+          <w:b w:val="0"/>
+        </w:rPr>
+        <w:t xml:space="preserve">Draw your </w:t>
+      </w:r>
+      <w:r>
+        <w:rPr>
+          <w:b/>
+        </w:rPr>
+        <w:t>input</w:t>
+      </w:r>
+      <w:r>
+        <w:rPr>
+          <w:b w:val="0"/>
+        </w:rPr>
+        <w:t>, deciding step, result and limit. Supported question: Calculate mean and median for 2,2,2,10. What does the timeout log establish, and why is deleting that inconvenient record incompatible with the stated plan?</w:t>
+      </w:r>
+    </w:p>
+    <w:p>
+      <w:pPr>
+        <w:spacing w:line="336" w:lineRule="auto" w:after="180"/>
+        <w:shd w:fill="F5F1FB"/>
+      </w:pPr>
+      <w:r>
+        <w:rPr>
+          <w:b w:val="0"/>
+        </w:rPr>
+        <w:t xml:space="preserve">Draw your project trace and justify the deciding step using </w:t>
+      </w:r>
+      <w:r>
+        <w:rPr>
+          <w:b/>
+        </w:rPr>
+        <w:t>evidence</w:t>
+      </w:r>
+      <w:r>
+        <w:rPr>
+          <w:b w:val="0"/>
+        </w:rPr>
+        <w:t>.</w:t>
       </w:r>
     </w:p>
     <w:sectPr>

--- a/downloads/student/ai-7-week-26.docx
+++ b/downloads/student/ai-7-week-26.docx
@@ -25,12 +25,17 @@
         <w:pStyle w:val="Heading1"/>
       </w:pPr>
       <w:r>
-        <w:t>Before you start</w:t>
-      </w:r>
-    </w:p>
-    <w:p>
-      <w:r>
-        <w:t>Recall Running the primary experiment. Explain why a recorded result needs its input conditions and evidence source before it can support a claim.</w:t>
+        <w:t>Investigate unusual outcomes without erasing valid records</w:t>
+      </w:r>
+    </w:p>
+    <w:p>
+      <w:r>
+        <w:t>Separate valid slow behavior, demonstrated measurement errors and untested explanations.</w:t>
+      </w:r>
+    </w:p>
+    <w:p>
+      <w:r>
+        <w:t>Question and contract → complete main ledger → separate picture → boundary probes → investigation → independent attempt.</w:t>
       </w:r>
     </w:p>
     <w:p>
@@ -38,20 +43,20 @@
         <w:pStyle w:val="Heading1"/>
       </w:pPr>
       <w:r>
-        <w:t>01. Your mission</w:t>
-      </w:r>
-    </w:p>
-    <w:p>
-      <w:r>
-        <w:t>Start with the target: Explain the mechanism and terminology of inspecting failures and anomalies. Try the recall before opening notes.</w:t>
-      </w:r>
-    </w:p>
-    <w:p>
-      <w:pPr>
-        <w:pStyle w:val="Heading3"/>
-      </w:pPr>
-      <w:r>
-        <w:t>Your learning target</w:t>
+        <w:t>01. Investigate unusual outcomes without erasing valid records</w:t>
+      </w:r>
+    </w:p>
+    <w:p>
+      <w:r>
+        <w:t>Separate valid slow behavior, demonstrated measurement errors and untested explanations.</w:t>
+      </w:r>
+    </w:p>
+    <w:p>
+      <w:pPr>
+        <w:pStyle w:val="Heading2"/>
+      </w:pPr>
+      <w:r>
+        <w:t>Learning goals</w:t>
       </w:r>
     </w:p>
     <w:p>
@@ -101,10 +106,10 @@
     </w:p>
     <w:p>
       <w:pPr>
-        <w:pStyle w:val="Heading3"/>
-      </w:pPr>
-      <w:r>
-        <w:t>Remember before reading</w:t>
+        <w:pStyle w:val="Heading2"/>
+      </w:pPr>
+      <w:r>
+        <w:t>Retrieve before reading</w:t>
       </w:r>
     </w:p>
     <w:p>
@@ -176,6 +181,88 @@
     </w:p>
     <w:p>
       <w:pPr>
+        <w:pStyle w:val="Heading2"/>
+      </w:pPr>
+      <w:r>
+        <w:t>Starting explanation</w:t>
+      </w:r>
+    </w:p>
+    <w:p>
+      <w:pPr>
+        <w:pStyle w:val="ListBullet"/>
+      </w:pPr>
+      <w:r>
+        <w:t>Recall Running the primary experiment. Explain why a recorded result needs its input conditions and evidence source before it can support a claim.</w:t>
+      </w:r>
+    </w:p>
+    <w:p>
+      <w:pPr>
+        <w:pStyle w:val="Heading3"/>
+      </w:pPr>
+      <w:r>
+        <w:t>My starting explanation</w:t>
+      </w:r>
+    </w:p>
+    <w:p>
+      <w:r>
+        <w:t>________________________________________________________________</w:t>
+      </w:r>
+    </w:p>
+    <w:p>
+      <w:r>
+        <w:t>________________________________________________________________</w:t>
+      </w:r>
+    </w:p>
+    <w:p>
+      <w:r>
+        <w:t>________________________________________________________________</w:t>
+      </w:r>
+    </w:p>
+    <w:p>
+      <w:pPr>
+        <w:pStyle w:val="Heading2"/>
+      </w:pPr>
+      <w:r>
+        <w:t>End goal</w:t>
+      </w:r>
+    </w:p>
+    <w:p>
+      <w:pPr>
+        <w:spacing w:line="336" w:lineRule="auto" w:after="180"/>
+      </w:pPr>
+      <w:r>
+        <w:rPr>
+          <w:b w:val="0"/>
+        </w:rPr>
+        <w:t>Explain inspecting failures and anomalies using the records and boundaries of this fictional investigation.</w:t>
+      </w:r>
+    </w:p>
+    <w:p>
+      <w:pPr>
+        <w:pStyle w:val="Heading2"/>
+      </w:pPr>
+      <w:r>
+        <w:t>Earlier wording, alternatives and picture transcripts · reference / check after trying</w:t>
+      </w:r>
+    </w:p>
+    <w:p>
+      <w:pPr>
+        <w:pStyle w:val="Heading3"/>
+      </w:pPr>
+      <w:r>
+        <w:t>Your learning target</w:t>
+      </w:r>
+    </w:p>
+    <w:p>
+      <w:pPr>
+        <w:pStyle w:val="Heading3"/>
+      </w:pPr>
+      <w:r>
+        <w:t>Remember before reading</w:t>
+      </w:r>
+    </w:p>
+    <w:p>
+      <w:pPr>
         <w:spacing w:line="336" w:lineRule="auto" w:after="180"/>
       </w:pPr>
       <w:r>
@@ -240,13 +327,375 @@
     </w:p>
     <w:p>
       <w:pPr>
+        <w:pStyle w:val="Heading3"/>
+      </w:pPr>
+      <w:r>
+        <w:t>This week’s end goal</w:t>
+      </w:r>
+    </w:p>
+    <w:p>
+      <w:pPr>
+        <w:pStyle w:val="Heading1"/>
+      </w:pPr>
+      <w:r>
+        <w:t>02. Understand the question and evidence contract</w:t>
+      </w:r>
+    </w:p>
+    <w:p>
+      <w:r>
+        <w:t>Separate valid slow behavior, demonstrated measurement errors and untested explanations.</w:t>
+      </w:r>
+    </w:p>
+    <w:p>
+      <w:pPr>
+        <w:pStyle w:val="Heading2"/>
+      </w:pPr>
+      <w:r>
+        <w:t>Start with the research problem</w:t>
+      </w:r>
+    </w:p>
+    <w:p>
+      <w:pPr>
         <w:spacing w:line="336" w:lineRule="auto" w:after="180"/>
       </w:pPr>
       <w:r>
         <w:rPr>
           <w:b w:val="0"/>
         </w:rPr>
-        <w:t xml:space="preserve">Recall Running the primary experiment. Explain why a recorded result needs its </w:t>
+        <w:t>An unusual value can reveal a real failure mode. Before changing it, inspect the input, raw trace and planned inclusion rule. A demonstrable unit or capture error can justify a documented correction; an inconvenient valid result cannot be deleted just because it changes the graph.</w:t>
+      </w:r>
+    </w:p>
+    <w:p>
+      <w:pPr>
+        <w:spacing w:line="336" w:lineRule="auto" w:after="180"/>
+      </w:pPr>
+      <w:r>
+        <w:rPr>
+          <w:b w:val="0"/>
+        </w:rPr>
+        <w:t>Keep post-result explanation searches separate from the original primary analysis, and distinguish a logged event from a complete causal diagnosis.</w:t>
+      </w:r>
+    </w:p>
+    <w:p>
+      <w:pPr>
+        <w:pStyle w:val="Heading2"/>
+      </w:pPr>
+      <w:r>
+        <w:t>Original concept explanation</w:t>
+      </w:r>
+    </w:p>
+    <w:p>
+      <w:pPr>
+        <w:spacing w:line="336" w:lineRule="auto" w:after="180"/>
+      </w:pPr>
+      <w:r>
+        <w:rPr>
+          <w:b w:val="0"/>
+        </w:rPr>
+        <w:t>Failure inspection generates explanations to test. An unusual result is not automatically a bad data point.</w:t>
+      </w:r>
+    </w:p>
+    <w:p>
+      <w:pPr>
+        <w:pStyle w:val="Heading2"/>
+      </w:pPr>
+      <w:r>
+        <w:t>Complete case inputs, rules and limits</w:t>
+      </w:r>
+    </w:p>
+    <w:tbl>
+      <w:tblPr>
+        <w:tblStyle w:val="LightShading-Accent1"/>
+        <w:tblW w:type="auto" w:w="0"/>
+        <w:tblLook w:firstColumn="1" w:firstRow="1" w:lastColumn="0" w:lastRow="0" w:noHBand="0" w:noVBand="1" w:val="04A0"/>
+      </w:tblPr>
+      <w:tblGrid>
+        <w:gridCol w:w="5112"/>
+        <w:gridCol w:w="5112"/>
+      </w:tblGrid>
+      <w:tr>
+        <w:trPr>
+          <w:tblHeader/>
+        </w:trPr>
+        <w:tc>
+          <w:tcPr>
+            <w:tcW w:type="dxa" w:w="5112"/>
+          </w:tcPr>
+          <w:p>
+            <w:r>
+              <w:t>Anomaly item</w:t>
+            </w:r>
+          </w:p>
+        </w:tc>
+        <w:tc>
+          <w:tcPr>
+            <w:tcW w:type="dxa" w:w="5112"/>
+          </w:tcPr>
+          <w:p>
+            <w:r>
+              <w:t>Complete supplied contract</w:t>
+            </w:r>
+          </w:p>
+        </w:tc>
+      </w:tr>
+      <w:tr>
+        <w:tc>
+          <w:tcPr>
+            <w:tcW w:type="dxa" w:w="5112"/>
+          </w:tcPr>
+          <w:p>
+            <w:r>
+              <w:t>Main valid durations</w:t>
+            </w:r>
+          </w:p>
+        </w:tc>
+        <w:tc>
+          <w:tcPr>
+            <w:tcW w:type="dxa" w:w="5112"/>
+          </w:tcPr>
+          <w:p>
+            <w:r>
+              <w:t>1, 2, 2, 15 seconds; all stipulated valid traces</w:t>
+            </w:r>
+          </w:p>
+        </w:tc>
+      </w:tr>
+      <w:tr>
+        <w:tc>
+          <w:tcPr>
+            <w:tcW w:type="dxa" w:w="5112"/>
+          </w:tcPr>
+          <w:p>
+            <w:r>
+              <w:t>Proposed main deletion</w:t>
+            </w:r>
+          </w:p>
+        </w:tc>
+        <w:tc>
+          <w:tcPr>
+            <w:tcW w:type="dxa" w:w="5112"/>
+          </w:tcPr>
+          <w:p>
+            <w:r>
+              <w:t>Remove fifteen seconds without a rule</w:t>
+            </w:r>
+          </w:p>
+        </w:tc>
+      </w:tr>
+      <w:tr>
+        <w:tc>
+          <w:tcPr>
+            <w:tcW w:type="dxa" w:w="5112"/>
+          </w:tcPr>
+          <w:p>
+            <w:r>
+              <w:t>Main analysis</w:t>
+            </w:r>
+          </w:p>
+        </w:tc>
+        <w:tc>
+          <w:tcPr>
+            <w:tcW w:type="dxa" w:w="5112"/>
+          </w:tcPr>
+          <w:p>
+            <w:r>
+              <w:t>Retain all four in the declared primary summary</w:t>
+            </w:r>
+          </w:p>
+        </w:tc>
+      </w:tr>
+      <w:tr>
+        <w:tc>
+          <w:tcPr>
+            <w:tcW w:type="dxa" w:w="5112"/>
+          </w:tcPr>
+          <w:p>
+            <w:r>
+              <w:t>Separate picture durations</w:t>
+            </w:r>
+          </w:p>
+        </w:tc>
+        <w:tc>
+          <w:tcPr>
+            <w:tcW w:type="dxa" w:w="5112"/>
+          </w:tcPr>
+          <w:p>
+            <w:r>
+              <w:t>2, 2, 2, 10 seconds</w:t>
+            </w:r>
+          </w:p>
+        </w:tc>
+      </w:tr>
+      <w:tr>
+        <w:tc>
+          <w:tcPr>
+            <w:tcW w:type="dxa" w:w="5112"/>
+          </w:tcPr>
+          <w:p>
+            <w:r>
+              <w:t>Picture log</w:t>
+            </w:r>
+          </w:p>
+        </w:tc>
+        <w:tc>
+          <w:tcPr>
+            <w:tcW w:type="dxa" w:w="5112"/>
+          </w:tcPr>
+          <w:p>
+            <w:r>
+              <w:t>Fourth run records a source timeout; plan includes timeouts</w:t>
+            </w:r>
+          </w:p>
+        </w:tc>
+      </w:tr>
+      <w:tr>
+        <w:tc>
+          <w:tcPr>
+            <w:tcW w:type="dxa" w:w="5112"/>
+          </w:tcPr>
+          <w:p>
+            <w:r>
+              <w:t>Correction requirement</w:t>
+            </w:r>
+          </w:p>
+        </w:tc>
+        <w:tc>
+          <w:tcPr>
+            <w:tcW w:type="dxa" w:w="5112"/>
+          </w:tcPr>
+          <w:p>
+            <w:r>
+              <w:t>Evidence of a measurement error and preserved provenance, not dislike of an outcome</w:t>
+            </w:r>
+          </w:p>
+        </w:tc>
+      </w:tr>
+      <w:tr>
+        <w:tc>
+          <w:tcPr>
+            <w:tcW w:type="dxa" w:w="5112"/>
+          </w:tcPr>
+          <w:p>
+            <w:r>
+              <w:t>Scope</w:t>
+            </w:r>
+          </w:p>
+        </w:tc>
+        <w:tc>
+          <w:tcPr>
+            <w:tcW w:type="dxa" w:w="5112"/>
+          </w:tcPr>
+          <w:p>
+            <w:r>
+              <w:t>Supplied timing traces; no actual timing, timeout generation or root-cause experiment</w:t>
+            </w:r>
+          </w:p>
+        </w:tc>
+      </w:tr>
+    </w:tbl>
+    <w:p>
+      <w:pPr>
+        <w:pStyle w:val="Heading2"/>
+      </w:pPr>
+      <w:r>
+        <w:t>Name given and missing evidence</w:t>
+      </w:r>
+    </w:p>
+    <w:p>
+      <w:pPr>
+        <w:pStyle w:val="Heading3"/>
+      </w:pPr>
+      <w:r>
+        <w:t>List the given facts and one fact that is not supplied.</w:t>
+      </w:r>
+    </w:p>
+    <w:p>
+      <w:r>
+        <w:t>________________________________________________________________</w:t>
+      </w:r>
+    </w:p>
+    <w:p>
+      <w:r>
+        <w:t>________________________________________________________________</w:t>
+      </w:r>
+    </w:p>
+    <w:p>
+      <w:r>
+        <w:t>________________________________________________________________</w:t>
+      </w:r>
+    </w:p>
+    <w:p>
+      <w:pPr>
+        <w:pStyle w:val="Heading2"/>
+      </w:pPr>
+      <w:r>
+        <w:t>Earlier wording, alternatives and picture transcripts · reference / check after trying</w:t>
+      </w:r>
+    </w:p>
+    <w:p>
+      <w:pPr>
+        <w:spacing w:line="336" w:lineRule="auto" w:after="180"/>
+      </w:pPr>
+      <w:r>
+        <w:rPr>
+          <w:b w:val="0"/>
+        </w:rPr>
+        <w:t>Begin by writing the question the procedure is intended to answer. Identify the information already supplied, the information it will produce and the information still missing.</w:t>
+      </w:r>
+    </w:p>
+    <w:p>
+      <w:pPr>
+        <w:spacing w:line="336" w:lineRule="auto" w:after="180"/>
+      </w:pPr>
+      <w:r>
+        <w:rPr>
+          <w:b w:val="0"/>
+        </w:rPr>
+        <w:t>These are constructed classroom examples; they do not require live accounts, private records or an external service. Do not treat a plausible explanation as a measured outcome.</w:t>
+      </w:r>
+    </w:p>
+    <w:p>
+      <w:pPr>
+        <w:pStyle w:val="Heading1"/>
+      </w:pPr>
+      <w:r>
+        <w:t>03. Trace the complete main case before interpreting it</w:t>
+      </w:r>
+    </w:p>
+    <w:p>
+      <w:r>
+        <w:t>Follow each evidence-to-conclusion step and retain unknown quantities.</w:t>
+      </w:r>
+    </w:p>
+    <w:p>
+      <w:pPr>
+        <w:pStyle w:val="Heading2"/>
+      </w:pPr>
+      <w:r>
+        <w:t>Original declared procedure</w:t>
+      </w:r>
+    </w:p>
+    <w:p>
+      <w:pPr>
+        <w:spacing w:line="336" w:lineRule="auto" w:after="180"/>
+      </w:pPr>
+      <w:r>
+        <w:rPr>
+          <w:b w:val="0"/>
+        </w:rPr>
+        <w:t xml:space="preserve">Compare raw </w:t>
+      </w:r>
+      <w:r>
+        <w:rPr>
+          <w:b/>
+        </w:rPr>
+        <w:t>output</w:t>
+      </w:r>
+      <w:r>
+        <w:rPr>
+          <w:b w:val="0"/>
+        </w:rPr>
+        <w:t xml:space="preserve">s, </w:t>
       </w:r>
       <w:r>
         <w:rPr>
@@ -258,50 +707,274 @@
         <w:rPr>
           <w:b w:val="0"/>
         </w:rPr>
-        <w:t xml:space="preserve"> conditions and </w:t>
+        <w:t xml:space="preserve"> validity and procedure traces. Correct demonstrable measurement errors with provenance; retain valid unusual </w:t>
       </w:r>
       <w:r>
         <w:rPr>
           <w:b/>
         </w:rPr>
-        <w:t>evidence</w:t>
+        <w:t>observation</w:t>
       </w:r>
       <w:r>
         <w:rPr>
           <w:b w:val="0"/>
         </w:rPr>
-        <w:t xml:space="preserve"> source before it can support a claim.</w:t>
-      </w:r>
-    </w:p>
-    <w:p>
-      <w:pPr>
-        <w:pStyle w:val="Heading3"/>
-      </w:pPr>
-      <w:r>
-        <w:t>My starting explanation</w:t>
-      </w:r>
-    </w:p>
-    <w:p>
-      <w:r>
-        <w:t>________________________________________________________________</w:t>
-      </w:r>
-    </w:p>
-    <w:p>
-      <w:r>
-        <w:t>________________________________________________________________</w:t>
-      </w:r>
-    </w:p>
-    <w:p>
-      <w:r>
-        <w:t>________________________________________________________________</w:t>
-      </w:r>
-    </w:p>
-    <w:p>
-      <w:pPr>
-        <w:pStyle w:val="Heading3"/>
-      </w:pPr>
-      <w:r>
-        <w:t>This week’s end goal</w:t>
+        <w:t>s. Label post-result investigations exploratory.</w:t>
+      </w:r>
+    </w:p>
+    <w:p>
+      <w:pPr>
+        <w:pStyle w:val="Heading2"/>
+      </w:pPr>
+      <w:r>
+        <w:t>Complete main-case evidence ledger</w:t>
+      </w:r>
+    </w:p>
+    <w:tbl>
+      <w:tblPr>
+        <w:tblStyle w:val="LightShading-Accent1"/>
+        <w:tblW w:type="auto" w:w="0"/>
+        <w:tblLook w:firstColumn="1" w:firstRow="1" w:lastColumn="0" w:lastRow="0" w:noHBand="0" w:noVBand="1" w:val="04A0"/>
+      </w:tblPr>
+      <w:tblGrid>
+        <w:gridCol w:w="3408"/>
+        <w:gridCol w:w="3408"/>
+        <w:gridCol w:w="3408"/>
+      </w:tblGrid>
+      <w:tr>
+        <w:trPr>
+          <w:tblHeader/>
+        </w:trPr>
+        <w:tc>
+          <w:tcPr>
+            <w:tcW w:type="dxa" w:w="3408"/>
+          </w:tcPr>
+          <w:p>
+            <w:r>
+              <w:t>Main calculation</w:t>
+            </w:r>
+          </w:p>
+        </w:tc>
+        <w:tc>
+          <w:tcPr>
+            <w:tcW w:type="dxa" w:w="3408"/>
+          </w:tcPr>
+          <w:p>
+            <w:r>
+              <w:t>Complete arithmetic</w:t>
+            </w:r>
+          </w:p>
+        </w:tc>
+        <w:tc>
+          <w:tcPr>
+            <w:tcW w:type="dxa" w:w="3408"/>
+          </w:tcPr>
+          <w:p>
+            <w:r>
+              <w:t>Interpretation</w:t>
+            </w:r>
+          </w:p>
+        </w:tc>
+      </w:tr>
+      <w:tr>
+        <w:tc>
+          <w:tcPr>
+            <w:tcW w:type="dxa" w:w="3408"/>
+          </w:tcPr>
+          <w:p>
+            <w:r>
+              <w:t>Retained durations</w:t>
+            </w:r>
+          </w:p>
+        </w:tc>
+        <w:tc>
+          <w:tcPr>
+            <w:tcW w:type="dxa" w:w="3408"/>
+          </w:tcPr>
+          <w:p>
+            <w:r>
+              <w:t>1, 2, 2, 15 seconds</w:t>
+            </w:r>
+          </w:p>
+        </w:tc>
+        <w:tc>
+          <w:tcPr>
+            <w:tcW w:type="dxa" w:w="3408"/>
+          </w:tcPr>
+          <w:p>
+            <w:r>
+              <w:t>All valid under supplied contract</w:t>
+            </w:r>
+          </w:p>
+        </w:tc>
+      </w:tr>
+      <w:tr>
+        <w:tc>
+          <w:tcPr>
+            <w:tcW w:type="dxa" w:w="3408"/>
+          </w:tcPr>
+          <w:p>
+            <w:r>
+              <w:t>Sum / count</w:t>
+            </w:r>
+          </w:p>
+        </w:tc>
+        <w:tc>
+          <w:tcPr>
+            <w:tcW w:type="dxa" w:w="3408"/>
+          </w:tcPr>
+          <w:p>
+            <w:r>
+              <w:t>20 seconds / 4</w:t>
+            </w:r>
+          </w:p>
+        </w:tc>
+        <w:tc>
+          <w:tcPr>
+            <w:tcW w:type="dxa" w:w="3408"/>
+          </w:tcPr>
+          <w:p>
+            <w:r>
+              <w:t>No undeclared exclusion</w:t>
+            </w:r>
+          </w:p>
+        </w:tc>
+      </w:tr>
+      <w:tr>
+        <w:tc>
+          <w:tcPr>
+            <w:tcW w:type="dxa" w:w="3408"/>
+          </w:tcPr>
+          <w:p>
+            <w:r>
+              <w:t>Mean</w:t>
+            </w:r>
+          </w:p>
+        </w:tc>
+        <w:tc>
+          <w:tcPr>
+            <w:tcW w:type="dxa" w:w="3408"/>
+          </w:tcPr>
+          <w:p>
+            <w:r>
+              <w:t>20/4 = 5 seconds</w:t>
+            </w:r>
+          </w:p>
+        </w:tc>
+        <w:tc>
+          <w:tcPr>
+            <w:tcW w:type="dxa" w:w="3408"/>
+          </w:tcPr>
+          <w:p>
+            <w:r>
+              <w:t>Sensitive to the long valid duration</w:t>
+            </w:r>
+          </w:p>
+        </w:tc>
+      </w:tr>
+      <w:tr>
+        <w:tc>
+          <w:tcPr>
+            <w:tcW w:type="dxa" w:w="3408"/>
+          </w:tcPr>
+          <w:p>
+            <w:r>
+              <w:t>Median</w:t>
+            </w:r>
+          </w:p>
+        </w:tc>
+        <w:tc>
+          <w:tcPr>
+            <w:tcW w:type="dxa" w:w="3408"/>
+          </w:tcPr>
+          <w:p>
+            <w:r>
+              <w:t>Middle values 2 and 2; average 2 seconds</w:t>
+            </w:r>
+          </w:p>
+        </w:tc>
+        <w:tc>
+          <w:tcPr>
+            <w:tcW w:type="dxa" w:w="3408"/>
+          </w:tcPr>
+          <w:p>
+            <w:r>
+              <w:t>Different descriptive aspect</w:t>
+            </w:r>
+          </w:p>
+        </w:tc>
+      </w:tr>
+      <w:tr>
+        <w:tc>
+          <w:tcPr>
+            <w:tcW w:type="dxa" w:w="3408"/>
+          </w:tcPr>
+          <w:p>
+            <w:r>
+              <w:t>Wrong-deletion illustration</w:t>
+            </w:r>
+          </w:p>
+        </w:tc>
+        <w:tc>
+          <w:tcPr>
+            <w:tcW w:type="dxa" w:w="3408"/>
+          </w:tcPr>
+          <w:p>
+            <w:r>
+              <w:t>(1+2+2)/3 = 5/3 seconds</w:t>
+            </w:r>
+          </w:p>
+        </w:tc>
+        <w:tc>
+          <w:tcPr>
+            <w:tcW w:type="dxa" w:w="3408"/>
+          </w:tcPr>
+          <w:p>
+            <w:r>
+              <w:t>Shows distortion; not a replacement primary result</w:t>
+            </w:r>
+          </w:p>
+        </w:tc>
+      </w:tr>
+      <w:tr>
+        <w:tc>
+          <w:tcPr>
+            <w:tcW w:type="dxa" w:w="3408"/>
+          </w:tcPr>
+          <w:p>
+            <w:r>
+              <w:t>Cause of fifteen-second duration</w:t>
+            </w:r>
+          </w:p>
+        </w:tc>
+        <w:tc>
+          <w:tcPr>
+            <w:tcW w:type="dxa" w:w="3408"/>
+          </w:tcPr>
+          <w:p>
+            <w:r>
+              <w:t>Not supplied</w:t>
+            </w:r>
+          </w:p>
+        </w:tc>
+        <w:tc>
+          <w:tcPr>
+            <w:tcW w:type="dxa" w:w="3408"/>
+          </w:tcPr>
+          <w:p>
+            <w:r>
+              <w:t>Propose an investigation without inventing its outcome</w:t>
+            </w:r>
+          </w:p>
+        </w:tc>
+      </w:tr>
+    </w:tbl>
+    <w:p>
+      <w:pPr>
+        <w:pStyle w:val="Heading2"/>
+      </w:pPr>
+      <w:r>
+        <w:t>State the scope and explain the visual</w:t>
       </w:r>
     </w:p>
     <w:p>
@@ -312,112 +985,7 @@
         <w:rPr>
           <w:b w:val="0"/>
         </w:rPr>
-        <w:t>Explain inspecting failures and anomalies using the records and boundaries of this fictional investigation.</w:t>
-      </w:r>
-    </w:p>
-    <w:p>
-      <w:pPr>
-        <w:pStyle w:val="Heading1"/>
-      </w:pPr>
-      <w:r>
-        <w:t>02. Notice the evidence</w:t>
-      </w:r>
-    </w:p>
-    <w:p>
-      <w:r>
-        <w:t>Investigate the supplied Inspecting failures and anomalies case. Separate observations, given facts and assumptions before choosing an explanation.</w:t>
-      </w:r>
-    </w:p>
-    <w:p>
-      <w:pPr>
-        <w:spacing w:line="336" w:lineRule="auto" w:after="180"/>
-      </w:pPr>
-      <w:r>
-        <w:rPr>
-          <w:b w:val="0"/>
-        </w:rPr>
-        <w:t>Failure inspection generates explanations to test. An unusual result is not automatically a bad data point.</w:t>
-      </w:r>
-    </w:p>
-    <w:p>
-      <w:pPr>
-        <w:spacing w:line="336" w:lineRule="auto" w:after="180"/>
-      </w:pPr>
-      <w:r>
-        <w:rPr>
-          <w:b w:val="0"/>
-        </w:rPr>
-        <w:t>Begin by writing the question the procedure is intended to answer. Identify the information already supplied, the information it will produce and the information still missing.</w:t>
-      </w:r>
-    </w:p>
-    <w:p>
-      <w:pPr>
-        <w:spacing w:line="336" w:lineRule="auto" w:after="180"/>
-      </w:pPr>
-      <w:r>
-        <w:rPr>
-          <w:b w:val="0"/>
-        </w:rPr>
-        <w:t>These are constructed classroom examples; they do not require live accounts, private records or an external service. Do not treat a plausible explanation as a measured outcome.</w:t>
-      </w:r>
-    </w:p>
-    <w:p>
-      <w:pPr>
-        <w:pStyle w:val="Heading3"/>
-      </w:pPr>
-      <w:r>
-        <w:t>List the given facts and one fact that is not supplied.</w:t>
-      </w:r>
-    </w:p>
-    <w:p>
-      <w:r>
-        <w:t>________________________________________________________________</w:t>
-      </w:r>
-    </w:p>
-    <w:p>
-      <w:r>
-        <w:t>________________________________________________________________</w:t>
-      </w:r>
-    </w:p>
-    <w:p>
-      <w:r>
-        <w:t>________________________________________________________________</w:t>
-      </w:r>
-    </w:p>
-    <w:p>
-      <w:pPr>
-        <w:pStyle w:val="Heading1"/>
-      </w:pPr>
-      <w:r>
-        <w:t>03. See how it works</w:t>
-      </w:r>
-    </w:p>
-    <w:p>
-      <w:r>
-        <w:t>Follow the mechanism for Inspecting failures and anomalies. Connect each labelled input, deciding step and result.</w:t>
-      </w:r>
-    </w:p>
-    <w:p>
-      <w:pPr>
-        <w:spacing w:line="336" w:lineRule="auto" w:after="180"/>
-      </w:pPr>
-      <w:r>
-        <w:rPr>
-          <w:b w:val="0"/>
-        </w:rPr>
-        <w:t xml:space="preserve">Compare raw </w:t>
-      </w:r>
-      <w:r>
-        <w:rPr>
-          <w:b/>
-        </w:rPr>
-        <w:t>output</w:t>
-      </w:r>
-      <w:r>
-        <w:rPr>
-          <w:b w:val="0"/>
-        </w:rPr>
-        <w:t xml:space="preserve">s, </w:t>
+        <w:t xml:space="preserve">Before applying the procedure, write its units, denominator or decision boundary where relevant. A partner should be able to repeat each step using the same </w:t>
       </w:r>
       <w:r>
         <w:rPr>
@@ -429,19 +997,61 @@
         <w:rPr>
           <w:b w:val="0"/>
         </w:rPr>
-        <w:t xml:space="preserve"> validity and procedure traces. Correct demonstrable measurement errors with provenance; retain valid unusual </w:t>
+        <w:t>s.</w:t>
+      </w:r>
+    </w:p>
+    <w:p>
+      <w:pPr>
+        <w:spacing w:line="336" w:lineRule="auto" w:after="180"/>
+      </w:pPr>
+      <w:r>
+        <w:rPr>
+          <w:b w:val="0"/>
+        </w:rPr>
+        <w:t xml:space="preserve">If a required </w:t>
       </w:r>
       <w:r>
         <w:rPr>
           <w:b/>
         </w:rPr>
-        <w:t>observation</w:t>
+        <w:t>input</w:t>
       </w:r>
       <w:r>
         <w:rPr>
           <w:b w:val="0"/>
         </w:rPr>
-        <w:t>s. Label post-result investigations exploratory.</w:t>
+        <w:t xml:space="preserve"> is absent or violates the stated contract, record that condition explicitly instead of quietly replacing it with a convenient value.</w:t>
+      </w:r>
+    </w:p>
+    <w:p>
+      <w:pPr>
+        <w:spacing w:line="336" w:lineRule="auto" w:after="180"/>
+      </w:pPr>
+      <w:r>
+        <w:rPr>
+          <w:b w:val="0"/>
+        </w:rPr>
+        <w:t xml:space="preserve">Point to the </w:t>
+      </w:r>
+      <w:r>
+        <w:rPr>
+          <w:b/>
+        </w:rPr>
+        <w:t>input</w:t>
+      </w:r>
+      <w:r>
+        <w:rPr>
+          <w:b w:val="0"/>
+        </w:rPr>
+        <w:t>, the deciding step and the result in this week’s visual. Explain the same step in ordinary words. A picture helps when you can say what each part represents.</w:t>
+      </w:r>
+    </w:p>
+    <w:p>
+      <w:pPr>
+        <w:pStyle w:val="Heading2"/>
+      </w:pPr>
+      <w:r>
+        <w:t>Earlier wording, alternatives and picture transcripts · reference / check after trying</w:t>
       </w:r>
     </w:p>
     <w:p>
@@ -505,7 +1115,7 @@
           </w:tcPr>
           <w:p>
             <w:r>
-              <w:t>Durations1, 2, 2, 15 seconds are all valid traces. Team deletes15 as an outlier without a rule.</w:t>
+              <w:t>Durations 1, 2, 2, 15 seconds are all valid traces. Team deletes 15 as an outlier without a rule.</w:t>
             </w:r>
           </w:p>
         </w:tc>
@@ -525,7 +1135,7 @@
           </w:tcPr>
           <w:p>
             <w:r>
-              <w:t>The slow valid case must remain in the declared primary analysis. Investigate mechanism separately; mean5 and median2 reveal different aspects.</w:t>
+              <w:t>The slow valid case must remain in the declared primary analysis. Investigate mechanism separately; mean 5 and median 2 reveal different aspects.</w:t>
             </w:r>
           </w:p>
         </w:tc>
@@ -538,13 +1148,226 @@
     </w:p>
     <w:p>
       <w:pPr>
+        <w:pStyle w:val="Heading3"/>
+      </w:pPr>
+      <w:r>
+        <w:t>Connect the picture and the explanation</w:t>
+      </w:r>
+    </w:p>
+    <w:p>
+      <w:pPr>
+        <w:pStyle w:val="Heading1"/>
+      </w:pPr>
+      <w:r>
+        <w:t>04. Predict the changed case before reading the explanation</w:t>
+      </w:r>
+    </w:p>
+    <w:p>
+      <w:r>
+        <w:t>Keep the rule and evidence boundary visible.</w:t>
+      </w:r>
+    </w:p>
+    <w:p>
+      <w:pPr>
+        <w:pStyle w:val="Heading2"/>
+      </w:pPr>
+      <w:r>
+        <w:t>Main task and response</w:t>
+      </w:r>
+    </w:p>
+    <w:p>
+      <w:pPr>
+        <w:pStyle w:val="ListBullet"/>
+      </w:pPr>
+      <w:r>
+        <w:t>Durations 1, 2, 2, 15 seconds are all valid traces. Team deletes 15 as an outlier without a rule. Show the intermediate steps and give the conclusion with its scope.</w:t>
+      </w:r>
+    </w:p>
+    <w:p>
+      <w:pPr>
+        <w:pStyle w:val="Heading3"/>
+      </w:pPr>
+      <w:r>
+        <w:t>Keep the procedure fixed. Explain what changed in the inputs and result.</w:t>
+      </w:r>
+    </w:p>
+    <w:p>
+      <w:r>
+        <w:t>________________________________________________________________</w:t>
+      </w:r>
+    </w:p>
+    <w:p>
+      <w:r>
+        <w:t>________________________________________________________________</w:t>
+      </w:r>
+    </w:p>
+    <w:p>
+      <w:r>
+        <w:t>________________________________________________________________</w:t>
+      </w:r>
+    </w:p>
+    <w:p>
+      <w:r>
+        <w:t>________________________________________________________________</w:t>
+      </w:r>
+    </w:p>
+    <w:p>
+      <w:r>
+        <w:t>________________________________________________________________</w:t>
+      </w:r>
+    </w:p>
+    <w:p>
+      <w:pPr>
+        <w:pStyle w:val="Heading2"/>
+      </w:pPr>
+      <w:r>
+        <w:t>Predict the pictured change</w:t>
+      </w:r>
+    </w:p>
+    <w:p>
+      <w:pPr>
+        <w:pStyle w:val="ListBullet"/>
+      </w:pPr>
+      <w:r>
+        <w:t>Change: Delete the 10-second record only because it looks bad.</w:t>
+      </w:r>
+    </w:p>
+    <w:p>
+      <w:pPr>
+        <w:pStyle w:val="Heading2"/>
+      </w:pPr>
+      <w:r>
+        <w:t>Check after predicting · reference / check after trying</w:t>
+      </w:r>
+    </w:p>
+    <w:p>
+      <w:pPr>
         <w:spacing w:line="336" w:lineRule="auto" w:after="180"/>
       </w:pPr>
+      <w:r>
+        <w:rPr>
+          <w:b/>
+        </w:rPr>
+        <w:t>Prediction</w:t>
+      </w:r>
       <w:r>
         <w:rPr>
           <w:b w:val="0"/>
         </w:rPr>
-        <w:t xml:space="preserve">Before applying the procedure, write its units, denominator or decision boundary where relevant. A partner should be able to repeat each step using the same </w:t>
+        <w:t>: The mean becomes 2 seconds but the selective report violates this plan.</w:t>
+      </w:r>
+    </w:p>
+    <w:p>
+      <w:pPr>
+        <w:spacing w:line="336" w:lineRule="auto" w:after="180"/>
+      </w:pPr>
+      <w:r>
+        <w:rPr>
+          <w:b w:val="0"/>
+        </w:rPr>
+        <w:t>Reason: Observed inconvenient outcomes are not an approved exclusion reason.</w:t>
+      </w:r>
+    </w:p>
+    <w:p>
+      <w:pPr>
+        <w:pStyle w:val="Heading2"/>
+      </w:pPr>
+      <w:r>
+        <w:t>Earlier wording, alternatives and picture transcripts · reference / check after trying</w:t>
+      </w:r>
+    </w:p>
+    <w:p>
+      <w:pPr>
+        <w:pStyle w:val="Heading3"/>
+      </w:pPr>
+      <w:r>
+        <w:t>Compare a familiar case with a changed case</w:t>
+      </w:r>
+    </w:p>
+    <w:p>
+      <w:pPr>
+        <w:pStyle w:val="Heading3"/>
+      </w:pPr>
+      <w:r>
+        <w:t>Change one thing in the pictured case</w:t>
+      </w:r>
+    </w:p>
+    <w:p>
+      <w:pPr>
+        <w:pStyle w:val="Heading1"/>
+      </w:pPr>
+      <w:r>
+        <w:t>06. Connect the main result with the separate pictured case</w:t>
+      </w:r>
+    </w:p>
+    <w:p>
+      <w:r>
+        <w:t>Keep the two scenarios and their supplied evidence distinct.</w:t>
+      </w:r>
+    </w:p>
+    <w:p>
+      <w:pPr>
+        <w:pStyle w:val="Heading2"/>
+      </w:pPr>
+      <w:r>
+        <w:t>Main case and original checked reasoning</w:t>
+      </w:r>
+    </w:p>
+    <w:p>
+      <w:pPr>
+        <w:spacing w:line="336" w:lineRule="auto" w:after="180"/>
+      </w:pPr>
+      <w:r>
+        <w:rPr>
+          <w:b w:val="0"/>
+        </w:rPr>
+        <w:t>Durations 1, 2, 2, 15 seconds are all valid traces. Team deletes 15 as an outlier without a rule.</w:t>
+      </w:r>
+    </w:p>
+    <w:p>
+      <w:pPr>
+        <w:spacing w:line="336" w:lineRule="auto" w:after="180"/>
+      </w:pPr>
+      <w:r>
+        <w:rPr>
+          <w:b w:val="0"/>
+        </w:rPr>
+        <w:t xml:space="preserve">The slow valid case must remain in the declared primary analysis. Investigate </w:t>
+      </w:r>
+      <w:r>
+        <w:rPr>
+          <w:b/>
+        </w:rPr>
+        <w:t>mechanism</w:t>
+      </w:r>
+      <w:r>
+        <w:rPr>
+          <w:b w:val="0"/>
+        </w:rPr>
+        <w:t xml:space="preserve"> separately; mean 5 and median 2 reveal different aspects.</w:t>
+      </w:r>
+    </w:p>
+    <w:p>
+      <w:pPr>
+        <w:spacing w:line="336" w:lineRule="auto" w:after="180"/>
+      </w:pPr>
+      <w:r>
+        <w:rPr>
+          <w:b w:val="0"/>
+        </w:rPr>
+        <w:t xml:space="preserve">Compare the intermediate </w:t>
+      </w:r>
+      <w:r>
+        <w:rPr>
+          <w:b/>
+        </w:rPr>
+        <w:t>evidence</w:t>
+      </w:r>
+      <w:r>
+        <w:rPr>
+          <w:b w:val="0"/>
+        </w:rPr>
+        <w:t xml:space="preserve"> with the final statement. Explain why each number or decision follows from the stated </w:t>
       </w:r>
       <w:r>
         <w:rPr>
@@ -567,7 +1390,7 @@
         <w:rPr>
           <w:b w:val="0"/>
         </w:rPr>
-        <w:t xml:space="preserve">If a required </w:t>
+        <w:t xml:space="preserve">The conclusion belongs to this scenario and procedure; changing the </w:t>
       </w:r>
       <w:r>
         <w:rPr>
@@ -579,457 +1402,15 @@
         <w:rPr>
           <w:b w:val="0"/>
         </w:rPr>
-        <w:t xml:space="preserve"> is absent or violates the stated contract, record that condition explicitly instead of quietly replacing it with a convenient value.</w:t>
-      </w:r>
-    </w:p>
-    <w:p>
-      <w:pPr>
-        <w:pStyle w:val="Heading3"/>
-      </w:pPr>
-      <w:r>
-        <w:t>Connect the picture and the explanation</w:t>
-      </w:r>
-    </w:p>
-    <w:p>
-      <w:pPr>
-        <w:spacing w:line="336" w:lineRule="auto" w:after="180"/>
-      </w:pPr>
-      <w:r>
-        <w:rPr>
-          <w:b w:val="0"/>
-        </w:rPr>
-        <w:t xml:space="preserve">Point to the </w:t>
-      </w:r>
-      <w:r>
-        <w:rPr>
-          <w:b/>
-        </w:rPr>
-        <w:t>input</w:t>
-      </w:r>
-      <w:r>
-        <w:rPr>
-          <w:b w:val="0"/>
-        </w:rPr>
-        <w:t>, the deciding step and the result in this week’s visual. Explain the same step in ordinary words. A picture helps when you can say what each part represents.</w:t>
-      </w:r>
-    </w:p>
-    <w:p>
-      <w:pPr>
-        <w:pStyle w:val="Heading1"/>
-      </w:pPr>
-      <w:r>
-        <w:t>04. Compare the cases</w:t>
-      </w:r>
-    </w:p>
-    <w:p>
-      <w:r>
-        <w:t>Compare the supplied cases for Inspecting failures and anomalies. Identify the detail that changes the conclusion.</w:t>
-      </w:r>
-    </w:p>
-    <w:p>
-      <w:pPr>
-        <w:pStyle w:val="Heading3"/>
-      </w:pPr>
-      <w:r>
-        <w:t>Compare a familiar case with a changed case</w:t>
-      </w:r>
-    </w:p>
-    <w:p>
-      <w:pPr>
-        <w:spacing w:line="336" w:lineRule="auto" w:after="180"/>
-      </w:pPr>
-      <w:r>
-        <w:rPr>
-          <w:b w:val="0"/>
-        </w:rPr>
-        <w:t>Durations1, 2, 2, 15 seconds are all valid traces. Team deletes15 as an outlier without a rule. Show the intermediate steps and give the conclusion with its scope.</w:t>
-      </w:r>
-    </w:p>
-    <w:p>
-      <w:pPr>
-        <w:pStyle w:val="Heading3"/>
-      </w:pPr>
-      <w:r>
-        <w:t>Keep the procedure fixed. Explain what changed in the inputs and result.</w:t>
-      </w:r>
-    </w:p>
-    <w:p>
-      <w:r>
-        <w:t>________________________________________________________________</w:t>
-      </w:r>
-    </w:p>
-    <w:p>
-      <w:r>
-        <w:t>________________________________________________________________</w:t>
-      </w:r>
-    </w:p>
-    <w:p>
-      <w:r>
-        <w:t>________________________________________________________________</w:t>
-      </w:r>
-    </w:p>
-    <w:p>
-      <w:r>
-        <w:t>________________________________________________________________</w:t>
-      </w:r>
-    </w:p>
-    <w:p>
-      <w:r>
-        <w:t>________________________________________________________________</w:t>
-      </w:r>
-    </w:p>
-    <w:p>
-      <w:pPr>
-        <w:pStyle w:val="Heading3"/>
-      </w:pPr>
-      <w:r>
-        <w:t>Change one thing in the pictured case</w:t>
-      </w:r>
-    </w:p>
-    <w:p>
-      <w:pPr>
-        <w:pStyle w:val="Heading3"/>
-      </w:pPr>
-      <w:r>
-        <w:t>Change one thing</w:t>
-      </w:r>
-    </w:p>
-    <w:p>
-      <w:pPr>
-        <w:spacing w:line="336" w:lineRule="auto" w:after="180"/>
-        <w:shd w:fill="F5F1FB"/>
-      </w:pPr>
-      <w:r>
-        <w:rPr>
-          <w:b w:val="0"/>
-        </w:rPr>
-        <w:t>Change: Delete the 10-second record only because it looks bad.</w:t>
-      </w:r>
-    </w:p>
-    <w:p>
-      <w:pPr>
-        <w:pStyle w:val="Heading3"/>
-      </w:pPr>
-      <w:r>
-        <w:t>Predicted result</w:t>
-      </w:r>
-    </w:p>
-    <w:p>
-      <w:pPr>
-        <w:spacing w:line="336" w:lineRule="auto" w:after="180"/>
-        <w:shd w:fill="F1F6FC"/>
-      </w:pPr>
-      <w:r>
-        <w:rPr>
-          <w:b/>
-        </w:rPr>
-        <w:t>Prediction</w:t>
-      </w:r>
-      <w:r>
-        <w:rPr>
-          <w:b w:val="0"/>
-        </w:rPr>
-        <w:t>: The mean becomes 2 seconds but the selective report violates this plan.</w:t>
-      </w:r>
-    </w:p>
-    <w:p>
-      <w:pPr>
-        <w:pStyle w:val="Heading3"/>
-      </w:pPr>
-      <w:r>
-        <w:t>Why the result follows</w:t>
-      </w:r>
-    </w:p>
-    <w:p>
-      <w:pPr>
-        <w:spacing w:line="336" w:lineRule="auto" w:after="180"/>
-        <w:shd w:fill="F1F6FC"/>
-      </w:pPr>
-      <w:r>
-        <w:rPr>
-          <w:b w:val="0"/>
-        </w:rPr>
-        <w:t>Reason: Observed inconvenient outcomes are not an approved exclusion reason.</w:t>
-      </w:r>
-    </w:p>
-    <w:p>
-      <w:pPr>
-        <w:pStyle w:val="Heading1"/>
-      </w:pPr>
-      <w:r>
-        <w:t>05. Words that unlock the idea</w:t>
-      </w:r>
-    </w:p>
-    <w:p>
-      <w:r>
-        <w:t>Use the vocabulary of Inspecting failures and anomalies to explain a concrete decision, rather than only memorising definitions.</w:t>
-      </w:r>
-    </w:p>
-    <w:tbl>
-      <w:tblPr>
-        <w:tblStyle w:val="LightShading-Accent1"/>
-        <w:tblW w:type="auto" w:w="0"/>
-        <w:tblLook w:firstColumn="1" w:firstRow="1" w:lastColumn="0" w:lastRow="0" w:noHBand="0" w:noVBand="1" w:val="04A0"/>
-      </w:tblPr>
-      <w:tblGrid>
-        <w:gridCol w:w="5112"/>
-        <w:gridCol w:w="5112"/>
-      </w:tblGrid>
-      <w:tr>
-        <w:trPr>
-          <w:tblHeader/>
-        </w:trPr>
-        <w:tc>
-          <w:tcPr>
-            <w:tcW w:type="dxa" w:w="5112"/>
-          </w:tcPr>
-          <w:p>
-            <w:r>
-              <w:t>Word</w:t>
-            </w:r>
-          </w:p>
-        </w:tc>
-        <w:tc>
-          <w:tcPr>
-            <w:tcW w:type="dxa" w:w="5112"/>
-          </w:tcPr>
-          <w:p>
-            <w:r>
-              <w:t>Meaning</w:t>
-            </w:r>
-          </w:p>
-        </w:tc>
-      </w:tr>
-      <w:tr>
-        <w:tc>
-          <w:tcPr>
-            <w:tcW w:type="dxa" w:w="5112"/>
-          </w:tcPr>
-          <w:p>
-            <w:r>
-              <w:t>Anomaly</w:t>
-            </w:r>
-          </w:p>
-        </w:tc>
-        <w:tc>
-          <w:tcPr>
-            <w:tcW w:type="dxa" w:w="5112"/>
-          </w:tcPr>
-          <w:p>
-            <w:r>
-              <w:t>An unusual observation requiring investigation</w:t>
-            </w:r>
-          </w:p>
-        </w:tc>
-      </w:tr>
-      <w:tr>
-        <w:tc>
-          <w:tcPr>
-            <w:tcW w:type="dxa" w:w="5112"/>
-          </w:tcPr>
-          <w:p>
-            <w:r>
-              <w:t>Provenance-backed correction</w:t>
-            </w:r>
-          </w:p>
-        </w:tc>
-        <w:tc>
-          <w:tcPr>
-            <w:tcW w:type="dxa" w:w="5112"/>
-          </w:tcPr>
-          <w:p>
-            <w:r>
-              <w:t>A repair justified by source evidence</w:t>
-            </w:r>
-          </w:p>
-        </w:tc>
-      </w:tr>
-      <w:tr>
-        <w:tc>
-          <w:tcPr>
-            <w:tcW w:type="dxa" w:w="5112"/>
-          </w:tcPr>
-          <w:p>
-            <w:r>
-              <w:t>Exploratory analysis</w:t>
-            </w:r>
-          </w:p>
-        </w:tc>
-        <w:tc>
-          <w:tcPr>
-            <w:tcW w:type="dxa" w:w="5112"/>
-          </w:tcPr>
-          <w:p>
-            <w:r>
-              <w:t>A follow-up chosen after results</w:t>
-            </w:r>
-          </w:p>
-        </w:tc>
-      </w:tr>
-    </w:tbl>
-    <w:p>
-      <w:pPr>
-        <w:pStyle w:val="Heading3"/>
-      </w:pPr>
-      <w:r>
-        <w:t>Use two terms to explain a step in this week’s example.</w:t>
-      </w:r>
-    </w:p>
-    <w:p>
-      <w:r>
-        <w:t>________________________________________________________________</w:t>
-      </w:r>
-    </w:p>
-    <w:p>
-      <w:r>
-        <w:t>________________________________________________________________</w:t>
-      </w:r>
-    </w:p>
-    <w:p>
-      <w:r>
-        <w:t>________________________________________________________________</w:t>
-      </w:r>
-    </w:p>
-    <w:p>
-      <w:pPr>
-        <w:pStyle w:val="Heading1"/>
-      </w:pPr>
-      <w:r>
-        <w:t>06. Follow a worked example</w:t>
-      </w:r>
-    </w:p>
-    <w:p>
-      <w:r>
-        <w:t>Follow the worked trace for Inspecting failures and anomalies, predict a step, then compare with its explanation.</w:t>
-      </w:r>
-    </w:p>
-    <w:p>
-      <w:pPr>
-        <w:spacing w:line="336" w:lineRule="auto" w:after="180"/>
-      </w:pPr>
-      <w:r>
-        <w:rPr>
-          <w:b w:val="0"/>
-        </w:rPr>
-        <w:t>Durations1, 2, 2, 15 seconds are all valid traces. Team deletes15 as an outlier without a rule.</w:t>
-      </w:r>
-    </w:p>
-    <w:p>
-      <w:pPr>
-        <w:spacing w:line="336" w:lineRule="auto" w:after="180"/>
-      </w:pPr>
-      <w:r>
-        <w:rPr>
-          <w:b w:val="0"/>
-        </w:rPr>
-        <w:t xml:space="preserve">The slow valid case must remain in the declared primary analysis. Investigate </w:t>
-      </w:r>
-      <w:r>
-        <w:rPr>
-          <w:b/>
-        </w:rPr>
-        <w:t>mechanism</w:t>
-      </w:r>
-      <w:r>
-        <w:rPr>
-          <w:b w:val="0"/>
-        </w:rPr>
-        <w:t xml:space="preserve"> separately; mean5 and median2 reveal different aspects.</w:t>
-      </w:r>
-    </w:p>
-    <w:p>
-      <w:pPr>
-        <w:pStyle w:val="Heading3"/>
-      </w:pPr>
-      <w:r>
-        <w:t>Worked explanation · Inspecting failures and anomalies</w:t>
-      </w:r>
-    </w:p>
-    <w:p>
-      <w:pPr>
-        <w:spacing w:line="336" w:lineRule="auto" w:after="180"/>
-        <w:shd w:fill="F1F6FC"/>
-      </w:pPr>
-      <w:r>
-        <w:rPr>
-          <w:b w:val="0"/>
-        </w:rPr>
-        <w:t xml:space="preserve">Compare the intermediate </w:t>
-      </w:r>
-      <w:r>
-        <w:rPr>
-          <w:b/>
-        </w:rPr>
-        <w:t>evidence</w:t>
-      </w:r>
-      <w:r>
-        <w:rPr>
-          <w:b w:val="0"/>
-        </w:rPr>
-        <w:t xml:space="preserve"> with the final statement. Explain why each number or decision follows from the stated </w:t>
-      </w:r>
-      <w:r>
-        <w:rPr>
-          <w:b/>
-        </w:rPr>
-        <w:t>input</w:t>
-      </w:r>
-      <w:r>
-        <w:rPr>
-          <w:b w:val="0"/>
-        </w:rPr>
-        <w:t>s.</w:t>
-      </w:r>
-    </w:p>
-    <w:p>
-      <w:pPr>
-        <w:spacing w:line="336" w:lineRule="auto" w:after="180"/>
-        <w:shd w:fill="F1F6FC"/>
-      </w:pPr>
-      <w:r>
-        <w:rPr>
-          <w:b w:val="0"/>
-        </w:rPr>
-        <w:t xml:space="preserve">The conclusion belongs to this scenario and procedure; changing the </w:t>
-      </w:r>
-      <w:r>
-        <w:rPr>
-          <w:b/>
-        </w:rPr>
-        <w:t>input</w:t>
-      </w:r>
-      <w:r>
-        <w:rPr>
-          <w:b w:val="0"/>
-        </w:rPr>
         <w:t>s, evaluation population or authority can change what it establishes. Retain the raw record so a later revision can be compared honestly.</w:t>
       </w:r>
     </w:p>
     <w:p>
       <w:pPr>
-        <w:pStyle w:val="Heading3"/>
-      </w:pPr>
-      <w:r>
-        <w:t>Learn from the worked case</w:t>
-      </w:r>
-    </w:p>
-    <w:p>
-      <w:pPr>
-        <w:spacing w:line="336" w:lineRule="auto" w:after="180"/>
-      </w:pPr>
-      <w:r>
-        <w:rPr>
-          <w:b w:val="0"/>
-        </w:rPr>
-        <w:t>Cover the result before checking it. Say what is given, choose the procedure, and follow one step at a time. Then uncover the result and explain your first mismatch. Ask why a step is allowed, not only what number it produces.</w:t>
-      </w:r>
-    </w:p>
-    <w:p>
-      <w:pPr>
-        <w:pStyle w:val="Heading3"/>
-      </w:pPr>
-      <w:r>
-        <w:t>A pictorial worked case: Inspecting failures and anomalies</w:t>
+        <w:pStyle w:val="Heading2"/>
+      </w:pPr>
+      <w:r>
+        <w:t>Separate pictured inputs and complete explanation</w:t>
       </w:r>
     </w:p>
     <w:p>
@@ -1057,24 +1438,7 @@
     </w:p>
     <w:p>
       <w:pPr>
-        <w:pStyle w:val="Heading3"/>
-      </w:pPr>
-      <w:r>
-        <w:t>The facts we will use</w:t>
-      </w:r>
-    </w:p>
-    <w:p>
-      <w:pPr>
-        <w:pStyle w:val="Heading3"/>
-      </w:pPr>
-      <w:r>
-        <w:t>Supplied facts</w:t>
-      </w:r>
-    </w:p>
-    <w:p>
-      <w:pPr>
         <w:spacing w:line="336" w:lineRule="auto" w:after="180"/>
-        <w:shd w:fill="F1F6FC"/>
       </w:pPr>
       <w:r>
         <w:rPr>
@@ -1084,11 +1448,41 @@
       </w:r>
     </w:p>
     <w:p>
+      <w:pPr>
+        <w:spacing w:line="336" w:lineRule="auto" w:after="180"/>
+      </w:pPr>
+      <w:r>
+        <w:rPr>
+          <w:b w:val="0"/>
+        </w:rPr>
+        <w:t>The separate picture records 2, 2, 2 and 10 seconds. The sum is sixteen, mean four and median two seconds. The fourth log records a source timeout, and the predefined reporting plan includes timeouts. That record remains in the primary summary. Deleting it merely because it looks bad would produce a two-second mean and conceal the stipulated slow case. A timeout event does not identify every underlying cause.</w:t>
+      </w:r>
+    </w:p>
+    <w:p>
+      <w:pPr>
+        <w:spacing w:line="336" w:lineRule="auto" w:after="180"/>
+      </w:pPr>
+      <w:r>
+        <w:rPr>
+          <w:b w:val="0"/>
+        </w:rPr>
+        <w:t>Inspect trace boundaries, source behavior and known conditions, then design a controlled follow-up; label proposed explanations and follow-ups as untested until evidence exists.</w:t>
+      </w:r>
+    </w:p>
+    <w:p>
+      <w:pPr>
+        <w:pStyle w:val="Heading2"/>
+      </w:pPr>
+      <w:r>
+        <w:t>Read the labelled representation</w:t>
+      </w:r>
+    </w:p>
+    <w:p>
       <w:r>
         <w:drawing>
           <wp:inline xmlns:a="http://schemas.openxmlformats.org/drawingml/2006/main" xmlns:pic="http://schemas.openxmlformats.org/drawingml/2006/picture">
-            <wp:extent cx="5486400" cy="3621314"/>
-            <wp:docPr id="1" name="Picture 1" descr="All four recorded durations"/>
+            <wp:extent cx="5486400" cy="2992582"/>
+            <wp:docPr id="1" name="Picture 1" descr="Main valid durations one, two, two and fifteen seconds have mean five and median two. Separate picture two, two, two and ten has mean four and median two, with a source timeout logged for the fourth run. All observations are retained. Vertical offsets only separate overlapping dots."/>
             <wp:cNvGraphicFramePr>
               <a:graphicFrameLocks noChangeAspect="1"/>
             </wp:cNvGraphicFramePr>
@@ -1096,7 +1490,7 @@
               <a:graphicData uri="http://schemas.openxmlformats.org/drawingml/2006/picture">
                 <pic:pic>
                   <pic:nvPicPr>
-                    <pic:cNvPr id="0" name="academy-detail-ai-7-26.png"/>
+                    <pic:cNvPr id="0" name="ai-7-26-retained-durations.png"/>
                     <pic:cNvPicPr/>
                   </pic:nvPicPr>
                   <pic:blipFill>
@@ -1108,7 +1502,7 @@
                   <pic:spPr>
                     <a:xfrm>
                       <a:off x="0" y="0"/>
-                      <a:ext cx="5486400" cy="3621314"/>
+                      <a:ext cx="5486400" cy="2992582"/>
                     </a:xfrm>
                     <a:prstGeom prst="rect"/>
                   </pic:spPr>
@@ -1123,8 +1517,8 @@
       <w:r>
         <w:drawing>
           <wp:inline xmlns:a="http://schemas.openxmlformats.org/drawingml/2006/main" xmlns:pic="http://schemas.openxmlformats.org/drawingml/2006/picture">
-            <wp:extent cx="5486400" cy="5185229"/>
-            <wp:docPr id="2" name="Picture 2" descr="Inspecting failures and anomalies. Keep the raw record: The fourth duration remains 10 seconds.. Compute summaries: Mean is 16/4=4 seconds; median is 2 seconds.. Investigate the event: Report the timeout evidence and distinguish it from an untested explanation."/>
+            <wp:extent cx="5486400" cy="3182112"/>
+            <wp:docPr id="2" name="Picture 2" descr="Keep the raw record: The fourth duration remains 10 seconds. → Compute summaries: Mean is 16/4=4 seconds; median is 2 seconds. → Investigate the event: Report the timeout evidence and distinguish it from an untested explanation."/>
             <wp:cNvGraphicFramePr>
               <a:graphicFrameLocks noChangeAspect="1"/>
             </wp:cNvGraphicFramePr>
@@ -1132,7 +1526,7 @@
               <a:graphicData uri="http://schemas.openxmlformats.org/drawingml/2006/picture">
                 <pic:pic>
                   <pic:nvPicPr>
-                    <pic:cNvPr id="0" name="academy-visual-ai-7-26.png"/>
+                    <pic:cNvPr id="0" name="academy-story-ai-7-26-02.png"/>
                     <pic:cNvPicPr/>
                   </pic:nvPicPr>
                   <pic:blipFill>
@@ -1144,7 +1538,7 @@
                   <pic:spPr>
                     <a:xfrm>
                       <a:off x="0" y="0"/>
-                      <a:ext cx="5486400" cy="5185229"/>
+                      <a:ext cx="5486400" cy="3182112"/>
                     </a:xfrm>
                     <a:prstGeom prst="rect"/>
                   </pic:spPr>
@@ -1272,24 +1666,7 @@
     </w:p>
     <w:p>
       <w:pPr>
-        <w:pStyle w:val="Heading3"/>
-      </w:pPr>
-      <w:r>
-        <w:t>Why this result follows</w:t>
-      </w:r>
-    </w:p>
-    <w:p>
-      <w:pPr>
-        <w:pStyle w:val="Heading3"/>
-      </w:pPr>
-      <w:r>
-        <w:t>Why the result follows</w:t>
-      </w:r>
-    </w:p>
-    <w:p>
-      <w:pPr>
         <w:spacing w:line="336" w:lineRule="auto" w:after="180"/>
-        <w:shd w:fill="F1F6FC"/>
       </w:pPr>
       <w:r>
         <w:rPr>
@@ -1312,30 +1689,333 @@
     </w:p>
     <w:p>
       <w:pPr>
+        <w:pStyle w:val="Heading2"/>
+      </w:pPr>
+      <w:r>
+        <w:t>Complete picture evidence and limits</w:t>
+      </w:r>
+    </w:p>
+    <w:tbl>
+      <w:tblPr>
+        <w:tblStyle w:val="LightShading-Accent1"/>
+        <w:tblW w:type="auto" w:w="0"/>
+        <w:tblLook w:firstColumn="1" w:firstRow="1" w:lastColumn="0" w:lastRow="0" w:noHBand="0" w:noVBand="1" w:val="04A0"/>
+      </w:tblPr>
+      <w:tblGrid>
+        <w:gridCol w:w="5112"/>
+        <w:gridCol w:w="5112"/>
+      </w:tblGrid>
+      <w:tr>
+        <w:trPr>
+          <w:tblHeader/>
+        </w:trPr>
+        <w:tc>
+          <w:tcPr>
+            <w:tcW w:type="dxa" w:w="5112"/>
+          </w:tcPr>
+          <w:p>
+            <w:r>
+              <w:t>Separate picture quantity</w:t>
+            </w:r>
+          </w:p>
+        </w:tc>
+        <w:tc>
+          <w:tcPr>
+            <w:tcW w:type="dxa" w:w="5112"/>
+          </w:tcPr>
+          <w:p>
+            <w:r>
+              <w:t>Supported record</w:t>
+            </w:r>
+          </w:p>
+        </w:tc>
+      </w:tr>
+      <w:tr>
+        <w:tc>
+          <w:tcPr>
+            <w:tcW w:type="dxa" w:w="5112"/>
+          </w:tcPr>
+          <w:p>
+            <w:r>
+              <w:t>Durations</w:t>
+            </w:r>
+          </w:p>
+        </w:tc>
+        <w:tc>
+          <w:tcPr>
+            <w:tcW w:type="dxa" w:w="5112"/>
+          </w:tcPr>
+          <w:p>
+            <w:r>
+              <w:t>2, 2, 2, 10 seconds</w:t>
+            </w:r>
+          </w:p>
+        </w:tc>
+      </w:tr>
+      <w:tr>
+        <w:tc>
+          <w:tcPr>
+            <w:tcW w:type="dxa" w:w="5112"/>
+          </w:tcPr>
+          <w:p>
+            <w:r>
+              <w:t>Mean</w:t>
+            </w:r>
+          </w:p>
+        </w:tc>
+        <w:tc>
+          <w:tcPr>
+            <w:tcW w:type="dxa" w:w="5112"/>
+          </w:tcPr>
+          <w:p>
+            <w:r>
+              <w:t>16/4 = 4 seconds</w:t>
+            </w:r>
+          </w:p>
+        </w:tc>
+      </w:tr>
+      <w:tr>
+        <w:tc>
+          <w:tcPr>
+            <w:tcW w:type="dxa" w:w="5112"/>
+          </w:tcPr>
+          <w:p>
+            <w:r>
+              <w:t>Median</w:t>
+            </w:r>
+          </w:p>
+        </w:tc>
+        <w:tc>
+          <w:tcPr>
+            <w:tcW w:type="dxa" w:w="5112"/>
+          </w:tcPr>
+          <w:p>
+            <w:r>
+              <w:t>(2+2)/2 = 2 seconds</w:t>
+            </w:r>
+          </w:p>
+        </w:tc>
+      </w:tr>
+      <w:tr>
+        <w:tc>
+          <w:tcPr>
+            <w:tcW w:type="dxa" w:w="5112"/>
+          </w:tcPr>
+          <w:p>
+            <w:r>
+              <w:t>Fourth log</w:t>
+            </w:r>
+          </w:p>
+        </w:tc>
+        <w:tc>
+          <w:tcPr>
+            <w:tcW w:type="dxa" w:w="5112"/>
+          </w:tcPr>
+          <w:p>
+            <w:r>
+              <w:t>Source timeout recorded</w:t>
+            </w:r>
+          </w:p>
+        </w:tc>
+      </w:tr>
+      <w:tr>
+        <w:tc>
+          <w:tcPr>
+            <w:tcW w:type="dxa" w:w="5112"/>
+          </w:tcPr>
+          <w:p>
+            <w:r>
+              <w:t>Plan</w:t>
+            </w:r>
+          </w:p>
+        </w:tc>
+        <w:tc>
+          <w:tcPr>
+            <w:tcW w:type="dxa" w:w="5112"/>
+          </w:tcPr>
+          <w:p>
+            <w:r>
+              <w:t>Includes timeouts in reporting</w:t>
+            </w:r>
+          </w:p>
+        </w:tc>
+      </w:tr>
+      <w:tr>
+        <w:tc>
+          <w:tcPr>
+            <w:tcW w:type="dxa" w:w="5112"/>
+          </w:tcPr>
+          <w:p>
+            <w:r>
+              <w:t>Delete ten because it looks bad</w:t>
+            </w:r>
+          </w:p>
+        </w:tc>
+        <w:tc>
+          <w:tcPr>
+            <w:tcW w:type="dxa" w:w="5112"/>
+          </w:tcPr>
+          <w:p>
+            <w:r>
+              <w:t>Violates plan; hypothetical mean falls to two</w:t>
+            </w:r>
+          </w:p>
+        </w:tc>
+      </w:tr>
+      <w:tr>
+        <w:tc>
+          <w:tcPr>
+            <w:tcW w:type="dxa" w:w="5112"/>
+          </w:tcPr>
+          <w:p>
+            <w:r>
+              <w:t>Root cause</w:t>
+            </w:r>
+          </w:p>
+        </w:tc>
+        <w:tc>
+          <w:tcPr>
+            <w:tcW w:type="dxa" w:w="5112"/>
+          </w:tcPr>
+          <w:p>
+            <w:r>
+              <w:t>Not fully identified by timeout event</w:t>
+            </w:r>
+          </w:p>
+        </w:tc>
+      </w:tr>
+      <w:tr>
+        <w:tc>
+          <w:tcPr>
+            <w:tcW w:type="dxa" w:w="5112"/>
+          </w:tcPr>
+          <w:p>
+            <w:r>
+              <w:t>Follow-up status</w:t>
+            </w:r>
+          </w:p>
+        </w:tc>
+        <w:tc>
+          <w:tcPr>
+            <w:tcW w:type="dxa" w:w="5112"/>
+          </w:tcPr>
+          <w:p>
+            <w:r>
+              <w:t>Proposed exploratory investigation, not a completed test</w:t>
+            </w:r>
+          </w:p>
+        </w:tc>
+      </w:tr>
+    </w:tbl>
+    <w:p>
+      <w:pPr>
+        <w:pStyle w:val="Heading2"/>
+      </w:pPr>
+      <w:r>
+        <w:t>Predict the changed condition</w:t>
+      </w:r>
+    </w:p>
+    <w:p>
+      <w:pPr>
+        <w:pStyle w:val="ListBullet"/>
+      </w:pPr>
+      <w:r>
+        <w:t>Change one thing: Delete the 10-second record only because it looks bad. Predict the result before checking the explanation. What remains the same?</w:t>
+      </w:r>
+    </w:p>
+    <w:p>
+      <w:pPr>
+        <w:pStyle w:val="Heading2"/>
+      </w:pPr>
+      <w:r>
+        <w:t>Check after predicting · reference / check after trying</w:t>
+      </w:r>
+    </w:p>
+    <w:p>
+      <w:r>
+        <w:drawing>
+          <wp:inline xmlns:a="http://schemas.openxmlformats.org/drawingml/2006/main" xmlns:pic="http://schemas.openxmlformats.org/drawingml/2006/picture">
+            <wp:extent cx="5486400" cy="3026664"/>
+            <wp:docPr id="3" name="Picture 3" descr="Original case: Report the timeout evidence and distinguish it from an untested explanation. Changed condition: Delete the 10-second record only because it looks bad. Expected result: The mean becomes 2 seconds but the selective report violates this plan. Reason: Observed inconvenient outcomes are not an approved exclusion reason."/>
+            <wp:cNvGraphicFramePr>
+              <a:graphicFrameLocks noChangeAspect="1"/>
+            </wp:cNvGraphicFramePr>
+            <a:graphic>
+              <a:graphicData uri="http://schemas.openxmlformats.org/drawingml/2006/picture">
+                <pic:pic>
+                  <pic:nvPicPr>
+                    <pic:cNvPr id="0" name="academy-story-ai-7-26-04.png"/>
+                    <pic:cNvPicPr/>
+                  </pic:nvPicPr>
+                  <pic:blipFill>
+                    <a:blip r:embed="rId11"/>
+                    <a:stretch>
+                      <a:fillRect/>
+                    </a:stretch>
+                  </pic:blipFill>
+                  <pic:spPr>
+                    <a:xfrm>
+                      <a:off x="0" y="0"/>
+                      <a:ext cx="5486400" cy="3026664"/>
+                    </a:xfrm>
+                    <a:prstGeom prst="rect"/>
+                  </pic:spPr>
+                </pic:pic>
+              </a:graphicData>
+            </a:graphic>
+          </wp:inline>
+        </w:drawing>
+      </w:r>
+    </w:p>
+    <w:p>
+      <w:pPr>
+        <w:pStyle w:val="Heading2"/>
+      </w:pPr>
+      <w:r>
+        <w:t>Explain what remains unknown</w:t>
+      </w:r>
+    </w:p>
+    <w:p>
+      <w:pPr>
+        <w:pStyle w:val="ListBullet"/>
+      </w:pPr>
+      <w:r>
+        <w:t>A logged timeout does not identify every underlying cause; report conditions and test explanations.</w:t>
+      </w:r>
+    </w:p>
+    <w:p>
+      <w:pPr>
+        <w:pStyle w:val="ListBullet"/>
+      </w:pPr>
+      <w:r>
+        <w:t>Read the labelled picture: Calculate mean and median for 2,2,2,10. What does the timeout log establish, and why is deleting that inconvenient record incompatible with the stated plan?</w:t>
+      </w:r>
+    </w:p>
+    <w:p>
+      <w:pPr>
+        <w:pStyle w:val="Heading2"/>
+      </w:pPr>
+      <w:r>
+        <w:t>Earlier wording, alternatives and picture transcripts · reference / check after trying</w:t>
+      </w:r>
+    </w:p>
+    <w:p>
+      <w:pPr>
         <w:pStyle w:val="Heading3"/>
       </w:pPr>
       <w:r>
-        <w:t>What this example does not establish</w:t>
-      </w:r>
-    </w:p>
-    <w:p>
-      <w:pPr>
-        <w:pStyle w:val="Heading3"/>
-      </w:pPr>
-      <w:r>
-        <w:t>Keep the stated limit</w:t>
+        <w:t>Learn from the worked case</w:t>
       </w:r>
     </w:p>
     <w:p>
       <w:pPr>
         <w:spacing w:line="336" w:lineRule="auto" w:after="180"/>
-        <w:shd w:fill="FFF5E6"/>
       </w:pPr>
       <w:r>
         <w:rPr>
           <w:b w:val="0"/>
         </w:rPr>
-        <w:t>A logged timeout does not identify every underlying cause; report conditions and test explanations.</w:t>
+        <w:t>Cover the result before checking it. Say what is given, choose the procedure, and follow one step at a time. Then uncover the result and explain your first mismatch. Ask why a step is allowed, not only what number it produces.</w:t>
       </w:r>
     </w:p>
     <w:p>
@@ -1343,19 +2023,7 @@
         <w:pStyle w:val="Heading3"/>
       </w:pPr>
       <w:r>
-        <w:t>Keep the stated limit</w:t>
-      </w:r>
-    </w:p>
-    <w:p>
-      <w:pPr>
-        <w:spacing w:line="336" w:lineRule="auto" w:after="180"/>
-        <w:shd w:fill="FFF5E6"/>
-      </w:pPr>
-      <w:r>
-        <w:rPr>
-          <w:b w:val="0"/>
-        </w:rPr>
-        <w:t>Read the labelled picture: Calculate mean and median for 2,2,2,10. What does the timeout log establish, and why is deleting that inconvenient record incompatible with the stated plan?</w:t>
+        <w:t>A pictorial worked case: Inspecting failures and anomalies</w:t>
       </w:r>
     </w:p>
     <w:p>
@@ -1363,19 +2031,95 @@
         <w:pStyle w:val="Heading3"/>
       </w:pPr>
       <w:r>
-        <w:t>Keep the stated limit</w:t>
-      </w:r>
-    </w:p>
-    <w:p>
-      <w:pPr>
-        <w:spacing w:line="336" w:lineRule="auto" w:after="180"/>
-        <w:shd w:fill="FFF5E6"/>
-      </w:pPr>
-      <w:r>
-        <w:rPr>
-          <w:b w:val="0"/>
-        </w:rPr>
-        <w:t>Change one thing: Delete the 10-second record only because it looks bad. Predict the result before checking the explanation. What remains the same?</w:t>
+        <w:t>The facts we will use</w:t>
+      </w:r>
+    </w:p>
+    <w:p>
+      <w:r>
+        <w:drawing>
+          <wp:inline xmlns:a="http://schemas.openxmlformats.org/drawingml/2006/main" xmlns:pic="http://schemas.openxmlformats.org/drawingml/2006/picture">
+            <wp:extent cx="5486400" cy="3621314"/>
+            <wp:docPr id="4" name="Picture 4" descr="All four recorded durations"/>
+            <wp:cNvGraphicFramePr>
+              <a:graphicFrameLocks noChangeAspect="1"/>
+            </wp:cNvGraphicFramePr>
+            <a:graphic>
+              <a:graphicData uri="http://schemas.openxmlformats.org/drawingml/2006/picture">
+                <pic:pic>
+                  <pic:nvPicPr>
+                    <pic:cNvPr id="0" name="academy-detail-ai-7-26.png"/>
+                    <pic:cNvPicPr/>
+                  </pic:nvPicPr>
+                  <pic:blipFill>
+                    <a:blip r:embed="rId12"/>
+                    <a:stretch>
+                      <a:fillRect/>
+                    </a:stretch>
+                  </pic:blipFill>
+                  <pic:spPr>
+                    <a:xfrm>
+                      <a:off x="0" y="0"/>
+                      <a:ext cx="5486400" cy="3621314"/>
+                    </a:xfrm>
+                    <a:prstGeom prst="rect"/>
+                  </pic:spPr>
+                </pic:pic>
+              </a:graphicData>
+            </a:graphic>
+          </wp:inline>
+        </w:drawing>
+      </w:r>
+    </w:p>
+    <w:p>
+      <w:r>
+        <w:drawing>
+          <wp:inline xmlns:a="http://schemas.openxmlformats.org/drawingml/2006/main" xmlns:pic="http://schemas.openxmlformats.org/drawingml/2006/picture">
+            <wp:extent cx="5486400" cy="5185229"/>
+            <wp:docPr id="5" name="Picture 5" descr="Inspecting failures and anomalies. Keep the raw record: The fourth duration remains 10 seconds.. Compute summaries: Mean is 16/4=4 seconds; median is 2 seconds.. Investigate the event: Report the timeout evidence and distinguish it from an untested explanation."/>
+            <wp:cNvGraphicFramePr>
+              <a:graphicFrameLocks noChangeAspect="1"/>
+            </wp:cNvGraphicFramePr>
+            <a:graphic>
+              <a:graphicData uri="http://schemas.openxmlformats.org/drawingml/2006/picture">
+                <pic:pic>
+                  <pic:nvPicPr>
+                    <pic:cNvPr id="0" name="academy-visual-ai-7-26.png"/>
+                    <pic:cNvPicPr/>
+                  </pic:nvPicPr>
+                  <pic:blipFill>
+                    <a:blip r:embed="rId13"/>
+                    <a:stretch>
+                      <a:fillRect/>
+                    </a:stretch>
+                  </pic:blipFill>
+                  <pic:spPr>
+                    <a:xfrm>
+                      <a:off x="0" y="0"/>
+                      <a:ext cx="5486400" cy="5185229"/>
+                    </a:xfrm>
+                    <a:prstGeom prst="rect"/>
+                  </pic:spPr>
+                </pic:pic>
+              </a:graphicData>
+            </a:graphic>
+          </wp:inline>
+        </w:drawing>
+      </w:r>
+    </w:p>
+    <w:p>
+      <w:pPr>
+        <w:pStyle w:val="Heading3"/>
+      </w:pPr>
+      <w:r>
+        <w:t>Why this result follows</w:t>
+      </w:r>
+    </w:p>
+    <w:p>
+      <w:pPr>
+        <w:pStyle w:val="Heading3"/>
+      </w:pPr>
+      <w:r>
+        <w:t>What this example does not establish</w:t>
       </w:r>
     </w:p>
     <w:p>
@@ -1383,12 +2127,20 @@
         <w:pStyle w:val="Heading1"/>
       </w:pPr>
       <w:r>
-        <w:t>07. Find and repair a mistake</w:t>
-      </w:r>
-    </w:p>
-    <w:p>
-      <w:r>
-        <w:t>Find the unsupported step in the Inspecting failures and anomalies claim and explain a repair using the supplied evidence.</w:t>
+        <w:t>07. Find the first unsupported inference and repair it</w:t>
+      </w:r>
+    </w:p>
+    <w:p>
+      <w:r>
+        <w:t>Use the supplied conditions rather than inventing missing evidence.</w:t>
+      </w:r>
+    </w:p>
+    <w:p>
+      <w:pPr>
+        <w:pStyle w:val="Heading2"/>
+      </w:pPr>
+      <w:r>
+        <w:t>Original qualification and repair setup</w:t>
       </w:r>
     </w:p>
     <w:p>
@@ -1404,16 +2156,7 @@
     </w:p>
     <w:p>
       <w:pPr>
-        <w:pStyle w:val="Heading3"/>
-      </w:pPr>
-      <w:r>
-        <w:t>Check the claim against the facts</w:t>
-      </w:r>
-    </w:p>
-    <w:p>
-      <w:pPr>
         <w:spacing w:line="336" w:lineRule="auto" w:after="180"/>
-        <w:shd w:fill="FFF5E6"/>
       </w:pPr>
       <w:r>
         <w:rPr>
@@ -1425,7 +2168,6 @@
     <w:p>
       <w:pPr>
         <w:spacing w:line="336" w:lineRule="auto" w:after="180"/>
-        <w:shd w:fill="FFF5E6"/>
       </w:pPr>
       <w:r>
         <w:rPr>
@@ -1448,6 +2190,234 @@
     </w:p>
     <w:p>
       <w:pPr>
+        <w:pStyle w:val="Heading2"/>
+      </w:pPr>
+      <w:r>
+        <w:t>Complete boundary and misconception probes</w:t>
+      </w:r>
+    </w:p>
+    <w:tbl>
+      <w:tblPr>
+        <w:tblStyle w:val="LightShading-Accent1"/>
+        <w:tblW w:type="auto" w:w="0"/>
+        <w:tblLook w:firstColumn="1" w:firstRow="1" w:lastColumn="0" w:lastRow="0" w:noHBand="0" w:noVBand="1" w:val="04A0"/>
+      </w:tblPr>
+      <w:tblGrid>
+        <w:gridCol w:w="5112"/>
+        <w:gridCol w:w="5112"/>
+      </w:tblGrid>
+      <w:tr>
+        <w:trPr>
+          <w:tblHeader/>
+        </w:trPr>
+        <w:tc>
+          <w:tcPr>
+            <w:tcW w:type="dxa" w:w="5112"/>
+          </w:tcPr>
+          <w:p>
+            <w:r>
+              <w:t>Anomaly audit</w:t>
+            </w:r>
+          </w:p>
+        </w:tc>
+        <w:tc>
+          <w:tcPr>
+            <w:tcW w:type="dxa" w:w="5112"/>
+          </w:tcPr>
+          <w:p>
+            <w:r>
+              <w:t>Checked interpretation</w:t>
+            </w:r>
+          </w:p>
+        </w:tc>
+      </w:tr>
+      <w:tr>
+        <w:tc>
+          <w:tcPr>
+            <w:tcW w:type="dxa" w:w="5112"/>
+          </w:tcPr>
+          <w:p>
+            <w:r>
+              <w:t>Value unusually large</w:t>
+            </w:r>
+          </w:p>
+        </w:tc>
+        <w:tc>
+          <w:tcPr>
+            <w:tcW w:type="dxa" w:w="5112"/>
+          </w:tcPr>
+          <w:p>
+            <w:r>
+              <w:t>Not automatically invalid data</w:t>
+            </w:r>
+          </w:p>
+        </w:tc>
+      </w:tr>
+      <w:tr>
+        <w:tc>
+          <w:tcPr>
+            <w:tcW w:type="dxa" w:w="5112"/>
+          </w:tcPr>
+          <w:p>
+            <w:r>
+              <w:t>All traces stipulated valid</w:t>
+            </w:r>
+          </w:p>
+        </w:tc>
+        <w:tc>
+          <w:tcPr>
+            <w:tcW w:type="dxa" w:w="5112"/>
+          </w:tcPr>
+          <w:p>
+            <w:r>
+              <w:t>Keep them under the declared inclusion rule</w:t>
+            </w:r>
+          </w:p>
+        </w:tc>
+      </w:tr>
+      <w:tr>
+        <w:tc>
+          <w:tcPr>
+            <w:tcW w:type="dxa" w:w="5112"/>
+          </w:tcPr>
+          <w:p>
+            <w:r>
+              <w:t>Mean differs from median</w:t>
+            </w:r>
+          </w:p>
+        </w:tc>
+        <w:tc>
+          <w:tcPr>
+            <w:tcW w:type="dxa" w:w="5112"/>
+          </w:tcPr>
+          <w:p>
+            <w:r>
+              <w:t>Different summaries; neither licenses deleting the tail</w:t>
+            </w:r>
+          </w:p>
+        </w:tc>
+      </w:tr>
+      <w:tr>
+        <w:tc>
+          <w:tcPr>
+            <w:tcW w:type="dxa" w:w="5112"/>
+          </w:tcPr>
+          <w:p>
+            <w:r>
+              <w:t>Log shows timeout</w:t>
+            </w:r>
+          </w:p>
+        </w:tc>
+        <w:tc>
+          <w:tcPr>
+            <w:tcW w:type="dxa" w:w="5112"/>
+          </w:tcPr>
+          <w:p>
+            <w:r>
+              <w:t>Event evidence, not a complete causal explanation</w:t>
+            </w:r>
+          </w:p>
+        </w:tc>
+      </w:tr>
+      <w:tr>
+        <w:tc>
+          <w:tcPr>
+            <w:tcW w:type="dxa" w:w="5112"/>
+          </w:tcPr>
+          <w:p>
+            <w:r>
+              <w:t>Known unit conversion error demonstrated</w:t>
+            </w:r>
+          </w:p>
+        </w:tc>
+        <w:tc>
+          <w:tcPr>
+            <w:tcW w:type="dxa" w:w="5112"/>
+          </w:tcPr>
+          <w:p>
+            <w:r>
+              <w:t>Correct transparently with original record and evidence</w:t>
+            </w:r>
+          </w:p>
+        </w:tc>
+      </w:tr>
+      <w:tr>
+        <w:tc>
+          <w:tcPr>
+            <w:tcW w:type="dxa" w:w="5112"/>
+          </w:tcPr>
+          <w:p>
+            <w:r>
+              <w:t>No evidence of capture error</w:t>
+            </w:r>
+          </w:p>
+        </w:tc>
+        <w:tc>
+          <w:tcPr>
+            <w:tcW w:type="dxa" w:w="5112"/>
+          </w:tcPr>
+          <w:p>
+            <w:r>
+              <w:t>Do not invent one to improve results</w:t>
+            </w:r>
+          </w:p>
+        </w:tc>
+      </w:tr>
+      <w:tr>
+        <w:tc>
+          <w:tcPr>
+            <w:tcW w:type="dxa" w:w="5112"/>
+          </w:tcPr>
+          <w:p>
+            <w:r>
+              <w:t>Follow-up inspired by outcomes</w:t>
+            </w:r>
+          </w:p>
+        </w:tc>
+        <w:tc>
+          <w:tcPr>
+            <w:tcW w:type="dxa" w:w="5112"/>
+          </w:tcPr>
+          <w:p>
+            <w:r>
+              <w:t>Label exploratory and preserve original analysis</w:t>
+            </w:r>
+          </w:p>
+        </w:tc>
+      </w:tr>
+      <w:tr>
+        <w:tc>
+          <w:tcPr>
+            <w:tcW w:type="dxa" w:w="5112"/>
+          </w:tcPr>
+          <w:p>
+            <w:r>
+              <w:t>Wrong-deletion calculation shown</w:t>
+            </w:r>
+          </w:p>
+        </w:tc>
+        <w:tc>
+          <w:tcPr>
+            <w:tcW w:type="dxa" w:w="5112"/>
+          </w:tcPr>
+          <w:p>
+            <w:r>
+              <w:t>Illustration of distortion, not a new approved result</w:t>
+            </w:r>
+          </w:p>
+        </w:tc>
+      </w:tr>
+    </w:tbl>
+    <w:p>
+      <w:pPr>
+        <w:pStyle w:val="Heading2"/>
+      </w:pPr>
+      <w:r>
+        <w:t>Write and justify the repair</w:t>
+      </w:r>
+    </w:p>
+    <w:p>
+      <w:pPr>
         <w:pStyle w:val="Heading3"/>
       </w:pPr>
       <w:r>
@@ -1481,21 +2451,93 @@
     </w:p>
     <w:p>
       <w:pPr>
+        <w:pStyle w:val="ListBullet"/>
+      </w:pPr>
+      <w:r>
+        <w:t>A report omits this qualification: Post-hoc exclusion based on an unwanted outcome can distort the conclusion. Explain how omitting it could change a reader's interpretation, and write an accurate replacement.</w:t>
+      </w:r>
+    </w:p>
+    <w:p>
+      <w:pPr>
         <w:pStyle w:val="Heading3"/>
       </w:pPr>
       <w:r>
+        <w:t>State one repair and the checks you would rerun.</w:t>
+      </w:r>
+    </w:p>
+    <w:p>
+      <w:r>
+        <w:t>________________________________________________________________</w:t>
+      </w:r>
+    </w:p>
+    <w:p>
+      <w:r>
+        <w:t>________________________________________________________________</w:t>
+      </w:r>
+    </w:p>
+    <w:p>
+      <w:r>
+        <w:t>________________________________________________________________</w:t>
+      </w:r>
+    </w:p>
+    <w:p>
+      <w:r>
+        <w:t>________________________________________________________________</w:t>
+      </w:r>
+    </w:p>
+    <w:p>
+      <w:r>
+        <w:t>________________________________________________________________</w:t>
+      </w:r>
+    </w:p>
+    <w:p>
+      <w:r>
+        <w:t>________________________________________________________________</w:t>
+      </w:r>
+    </w:p>
+    <w:p>
+      <w:pPr>
+        <w:pStyle w:val="Heading2"/>
+      </w:pPr>
+      <w:r>
+        <w:t>Earlier wording, alternatives and picture transcripts · reference / check after trying</w:t>
+      </w:r>
+    </w:p>
+    <w:p>
+      <w:pPr>
+        <w:pStyle w:val="Heading3"/>
+      </w:pPr>
+      <w:r>
         <w:t>Locate the earliest unsupported step</w:t>
       </w:r>
     </w:p>
     <w:p>
       <w:pPr>
-        <w:spacing w:line="336" w:lineRule="auto" w:after="180"/>
-      </w:pPr>
-      <w:r>
-        <w:rPr>
-          <w:b w:val="0"/>
-        </w:rPr>
-        <w:t>A report omits this qualification: Post-hoc exclusion based on an unwanted outcome can distort the conclusion. Explain how omitting it could change a reader's interpretation, and write an accurate replacement.</w:t>
+        <w:pStyle w:val="Heading1"/>
+      </w:pPr>
+      <w:r>
+        <w:t>08. Practise the mechanism with progressively less help</w:t>
+      </w:r>
+    </w:p>
+    <w:p>
+      <w:r>
+        <w:t>Keep the selected independent case for a first attempt.</w:t>
+      </w:r>
+    </w:p>
+    <w:p>
+      <w:pPr>
+        <w:pStyle w:val="Heading2"/>
+      </w:pPr>
+      <w:r>
+        <w:t>Shared explanation</w:t>
+      </w:r>
+    </w:p>
+    <w:p>
+      <w:pPr>
+        <w:pStyle w:val="ListBullet"/>
+      </w:pPr>
+      <w:r>
+        <w:t>Explain the weekly mechanism in your own words. Use the worked scenario to name its input, decision rule and output.</w:t>
       </w:r>
     </w:p>
     <w:p>
@@ -1503,7 +2545,7 @@
         <w:pStyle w:val="Heading3"/>
       </w:pPr>
       <w:r>
-        <w:t>State one repair and the checks you would rerun.</w:t>
+        <w:t>Guided: restate the worked result, then name the assumption or limitation that prevents a broader conclusion.</w:t>
       </w:r>
     </w:p>
     <w:p>
@@ -1532,79 +2574,19 @@
       </w:r>
     </w:p>
     <w:p>
+      <w:pPr>
+        <w:pStyle w:val="Heading3"/>
+      </w:pPr>
+      <w:r>
+        <w:t>Explain your prediction to a partner before comparing results.</w:t>
+      </w:r>
+    </w:p>
+    <w:p>
       <w:r>
         <w:t>________________________________________________________________</w:t>
       </w:r>
     </w:p>
     <w:p>
-      <w:pPr>
-        <w:pStyle w:val="Heading1"/>
-      </w:pPr>
-      <w:r>
-        <w:t>08. Practise together</w:t>
-      </w:r>
-    </w:p>
-    <w:p>
-      <w:r>
-        <w:t>Practise Inspecting failures and anomalies with support, then explain the deciding step in your own words.</w:t>
-      </w:r>
-    </w:p>
-    <w:p>
-      <w:pPr>
-        <w:spacing w:line="336" w:lineRule="auto" w:after="180"/>
-      </w:pPr>
-      <w:r>
-        <w:rPr>
-          <w:b w:val="0"/>
-        </w:rPr>
-        <w:t xml:space="preserve">Explain the weekly </w:t>
-      </w:r>
-      <w:r>
-        <w:rPr>
-          <w:b/>
-        </w:rPr>
-        <w:t>mechanism</w:t>
-      </w:r>
-      <w:r>
-        <w:rPr>
-          <w:b w:val="0"/>
-        </w:rPr>
-        <w:t xml:space="preserve"> in your own words. Use the worked scenario to name its </w:t>
-      </w:r>
-      <w:r>
-        <w:rPr>
-          <w:b/>
-        </w:rPr>
-        <w:t>input</w:t>
-      </w:r>
-      <w:r>
-        <w:rPr>
-          <w:b w:val="0"/>
-        </w:rPr>
-        <w:t xml:space="preserve">, decision rule and </w:t>
-      </w:r>
-      <w:r>
-        <w:rPr>
-          <w:b/>
-        </w:rPr>
-        <w:t>output</w:t>
-      </w:r>
-      <w:r>
-        <w:rPr>
-          <w:b w:val="0"/>
-        </w:rPr>
-        <w:t>.</w:t>
-      </w:r>
-    </w:p>
-    <w:p>
-      <w:pPr>
-        <w:pStyle w:val="Heading3"/>
-      </w:pPr>
-      <w:r>
-        <w:t>Guided: restate the worked result, then name the assumption or limitation that prevents a broader conclusion.</w:t>
-      </w:r>
-    </w:p>
-    <w:p>
       <w:r>
         <w:t>________________________________________________________________</w:t>
       </w:r>
@@ -1620,49 +2602,11 @@
       </w:r>
     </w:p>
     <w:p>
-      <w:r>
-        <w:t>________________________________________________________________</w:t>
-      </w:r>
-    </w:p>
-    <w:p>
-      <w:r>
-        <w:t>________________________________________________________________</w:t>
-      </w:r>
-    </w:p>
-    <w:p>
-      <w:pPr>
-        <w:pStyle w:val="Heading3"/>
-      </w:pPr>
-      <w:r>
-        <w:t>Explain your prediction to a partner before comparing results.</w:t>
-      </w:r>
-    </w:p>
-    <w:p>
-      <w:r>
-        <w:t>________________________________________________________________</w:t>
-      </w:r>
-    </w:p>
-    <w:p>
-      <w:r>
-        <w:t>________________________________________________________________</w:t>
-      </w:r>
-    </w:p>
-    <w:p>
-      <w:r>
-        <w:t>________________________________________________________________</w:t>
-      </w:r>
-    </w:p>
-    <w:p>
-      <w:r>
-        <w:t>________________________________________________________________</w:t>
-      </w:r>
-    </w:p>
-    <w:p>
-      <w:pPr>
-        <w:pStyle w:val="Heading3"/>
-      </w:pPr>
-      <w:r>
-        <w:t>Practise with less help: Trace the worked case</w:t>
+      <w:pPr>
+        <w:pStyle w:val="Heading2"/>
+      </w:pPr>
+      <w:r>
+        <w:t>Supported workbook trace</w:t>
       </w:r>
     </w:p>
     <w:p>
@@ -1780,70 +2724,49 @@
     </w:p>
     <w:p>
       <w:pPr>
+        <w:pStyle w:val="Heading2"/>
+      </w:pPr>
+      <w:r>
+        <w:t>Individual scope check</w:t>
+      </w:r>
+    </w:p>
+    <w:p>
+      <w:pPr>
+        <w:pStyle w:val="ListBullet"/>
+      </w:pPr>
+      <w:r>
+        <w:t>Use the worked case for Inspecting failures and anomalies. Proposed explanation: “The worked result establishes every future case”. Decide whether this explanation is supported. Point to the step or supplied fact that decides; explain your repair if needed.</w:t>
+      </w:r>
+    </w:p>
+    <w:p>
+      <w:pPr>
+        <w:pStyle w:val="ListBullet"/>
+      </w:pPr>
+      <w:r>
+        <w:t>Answer on your own before discussion. If you are unsure, say which step you need help with.</w:t>
+      </w:r>
+    </w:p>
+    <w:p>
+      <w:pPr>
+        <w:pStyle w:val="Heading2"/>
+      </w:pPr>
+      <w:r>
+        <w:t>Picture response</w:t>
+      </w:r>
+    </w:p>
+    <w:p>
+      <w:pPr>
+        <w:pStyle w:val="ListBullet"/>
+      </w:pPr>
+      <w:r>
+        <w:t>Calculate mean and median for 2,2,2,10. What does the timeout log establish, and why is deleting that inconvenient record incompatible with the stated plan?</w:t>
+      </w:r>
+    </w:p>
+    <w:p>
+      <w:pPr>
         <w:pStyle w:val="Heading3"/>
       </w:pPr>
       <w:r>
-        <w:t>Check your reasoning</w:t>
-      </w:r>
-    </w:p>
-    <w:p>
-      <w:pPr>
-        <w:spacing w:line="336" w:lineRule="auto" w:after="180"/>
-      </w:pPr>
-      <w:r>
-        <w:rPr>
-          <w:b w:val="0"/>
-        </w:rPr>
-        <w:t>Use the worked case for Inspecting failures and anomalies. Proposed explanation: “The worked result establishes every future case”. Decide whether this explanation is supported.</w:t>
-      </w:r>
-    </w:p>
-    <w:p>
-      <w:pPr>
-        <w:spacing w:line="336" w:lineRule="auto" w:after="180"/>
-      </w:pPr>
-      <w:r>
-        <w:rPr>
-          <w:b w:val="0"/>
-        </w:rPr>
-        <w:t>Point to the step or supplied fact that decides; explain your repair if needed.</w:t>
-      </w:r>
-    </w:p>
-    <w:p>
-      <w:pPr>
-        <w:spacing w:line="336" w:lineRule="auto" w:after="180"/>
-      </w:pPr>
-      <w:r>
-        <w:rPr>
-          <w:b w:val="0"/>
-        </w:rPr>
-        <w:t>Answer on your own before discussion. If you are unsure, say which step you need help with.</w:t>
-      </w:r>
-    </w:p>
-    <w:p>
-      <w:pPr>
-        <w:pStyle w:val="Heading3"/>
-      </w:pPr>
-      <w:r>
-        <w:t>Explain the picture</w:t>
-      </w:r>
-    </w:p>
-    <w:p>
-      <w:pPr>
-        <w:spacing w:line="336" w:lineRule="auto" w:after="180"/>
-        <w:shd w:fill="F5F1FB"/>
-      </w:pPr>
-      <w:r>
-        <w:rPr>
-          <w:b w:val="0"/>
-        </w:rPr>
-        <w:t>Calculate mean and median for 2,2,2,10. What does the timeout log establish, and why is deleting that inconvenient record incompatible with the stated plan?</w:t>
-      </w:r>
-    </w:p>
-    <w:p>
-      <w:pPr>
-        <w:pStyle w:val="Heading3"/>
-      </w:pPr>
-      <w:r>
         <w:t>My explanation using a pictured step and the given facts</w:t>
       </w:r>
     </w:p>
@@ -1865,6 +2788,14 @@
     <w:p>
       <w:r>
         <w:t>________________________________________________________________</w:t>
+      </w:r>
+    </w:p>
+    <w:p>
+      <w:pPr>
+        <w:pStyle w:val="Heading2"/>
+      </w:pPr>
+      <w:r>
+        <w:t>Reserve the independent task</w:t>
       </w:r>
     </w:p>
     <w:p>
@@ -1880,23 +2811,55 @@
     </w:p>
     <w:p>
       <w:pPr>
+        <w:pStyle w:val="Heading2"/>
+      </w:pPr>
+      <w:r>
+        <w:t>Earlier wording, alternatives and picture transcripts · reference / check after trying</w:t>
+      </w:r>
+    </w:p>
+    <w:p>
+      <w:pPr>
+        <w:pStyle w:val="Heading3"/>
+      </w:pPr>
+      <w:r>
+        <w:t>Practise with less help: Trace the worked case</w:t>
+      </w:r>
+    </w:p>
+    <w:p>
+      <w:pPr>
+        <w:pStyle w:val="Heading3"/>
+      </w:pPr>
+      <w:r>
+        <w:t>Check your reasoning</w:t>
+      </w:r>
+    </w:p>
+    <w:p>
+      <w:pPr>
+        <w:pStyle w:val="Heading3"/>
+      </w:pPr>
+      <w:r>
+        <w:t>Explain the picture</w:t>
+      </w:r>
+    </w:p>
+    <w:p>
+      <w:pPr>
         <w:pStyle w:val="Heading1"/>
       </w:pPr>
       <w:r>
-        <w:t>09. Run the investigation</w:t>
-      </w:r>
-    </w:p>
-    <w:p>
-      <w:r>
-        <w:t>Investigate Inspecting failures and anomalies. Record the prediction, actual observation or labelled paper trace, explanation and next test separately.</w:t>
-      </w:r>
-    </w:p>
-    <w:p>
-      <w:pPr>
-        <w:pStyle w:val="Heading3"/>
-      </w:pPr>
-      <w:r>
-        <w:t>Predict, investigate and preserve the evidence</w:t>
+        <w:t>09. Investigate, record the evidence and check the limits</w:t>
+      </w:r>
+    </w:p>
+    <w:p>
+      <w:r>
+        <w:t>Distinguish a prediction, a paper trace and an actual local execution.</w:t>
+      </w:r>
+    </w:p>
+    <w:p>
+      <w:pPr>
+        <w:pStyle w:val="Heading2"/>
+      </w:pPr>
+      <w:r>
+        <w:t>Current investigation</w:t>
       </w:r>
     </w:p>
     <w:p>
@@ -1907,7 +2870,80 @@
         <w:rPr>
           <w:b w:val="0"/>
         </w:rPr>
-        <w:t>Durations1, 2, 2, 15 seconds are all valid traces. Team deletes15 as an outlier without a rule. Show the intermediate steps and give the conclusion with its scope.</w:t>
+        <w:t>Durations 1, 2, 2, 15 seconds are all valid traces. Team deletes 15 as an outlier without a rule. Show the intermediate steps and give the conclusion with its scope.</w:t>
+      </w:r>
+    </w:p>
+    <w:p>
+      <w:pPr>
+        <w:pStyle w:val="Heading2"/>
+      </w:pPr>
+      <w:r>
+        <w:t>Complete investigation instructions</w:t>
+      </w:r>
+    </w:p>
+    <w:p>
+      <w:r>
+        <w:rPr>
+          <w:rFonts w:ascii="Courier New" w:hAnsi="Courier New"/>
+          <w:sz w:val="18"/>
+        </w:rPr>
+        <w:t>"""Describe supplied valid durations without erasing inconvenient observations."""</w:t>
+        <w:br/>
+        <w:t>from fractions import Fraction</w:t>
+        <w:br/>
+        <w:br/>
+        <w:t>def timing_summary(values):</w:t>
+        <w:br/>
+        <w:t xml:space="preserve"> if not isinstance(values,(list,tuple)) or not values or any(type(v) is not int or v&lt;0 for v in values):raise ValueError('nonempty nonnegative integer durations required')</w:t>
+        <w:br/>
+        <w:t xml:space="preserve"> ordered=sorted(values);n=len(values)</w:t>
+        <w:br/>
+        <w:t xml:space="preserve"> middle=Fraction(ordered[n//2]) if n%2 else Fraction(ordered[n//2-1]+ordered[n//2],2)</w:t>
+        <w:br/>
+        <w:t xml:space="preserve"> return {'count':n,'mean_seconds':Fraction(sum(values),n),'median_seconds':middle}</w:t>
+        <w:br/>
+        <w:t>main_values=[1,2,2,15];before=main_values[:];main=timing_summary(main_values)</w:t>
+        <w:br/>
+        <w:t>picture_values=[2,2,2,10];picture=timing_summary(picture_values)</w:t>
+        <w:br/>
+        <w:t># Wrong-deletion illustration only, never replaces either retained record.</w:t>
+        <w:br/>
+        <w:t>hypothetical_main_deleted=timing_summary(main_values[:-1])</w:t>
+        <w:br/>
+        <w:t>hypothetical_picture_deleted=timing_summary(picture_values[:-1])</w:t>
+        <w:br/>
+        <w:t>assert main['mean_seconds']==5 and main['median_seconds']==2 and main_values==before</w:t>
+        <w:br/>
+        <w:t>assert picture['mean_seconds']==4 and picture['median_seconds']==2</w:t>
+        <w:br/>
+        <w:t>print('Retained main valid durations:',main_values,main)</w:t>
+        <w:br/>
+        <w:t>print('Retained separate picture durations:',picture_values,picture,'fourth trace logs a source timeout')</w:t>
+        <w:br/>
+        <w:t>print('Illustrative wrong deletion would change main mean to',hypothetical_main_deleted['mean_seconds'],'and picture mean to',hypothetical_picture_deleted['mean_seconds'])</w:t>
+        <w:br/>
+        <w:t>print('These deletion summaries demonstrate distortion only; original valid observations and the planned timeout inclusion are retained.')</w:t>
+        <w:br/>
+        <w:t>print('A timeout log is a recorded event, not a complete root-cause diagnosis. A genuine measurement correction needs evidence and provenance, not dislike of an outcome.')</w:t>
+        <w:br/>
+        <w:t>print('No response is timed, no timeout is generated, and no causal explanation or population tail estimate is established.')</w:t>
+        <w:br/>
+      </w:r>
+    </w:p>
+    <w:p>
+      <w:pPr>
+        <w:pStyle w:val="ListNumber"/>
+      </w:pPr>
+      <w:r>
+        <w:t>Predict mean five and median two for the main valid traces. The complete exact arithmetic retains those records and separately summarizes the picture as mean four, median two. Its explicitly hypothetical deletion summaries show how the result would be distorted; they never overwrite the primary record. Record what the source-timeout log establishes and what it leaves unknown. Propose a controlled follow-up with fixed inputs and clear timing boundaries, but keep its status not run. The program performs no actual timings or network calls. Reserve the independent 2, 3, 4, 20 case for the first attempt.</w:t>
+      </w:r>
+    </w:p>
+    <w:p>
+      <w:pPr>
+        <w:pStyle w:val="Heading2"/>
+      </w:pPr>
+      <w:r>
+        <w:t>Evidence record and reflection</w:t>
       </w:r>
     </w:p>
     <w:tbl>
@@ -2059,14 +3095,6 @@
     </w:p>
     <w:p>
       <w:pPr>
-        <w:pStyle w:val="Heading3"/>
-      </w:pPr>
-      <w:r>
-        <w:t>Plan → try → check</w:t>
-      </w:r>
-    </w:p>
-    <w:p>
-      <w:pPr>
         <w:spacing w:line="336" w:lineRule="auto" w:after="180"/>
       </w:pPr>
       <w:r>
@@ -2078,23 +3106,47 @@
     </w:p>
     <w:p>
       <w:pPr>
+        <w:pStyle w:val="Heading2"/>
+      </w:pPr>
+      <w:r>
+        <w:t>Earlier wording, alternatives and picture transcripts · reference / check after trying</w:t>
+      </w:r>
+    </w:p>
+    <w:p>
+      <w:pPr>
+        <w:pStyle w:val="Heading3"/>
+      </w:pPr>
+      <w:r>
+        <w:t>Predict, investigate and preserve the evidence</w:t>
+      </w:r>
+    </w:p>
+    <w:p>
+      <w:pPr>
+        <w:pStyle w:val="Heading3"/>
+      </w:pPr>
+      <w:r>
+        <w:t>Plan → try → check</w:t>
+      </w:r>
+    </w:p>
+    <w:p>
+      <w:pPr>
         <w:pStyle w:val="Heading1"/>
       </w:pPr>
       <w:r>
-        <w:t>10. Build your understanding</w:t>
-      </w:r>
-    </w:p>
-    <w:p>
-      <w:r>
-        <w:t>Move from recall to tracing, diagnosis and transfer in Inspecting failures and anomalies. Explain why each step is justified.</w:t>
-      </w:r>
-    </w:p>
-    <w:p>
-      <w:pPr>
-        <w:pStyle w:val="Heading3"/>
-      </w:pPr>
-      <w:r>
-        <w:t>Explain → apply → challenge</w:t>
+        <w:t>14. Try the selected new case independently</w:t>
+      </w:r>
+    </w:p>
+    <w:p>
+      <w:r>
+        <w:t>Calculate both summaries, retain valid observations and distinguish a proposed explanation from evidence.</w:t>
+      </w:r>
+    </w:p>
+    <w:p>
+      <w:pPr>
+        <w:pStyle w:val="Heading2"/>
+      </w:pPr>
+      <w:r>
+        <w:t>Complete independent task</w:t>
       </w:r>
     </w:p>
     <w:p>
@@ -2105,43 +3157,123 @@
         <w:rPr>
           <w:b w:val="0"/>
         </w:rPr>
-        <w:t xml:space="preserve">Explain the weekly </w:t>
-      </w:r>
-      <w:r>
-        <w:rPr>
-          <w:b/>
-        </w:rPr>
-        <w:t>mechanism</w:t>
-      </w:r>
+        <w:t>Values 2, 3, 4, 20 are valid. Compute mean and median and propose an honest investigation.</w:t>
+      </w:r>
+    </w:p>
+    <w:p>
+      <w:pPr>
+        <w:pStyle w:val="Heading2"/>
+      </w:pPr>
+      <w:r>
+        <w:t>First attempt and support record</w:t>
+      </w:r>
+    </w:p>
+    <w:p>
+      <w:pPr>
+        <w:pStyle w:val="Heading3"/>
+      </w:pPr>
+      <w:r>
+        <w:t>My independent explanation, trace and limits</w:t>
+      </w:r>
+    </w:p>
+    <w:p>
+      <w:r>
+        <w:t>________________________________________________________________</w:t>
+      </w:r>
+    </w:p>
+    <w:p>
+      <w:r>
+        <w:t>________________________________________________________________</w:t>
+      </w:r>
+    </w:p>
+    <w:p>
+      <w:r>
+        <w:t>________________________________________________________________</w:t>
+      </w:r>
+    </w:p>
+    <w:p>
+      <w:r>
+        <w:t>________________________________________________________________</w:t>
+      </w:r>
+    </w:p>
+    <w:p>
+      <w:r>
+        <w:t>________________________________________________________________</w:t>
+      </w:r>
+    </w:p>
+    <w:p>
+      <w:r>
+        <w:t>________________________________________________________________</w:t>
+      </w:r>
+    </w:p>
+    <w:p>
+      <w:r>
+        <w:t>________________________________________________________________</w:t>
+      </w:r>
+    </w:p>
+    <w:p>
+      <w:pPr>
+        <w:spacing w:line="336" w:lineRule="auto" w:after="180"/>
+      </w:pPr>
       <w:r>
         <w:rPr>
           <w:b w:val="0"/>
         </w:rPr>
-        <w:t xml:space="preserve"> in your own words. Use the worked scenario to name its </w:t>
-      </w:r>
-      <w:r>
-        <w:rPr>
-          <w:b/>
-        </w:rPr>
-        <w:t>input</w:t>
-      </w:r>
+        <w:t>Attempt this case before feedback. Record any help. Earlier examples below are further practice; a case already practised with feedback cannot establish fresh transfer.</w:t>
+      </w:r>
+    </w:p>
+    <w:p>
+      <w:pPr>
+        <w:pStyle w:val="Heading2"/>
+      </w:pPr>
+      <w:r>
+        <w:t>Feedback after trying</w:t>
+      </w:r>
+    </w:p>
+    <w:p>
+      <w:pPr>
+        <w:spacing w:line="336" w:lineRule="auto" w:after="180"/>
+      </w:pPr>
       <w:r>
         <w:rPr>
           <w:b w:val="0"/>
         </w:rPr>
-        <w:t xml:space="preserve">, decision rule and </w:t>
-      </w:r>
-      <w:r>
-        <w:rPr>
-          <w:b/>
-        </w:rPr>
-        <w:t>output</w:t>
-      </w:r>
+        <w:t>Attempt the independent case before hints. Record whether you worked alone, used a hint or followed a model. After feedback, fix the first unsupported step and explain why it changed.</w:t>
+      </w:r>
+    </w:p>
+    <w:p>
+      <w:pPr>
+        <w:spacing w:line="336" w:lineRule="auto" w:after="180"/>
+      </w:pPr>
       <w:r>
         <w:rPr>
           <w:b w:val="0"/>
         </w:rPr>
-        <w:t>.</w:t>
+        <w:t>A later check uses a changed case, not a copied answer.</w:t>
+      </w:r>
+    </w:p>
+    <w:p>
+      <w:pPr>
+        <w:pStyle w:val="Heading2"/>
+      </w:pPr>
+      <w:r>
+        <w:t>Earlier wording, alternatives and picture transcripts · reference / check after trying</w:t>
+      </w:r>
+    </w:p>
+    <w:p>
+      <w:pPr>
+        <w:pStyle w:val="Heading3"/>
+      </w:pPr>
+      <w:r>
+        <w:t>Independent case: Apply a new case independently</w:t>
+      </w:r>
+    </w:p>
+    <w:p>
+      <w:pPr>
+        <w:pStyle w:val="Heading3"/>
+      </w:pPr>
+      <w:r>
+        <w:t>Attempt this without hints</w:t>
       </w:r>
     </w:p>
     <w:p>
@@ -2152,7 +3284,55 @@
         <w:rPr>
           <w:b w:val="0"/>
         </w:rPr>
-        <w:t>A report omits this qualification: Post-hoc exclusion based on an unwanted outcome can distort the conclusion. Explain how omitting it could change a reader's interpretation, and write an accurate replacement.</w:t>
+        <w:t>Values 2, 3, 4, 20 are valid. Compute mean and median and propose an honest investigation.</w:t>
+      </w:r>
+    </w:p>
+    <w:p>
+      <w:pPr>
+        <w:pStyle w:val="Heading3"/>
+      </w:pPr>
+      <w:r>
+        <w:t>My independent procedure, result and limitation</w:t>
+      </w:r>
+    </w:p>
+    <w:p>
+      <w:r>
+        <w:t>________________________________________________________________</w:t>
+      </w:r>
+    </w:p>
+    <w:p>
+      <w:r>
+        <w:t>________________________________________________________________</w:t>
+      </w:r>
+    </w:p>
+    <w:p>
+      <w:r>
+        <w:t>________________________________________________________________</w:t>
+      </w:r>
+    </w:p>
+    <w:p>
+      <w:r>
+        <w:t>________________________________________________________________</w:t>
+      </w:r>
+    </w:p>
+    <w:p>
+      <w:r>
+        <w:t>________________________________________________________________</w:t>
+      </w:r>
+    </w:p>
+    <w:p>
+      <w:r>
+        <w:t>________________________________________________________________</w:t>
+      </w:r>
+    </w:p>
+    <w:p>
+      <w:r>
+        <w:t>________________________________________________________________</w:t>
+      </w:r>
+    </w:p>
+    <w:p>
+      <w:r>
+        <w:t>________________________________________________________________</w:t>
       </w:r>
     </w:p>
     <w:p>
@@ -2163,18 +3343,7 @@
         <w:rPr>
           <w:b w:val="0"/>
         </w:rPr>
-        <w:t>For the worked scenario, propose one additional case that could reveal a failure, describe its expected outcome before running it, and explain what would need to remain fixed for a fair comparison.</w:t>
-      </w:r>
-    </w:p>
-    <w:p>
-      <w:pPr>
-        <w:spacing w:line="336" w:lineRule="auto" w:after="180"/>
-      </w:pPr>
-      <w:r>
-        <w:rPr>
-          <w:b w:val="0"/>
-        </w:rPr>
-        <w:t>Do not reuse W4 as a new final test after receiving feedback.</w:t>
+        <w:t>Record support used: none, hint or teacher explanation. After feedback, a different case is needed to demonstrate independence.</w:t>
       </w:r>
     </w:p>
     <w:p>
@@ -2182,32 +3351,7 @@
         <w:pStyle w:val="Heading3"/>
       </w:pPr>
       <w:r>
-        <w:t>Explain which evidence supports your conclusion and which claim remains unproved.</w:t>
-      </w:r>
-    </w:p>
-    <w:p>
-      <w:r>
-        <w:t>________________________________________________________________</w:t>
-      </w:r>
-    </w:p>
-    <w:p>
-      <w:r>
-        <w:t>________________________________________________________________</w:t>
-      </w:r>
-    </w:p>
-    <w:p>
-      <w:r>
-        <w:t>________________________________________________________________</w:t>
-      </w:r>
-    </w:p>
-    <w:p>
-      <w:r>
-        <w:t>________________________________________________________________</w:t>
-      </w:r>
-    </w:p>
-    <w:p>
-      <w:r>
-        <w:t>________________________________________________________________</w:t>
+        <w:t>Use feedback to improve</w:t>
       </w:r>
     </w:p>
     <w:p>
@@ -2215,12 +3359,20 @@
         <w:pStyle w:val="Heading1"/>
       </w:pPr>
       <w:r>
-        <w:t>11. Connect your project</w:t>
-      </w:r>
-    </w:p>
-    <w:p>
-      <w:r>
-        <w:t>Apply this week’s idea to Reproducible AI Research Study. Keep an annotated decision and the evidence supporting it.</w:t>
+        <w:t>11. Save the research artifact and unresolved conditions</w:t>
+      </w:r>
+    </w:p>
+    <w:p>
+      <w:r>
+        <w:t>Keep supplied evidence, proposed revisions and actual work distinct.</w:t>
+      </w:r>
+    </w:p>
+    <w:p>
+      <w:pPr>
+        <w:pStyle w:val="Heading2"/>
+      </w:pPr>
+      <w:r>
+        <w:t>Project task and artifact</w:t>
       </w:r>
     </w:p>
     <w:p>
@@ -2411,10 +3563,10 @@
     </w:tbl>
     <w:p>
       <w:pPr>
-        <w:pStyle w:val="Heading3"/>
-      </w:pPr>
-      <w:r>
-        <w:t>Evidence for your project</w:t>
+        <w:pStyle w:val="Heading2"/>
+      </w:pPr>
+      <w:r>
+        <w:t>Evidence and limitations</w:t>
       </w:r>
     </w:p>
     <w:p>
@@ -2430,15 +3582,88 @@
     </w:p>
     <w:p>
       <w:pPr>
+        <w:pStyle w:val="Heading2"/>
+      </w:pPr>
+      <w:r>
+        <w:t>Earlier wording, alternatives and picture transcripts · reference / check after trying</w:t>
+      </w:r>
+    </w:p>
+    <w:p>
+      <w:pPr>
+        <w:pStyle w:val="Heading3"/>
+      </w:pPr>
+      <w:r>
+        <w:t>Evidence for your project</w:t>
+      </w:r>
+    </w:p>
+    <w:p>
+      <w:pPr>
         <w:pStyle w:val="Heading1"/>
       </w:pPr>
       <w:r>
-        <w:t>12. Show what you know</w:t>
-      </w:r>
-    </w:p>
-    <w:p>
-      <w:r>
-        <w:t>Use a genuinely new case for independent evidence. Previously discussed examples remain practice; use the separately named independent case before feedback.</w:t>
+        <w:t>16. Retrieve the mechanism and state the evidence boundary</w:t>
+      </w:r>
+    </w:p>
+    <w:p>
+      <w:r>
+        <w:t>Explain what follows and what would require new evidence.</w:t>
+      </w:r>
+    </w:p>
+    <w:p>
+      <w:pPr>
+        <w:pStyle w:val="Heading2"/>
+      </w:pPr>
+      <w:r>
+        <w:t>Retrieve and explain</w:t>
+      </w:r>
+    </w:p>
+    <w:p>
+      <w:pPr>
+        <w:pStyle w:val="ListBullet"/>
+      </w:pPr>
+      <w:r>
+        <w:t>Close your notes. Explain this goal in your own words: Explain the mechanism and terminology of inspecting failures and anomalies</w:t>
+      </w:r>
+    </w:p>
+    <w:p>
+      <w:pPr>
+        <w:pStyle w:val="Heading3"/>
+      </w:pPr>
+      <w:r>
+        <w:t>My deciding step, evidence and one remaining question</w:t>
+      </w:r>
+    </w:p>
+    <w:p>
+      <w:r>
+        <w:t>________________________________________________________________</w:t>
+      </w:r>
+    </w:p>
+    <w:p>
+      <w:r>
+        <w:t>________________________________________________________________</w:t>
+      </w:r>
+    </w:p>
+    <w:p>
+      <w:r>
+        <w:t>________________________________________________________________</w:t>
+      </w:r>
+    </w:p>
+    <w:p>
+      <w:r>
+        <w:t>________________________________________________________________</w:t>
+      </w:r>
+    </w:p>
+    <w:p>
+      <w:r>
+        <w:t>________________________________________________________________</w:t>
+      </w:r>
+    </w:p>
+    <w:p>
+      <w:pPr>
+        <w:pStyle w:val="Heading2"/>
+      </w:pPr>
+      <w:r>
+        <w:t>Plan a changed-case return</w:t>
       </w:r>
     </w:p>
     <w:p>
@@ -2449,62 +3674,31 @@
         <w:rPr>
           <w:b w:val="0"/>
         </w:rPr>
-        <w:t>Complete the supported workbook tasks before attempting W4 independently. Record any hints or help used. After feedback, use the teacher's fresh retry rather than copying the earlier answer.</w:t>
-      </w:r>
-    </w:p>
-    <w:p>
-      <w:pPr>
-        <w:spacing w:line="336" w:lineRule="auto" w:after="180"/>
-      </w:pPr>
+        <w:t xml:space="preserve">If you are unsure, return to the worked picture and explain one arrow. If you are ready, change an </w:t>
+      </w:r>
+      <w:r>
+        <w:rPr>
+          <w:b/>
+        </w:rPr>
+        <w:t>input</w:t>
+      </w:r>
       <w:r>
         <w:rPr>
           <w:b w:val="0"/>
         </w:rPr>
-        <w:t>For a project, select a relevant new case, predict the outcome from the declared rule and preserve the result alongside any revision.</w:t>
-      </w:r>
-    </w:p>
-    <w:p>
-      <w:pPr>
-        <w:pStyle w:val="Heading3"/>
-      </w:pPr>
-      <w:r>
-        <w:t>Exit: propose one revealing change to the worked scenario. State the expected outcome and the evidence that would make you revise your explanation.</w:t>
-      </w:r>
-    </w:p>
-    <w:p>
-      <w:r>
-        <w:t>________________________________________________________________</w:t>
-      </w:r>
-    </w:p>
-    <w:p>
-      <w:r>
-        <w:t>________________________________________________________________</w:t>
-      </w:r>
-    </w:p>
-    <w:p>
-      <w:r>
-        <w:t>________________________________________________________________</w:t>
-      </w:r>
-    </w:p>
-    <w:p>
-      <w:r>
-        <w:t>________________________________________________________________</w:t>
-      </w:r>
-    </w:p>
-    <w:p>
-      <w:r>
-        <w:t>________________________________________________________________</w:t>
-      </w:r>
-    </w:p>
-    <w:p>
-      <w:pPr>
-        <w:spacing w:line="336" w:lineRule="auto" w:after="180"/>
-      </w:pPr>
+        <w:t xml:space="preserve"> or assumption and justify your </w:t>
+      </w:r>
+      <w:r>
+        <w:rPr>
+          <w:b/>
+        </w:rPr>
+        <w:t>prediction</w:t>
+      </w:r>
       <w:r>
         <w:rPr>
           <w:b w:val="0"/>
         </w:rPr>
-        <w:t>For the worked scenario, propose one additional case that could reveal a failure, describe its expected outcome before running it, and explain what would need to remain fixed for a fair comparison.</w:t>
+        <w:t>.</w:t>
       </w:r>
     </w:p>
     <w:p>
@@ -2515,14 +3709,336 @@
         <w:rPr>
           <w:b w:val="0"/>
         </w:rPr>
-        <w:t>Do not reuse W4 as a new final test after receiving feedback.</w:t>
-      </w:r>
-    </w:p>
+        <w:t xml:space="preserve">Save your workbook </w:t>
+      </w:r>
+      <w:r>
+        <w:rPr>
+          <w:b/>
+        </w:rPr>
+        <w:t>evidence</w:t>
+      </w:r>
+      <w:r>
+        <w:rPr>
+          <w:b w:val="0"/>
+        </w:rPr>
+        <w:t>. At the next review, try a different case before opening your old answer.</w:t>
+      </w:r>
+    </w:p>
+    <w:p>
+      <w:pPr>
+        <w:pStyle w:val="Heading1"/>
+      </w:pPr>
+      <w:r>
+        <w:t>Reference bank and extra practice</w:t>
+      </w:r>
+    </w:p>
+    <w:p>
+      <w:pPr>
+        <w:pStyle w:val="Heading1"/>
+      </w:pPr>
+      <w:r>
+        <w:t>05. Reference · Use research vocabulary precisely</w:t>
+      </w:r>
+    </w:p>
+    <w:p>
+      <w:r>
+        <w:t>Connect each term to the question, comparison, measurement or evidence.</w:t>
+      </w:r>
+    </w:p>
+    <w:p>
+      <w:pPr>
+        <w:pStyle w:val="Heading2"/>
+      </w:pPr>
+      <w:r>
+        <w:t>Vocabulary and your explanation</w:t>
+      </w:r>
+    </w:p>
+    <w:tbl>
+      <w:tblPr>
+        <w:tblStyle w:val="LightShading-Accent1"/>
+        <w:tblW w:type="auto" w:w="0"/>
+        <w:tblLook w:firstColumn="1" w:firstRow="1" w:lastColumn="0" w:lastRow="0" w:noHBand="0" w:noVBand="1" w:val="04A0"/>
+      </w:tblPr>
+      <w:tblGrid>
+        <w:gridCol w:w="5112"/>
+        <w:gridCol w:w="5112"/>
+      </w:tblGrid>
+      <w:tr>
+        <w:trPr>
+          <w:tblHeader/>
+        </w:trPr>
+        <w:tc>
+          <w:tcPr>
+            <w:tcW w:type="dxa" w:w="5112"/>
+          </w:tcPr>
+          <w:p>
+            <w:r>
+              <w:t>Word</w:t>
+            </w:r>
+          </w:p>
+        </w:tc>
+        <w:tc>
+          <w:tcPr>
+            <w:tcW w:type="dxa" w:w="5112"/>
+          </w:tcPr>
+          <w:p>
+            <w:r>
+              <w:t>Meaning</w:t>
+            </w:r>
+          </w:p>
+        </w:tc>
+      </w:tr>
+      <w:tr>
+        <w:tc>
+          <w:tcPr>
+            <w:tcW w:type="dxa" w:w="5112"/>
+          </w:tcPr>
+          <w:p>
+            <w:r>
+              <w:t>Anomaly</w:t>
+            </w:r>
+          </w:p>
+        </w:tc>
+        <w:tc>
+          <w:tcPr>
+            <w:tcW w:type="dxa" w:w="5112"/>
+          </w:tcPr>
+          <w:p>
+            <w:r>
+              <w:t>An unusual observation requiring investigation</w:t>
+            </w:r>
+          </w:p>
+        </w:tc>
+      </w:tr>
+      <w:tr>
+        <w:tc>
+          <w:tcPr>
+            <w:tcW w:type="dxa" w:w="5112"/>
+          </w:tcPr>
+          <w:p>
+            <w:r>
+              <w:t>Provenance-backed correction</w:t>
+            </w:r>
+          </w:p>
+        </w:tc>
+        <w:tc>
+          <w:tcPr>
+            <w:tcW w:type="dxa" w:w="5112"/>
+          </w:tcPr>
+          <w:p>
+            <w:r>
+              <w:t>A repair justified by source evidence</w:t>
+            </w:r>
+          </w:p>
+        </w:tc>
+      </w:tr>
+      <w:tr>
+        <w:tc>
+          <w:tcPr>
+            <w:tcW w:type="dxa" w:w="5112"/>
+          </w:tcPr>
+          <w:p>
+            <w:r>
+              <w:t>Exploratory analysis</w:t>
+            </w:r>
+          </w:p>
+        </w:tc>
+        <w:tc>
+          <w:tcPr>
+            <w:tcW w:type="dxa" w:w="5112"/>
+          </w:tcPr>
+          <w:p>
+            <w:r>
+              <w:t>A follow-up chosen after results</w:t>
+            </w:r>
+          </w:p>
+        </w:tc>
+      </w:tr>
+    </w:tbl>
     <w:p>
       <w:pPr>
         <w:pStyle w:val="Heading3"/>
       </w:pPr>
       <w:r>
+        <w:t>Use two terms to explain a step in this week’s example.</w:t>
+      </w:r>
+    </w:p>
+    <w:p>
+      <w:r>
+        <w:t>________________________________________________________________</w:t>
+      </w:r>
+    </w:p>
+    <w:p>
+      <w:r>
+        <w:t>________________________________________________________________</w:t>
+      </w:r>
+    </w:p>
+    <w:p>
+      <w:r>
+        <w:t>________________________________________________________________</w:t>
+      </w:r>
+    </w:p>
+    <w:p>
+      <w:pPr>
+        <w:pStyle w:val="Heading1"/>
+      </w:pPr>
+      <w:r>
+        <w:t>10. Extra challenge · Explain a stronger case</w:t>
+      </w:r>
+    </w:p>
+    <w:p>
+      <w:r>
+        <w:t>Choose the next challenge after the main route.</w:t>
+      </w:r>
+    </w:p>
+    <w:p>
+      <w:pPr>
+        <w:pStyle w:val="Heading2"/>
+      </w:pPr>
+      <w:r>
+        <w:t>Explain,repair and extend</w:t>
+      </w:r>
+    </w:p>
+    <w:p>
+      <w:pPr>
+        <w:pStyle w:val="Heading3"/>
+      </w:pPr>
+      <w:r>
+        <w:t>Explain → apply → challenge</w:t>
+      </w:r>
+    </w:p>
+    <w:p>
+      <w:pPr>
+        <w:pStyle w:val="ListBullet"/>
+      </w:pPr>
+      <w:r>
+        <w:t>Explain the weekly mechanism in your own words. Use the worked scenario to name its input, decision rule and output.</w:t>
+      </w:r>
+    </w:p>
+    <w:p>
+      <w:pPr>
+        <w:pStyle w:val="ListBullet"/>
+      </w:pPr>
+      <w:r>
+        <w:t>A report omits this qualification: Post-hoc exclusion based on an unwanted outcome can distort the conclusion. Explain how omitting it could change a reader's interpretation, and write an accurate replacement.</w:t>
+      </w:r>
+    </w:p>
+    <w:p>
+      <w:pPr>
+        <w:pStyle w:val="ListBullet"/>
+      </w:pPr>
+      <w:r>
+        <w:t>For the worked scenario, propose one additional case that could reveal a failure, describe its expected outcome before running it, and explain what would need to remain fixed for a fair comparison. Do not reuse W4 as a new final test after receiving feedback.</w:t>
+      </w:r>
+    </w:p>
+    <w:p>
+      <w:pPr>
+        <w:pStyle w:val="Heading3"/>
+      </w:pPr>
+      <w:r>
+        <w:t>Explain which evidence supports your conclusion and which claim remains unproved.</w:t>
+      </w:r>
+    </w:p>
+    <w:p>
+      <w:r>
+        <w:t>________________________________________________________________</w:t>
+      </w:r>
+    </w:p>
+    <w:p>
+      <w:r>
+        <w:t>________________________________________________________________</w:t>
+      </w:r>
+    </w:p>
+    <w:p>
+      <w:r>
+        <w:t>________________________________________________________________</w:t>
+      </w:r>
+    </w:p>
+    <w:p>
+      <w:r>
+        <w:t>________________________________________________________________</w:t>
+      </w:r>
+    </w:p>
+    <w:p>
+      <w:r>
+        <w:t>________________________________________________________________</w:t>
+      </w:r>
+    </w:p>
+    <w:p>
+      <w:pPr>
+        <w:pStyle w:val="Heading1"/>
+      </w:pPr>
+      <w:r>
+        <w:t>12. Reference · Check the research reasoning and its limits</w:t>
+      </w:r>
+    </w:p>
+    <w:p>
+      <w:r>
+        <w:t>Use after practice; reserve the selected independent case for its first attempt.</w:t>
+      </w:r>
+    </w:p>
+    <w:p>
+      <w:pPr>
+        <w:pStyle w:val="Heading2"/>
+      </w:pPr>
+      <w:r>
+        <w:t>Current explanation and response</w:t>
+      </w:r>
+    </w:p>
+    <w:p>
+      <w:pPr>
+        <w:pStyle w:val="ListBullet"/>
+      </w:pPr>
+      <w:r>
+        <w:t>Complete the supported workbook tasks before attempting W4 independently. Record any hints or help used. After feedback, use the teacher's fresh retry rather than copying the earlier answer. For a project, select a relevant new case, predict the outcome from the declared rule and preserve the result alongside any revision.</w:t>
+      </w:r>
+    </w:p>
+    <w:p>
+      <w:pPr>
+        <w:pStyle w:val="Heading3"/>
+      </w:pPr>
+      <w:r>
+        <w:t>Exit: propose one revealing change to the worked scenario. State the expected outcome and the evidence that would make you revise your explanation.</w:t>
+      </w:r>
+    </w:p>
+    <w:p>
+      <w:r>
+        <w:t>________________________________________________________________</w:t>
+      </w:r>
+    </w:p>
+    <w:p>
+      <w:r>
+        <w:t>________________________________________________________________</w:t>
+      </w:r>
+    </w:p>
+    <w:p>
+      <w:r>
+        <w:t>________________________________________________________________</w:t>
+      </w:r>
+    </w:p>
+    <w:p>
+      <w:r>
+        <w:t>________________________________________________________________</w:t>
+      </w:r>
+    </w:p>
+    <w:p>
+      <w:r>
+        <w:t>________________________________________________________________</w:t>
+      </w:r>
+    </w:p>
+    <w:p>
+      <w:pPr>
+        <w:pStyle w:val="ListBullet"/>
+      </w:pPr>
+      <w:r>
+        <w:t>For the worked scenario, propose one additional case that could reveal a failure, describe its expected outcome before running it, and explain what would need to remain fixed for a fair comparison. Do not reuse W4 as a new final test after receiving feedback.</w:t>
+      </w:r>
+    </w:p>
+    <w:p>
+      <w:pPr>
+        <w:pStyle w:val="Heading3"/>
+      </w:pPr>
+      <w:r>
         <w:t>My limited claim and a useful next check</w:t>
       </w:r>
     </w:p>
@@ -2551,12 +4067,20 @@
         <w:pStyle w:val="Heading1"/>
       </w:pPr>
       <w:r>
-        <w:t>13. Study a complete case</w:t>
-      </w:r>
-    </w:p>
-    <w:p>
-      <w:r>
-        <w:t>Revisit the complete Inspecting failures and anomalies case for supported practice. Repeated examples do not become fresh assessments.</w:t>
+        <w:t>13. Extra practice · Revisit the complete trace</w:t>
+      </w:r>
+    </w:p>
+    <w:p>
+      <w:r>
+        <w:t>Predict before reading the supplied steps.</w:t>
+      </w:r>
+    </w:p>
+    <w:p>
+      <w:pPr>
+        <w:pStyle w:val="Heading2"/>
+      </w:pPr>
+      <w:r>
+        <w:t>Complete trace and evidence</w:t>
       </w:r>
     </w:p>
     <w:p>
@@ -2628,7 +4152,7 @@
           </w:tcPr>
           <w:p>
             <w:r>
-              <w:t>Durations1, 2, 2, 15 seconds are all valid traces. Team deletes15 as an outlier without a rule.</w:t>
+              <w:t>Durations 1, 2, 2, 15 seconds are all valid traces. Team deletes 15 as an outlier without a rule.</w:t>
             </w:r>
           </w:p>
         </w:tc>
@@ -2648,7 +4172,7 @@
           </w:tcPr>
           <w:p>
             <w:r>
-              <w:t>The slow valid case must remain in the declared primary analysis. Investigate mechanism separately; mean5 and median2 reveal different aspects.</w:t>
+              <w:t>The slow valid case must remain in the declared primary analysis. Investigate mechanism separately; mean 5 and median 2 reveal different aspects.</w:t>
             </w:r>
           </w:p>
         </w:tc>
@@ -2725,206 +4249,20 @@
         <w:pStyle w:val="Heading1"/>
       </w:pPr>
       <w:r>
-        <w:t>14. Try a new case independently</w:t>
-      </w:r>
-    </w:p>
-    <w:p>
-      <w:r>
-        <w:t>Attempt the reserved new case before feedback. Record support; the earlier examples below remain additional practice.</w:t>
-      </w:r>
-    </w:p>
-    <w:p>
-      <w:pPr>
-        <w:pStyle w:val="Heading3"/>
-      </w:pPr>
-      <w:r>
-        <w:t>Independent case: Apply a new case independently</w:t>
-      </w:r>
-    </w:p>
-    <w:p>
-      <w:pPr>
-        <w:spacing w:line="336" w:lineRule="auto" w:after="180"/>
-      </w:pPr>
-      <w:r>
-        <w:rPr>
-          <w:b w:val="0"/>
-        </w:rPr>
-        <w:t>Values2, 3, 4, 20 are valid. Compute mean and median and propose an honest investigation.</w:t>
-      </w:r>
-    </w:p>
-    <w:p>
-      <w:pPr>
-        <w:pStyle w:val="Heading3"/>
-      </w:pPr>
-      <w:r>
-        <w:t>My independent explanation, trace and limits</w:t>
-      </w:r>
-    </w:p>
-    <w:p>
-      <w:r>
-        <w:t>________________________________________________________________</w:t>
-      </w:r>
-    </w:p>
-    <w:p>
-      <w:r>
-        <w:t>________________________________________________________________</w:t>
-      </w:r>
-    </w:p>
-    <w:p>
-      <w:r>
-        <w:t>________________________________________________________________</w:t>
-      </w:r>
-    </w:p>
-    <w:p>
-      <w:r>
-        <w:t>________________________________________________________________</w:t>
-      </w:r>
-    </w:p>
-    <w:p>
-      <w:r>
-        <w:t>________________________________________________________________</w:t>
-      </w:r>
-    </w:p>
-    <w:p>
-      <w:r>
-        <w:t>________________________________________________________________</w:t>
-      </w:r>
-    </w:p>
-    <w:p>
-      <w:r>
-        <w:t>________________________________________________________________</w:t>
-      </w:r>
-    </w:p>
-    <w:p>
-      <w:pPr>
-        <w:spacing w:line="336" w:lineRule="auto" w:after="180"/>
-      </w:pPr>
-      <w:r>
-        <w:rPr>
-          <w:b w:val="0"/>
-        </w:rPr>
-        <w:t>Attempt this case before feedback. Record any help. Earlier examples below are further practice; a case already practised with feedback cannot establish fresh transfer.</w:t>
-      </w:r>
-    </w:p>
-    <w:p>
-      <w:pPr>
-        <w:pStyle w:val="Heading3"/>
-      </w:pPr>
-      <w:r>
-        <w:t>Attempt this without hints</w:t>
-      </w:r>
-    </w:p>
-    <w:p>
-      <w:pPr>
-        <w:spacing w:line="336" w:lineRule="auto" w:after="180"/>
-      </w:pPr>
-      <w:r>
-        <w:rPr>
-          <w:b w:val="0"/>
-        </w:rPr>
-        <w:t>Values2, 3, 4, 20 are valid. Compute mean and median and propose an honest investigation.</w:t>
-      </w:r>
-    </w:p>
-    <w:p>
-      <w:pPr>
-        <w:pStyle w:val="Heading3"/>
-      </w:pPr>
-      <w:r>
-        <w:t>My independent procedure, result and limitation</w:t>
-      </w:r>
-    </w:p>
-    <w:p>
-      <w:r>
-        <w:t>________________________________________________________________</w:t>
-      </w:r>
-    </w:p>
-    <w:p>
-      <w:r>
-        <w:t>________________________________________________________________</w:t>
-      </w:r>
-    </w:p>
-    <w:p>
-      <w:r>
-        <w:t>________________________________________________________________</w:t>
-      </w:r>
-    </w:p>
-    <w:p>
-      <w:r>
-        <w:t>________________________________________________________________</w:t>
-      </w:r>
-    </w:p>
-    <w:p>
-      <w:r>
-        <w:t>________________________________________________________________</w:t>
-      </w:r>
-    </w:p>
-    <w:p>
-      <w:r>
-        <w:t>________________________________________________________________</w:t>
-      </w:r>
-    </w:p>
-    <w:p>
-      <w:r>
-        <w:t>________________________________________________________________</w:t>
-      </w:r>
-    </w:p>
-    <w:p>
-      <w:r>
-        <w:t>________________________________________________________________</w:t>
-      </w:r>
-    </w:p>
-    <w:p>
-      <w:pPr>
-        <w:spacing w:line="336" w:lineRule="auto" w:after="180"/>
-      </w:pPr>
-      <w:r>
-        <w:rPr>
-          <w:b w:val="0"/>
-        </w:rPr>
-        <w:t>Record support used: none, hint or teacher explanation. After feedback, a different case is needed to demonstrate independence.</w:t>
-      </w:r>
-    </w:p>
-    <w:p>
-      <w:pPr>
-        <w:pStyle w:val="Heading3"/>
-      </w:pPr>
-      <w:r>
-        <w:t>Use feedback to improve</w:t>
-      </w:r>
-    </w:p>
-    <w:p>
-      <w:pPr>
-        <w:spacing w:line="336" w:lineRule="auto" w:after="180"/>
-      </w:pPr>
-      <w:r>
-        <w:rPr>
-          <w:b w:val="0"/>
-        </w:rPr>
-        <w:t>Attempt the independent case before hints. Record whether you worked alone, used a hint or followed a model. After feedback, fix the first unsupported step and explain why it changed.</w:t>
-      </w:r>
-    </w:p>
-    <w:p>
-      <w:pPr>
-        <w:spacing w:line="336" w:lineRule="auto" w:after="180"/>
-      </w:pPr>
-      <w:r>
-        <w:rPr>
-          <w:b w:val="0"/>
-        </w:rPr>
-        <w:t>A later check uses a changed case, not a copied answer.</w:t>
-      </w:r>
-    </w:p>
-    <w:p>
-      <w:pPr>
-        <w:pStyle w:val="Heading1"/>
-      </w:pPr>
-      <w:r>
-        <w:t>15. Your lesson route</w:t>
-      </w:r>
-    </w:p>
-    <w:p>
-      <w:r>
-        <w:t>Use this map to navigate Inspecting failures and anomalies, connect the goals to tasks and keep one evidence record for each attempt.</w:t>
+        <w:t>15. Reference · The earlier route checklist</w:t>
+      </w:r>
+    </w:p>
+    <w:p>
+      <w:r>
+        <w:t>Use one main route rather than repeating the lesson.</w:t>
+      </w:r>
+    </w:p>
+    <w:p>
+      <w:pPr>
+        <w:pStyle w:val="Heading2"/>
+      </w:pPr>
+      <w:r>
+        <w:t>Targets,route and first prediction</w:t>
       </w:r>
     </w:p>
     <w:p>
@@ -3115,12 +4453,117 @@
         <w:pStyle w:val="Heading1"/>
       </w:pPr>
       <w:r>
-        <w:t>16. Finish and return</w:t>
-      </w:r>
-    </w:p>
-    <w:p>
-      <w:r>
-        <w:t>Explain Inspecting failures and anomalies without notes, identify a remaining question and plan a later check with a changed case.</w:t>
+        <w:t>17. Extra practice · Predict,check and repair</w:t>
+      </w:r>
+    </w:p>
+    <w:p>
+      <w:r>
+        <w:t>Keep supported feedback separate from the independent case.</w:t>
+      </w:r>
+    </w:p>
+    <w:p>
+      <w:pPr>
+        <w:pStyle w:val="Heading2"/>
+      </w:pPr>
+      <w:r>
+        <w:t>First supported question and optional hint</w:t>
+      </w:r>
+    </w:p>
+    <w:p>
+      <w:pPr>
+        <w:pStyle w:val="ListBullet"/>
+      </w:pPr>
+      <w:r>
+        <w:t>Inspect an anomaly without erasing it. A timing study records four runs and notices one unusually long duration.</w:t>
+      </w:r>
+    </w:p>
+    <w:p>
+      <w:pPr>
+        <w:pStyle w:val="Heading3"/>
+      </w:pPr>
+      <w:r>
+        <w:t>Practice 1: explain the deciding evidence</w:t>
+      </w:r>
+    </w:p>
+    <w:p>
+      <w:pPr>
+        <w:pStyle w:val="ListBullet"/>
+      </w:pPr>
+      <w:r>
+        <w:t>Which labelled step matches this detail? Report the timeout evidence and distinguish it from an untested explanation.</w:t>
+      </w:r>
+    </w:p>
+    <w:p>
+      <w:pPr>
+        <w:pStyle w:val="ListBullet"/>
+      </w:pPr>
+      <w:r>
+        <w:t>1. Investigate the event</w:t>
+      </w:r>
+    </w:p>
+    <w:p>
+      <w:pPr>
+        <w:pStyle w:val="ListBullet"/>
+      </w:pPr>
+      <w:r>
+        <w:t>2. Keep the raw record</w:t>
+      </w:r>
+    </w:p>
+    <w:p>
+      <w:pPr>
+        <w:pStyle w:val="ListBullet"/>
+      </w:pPr>
+      <w:r>
+        <w:t>3. Compute summaries</w:t>
+      </w:r>
+    </w:p>
+    <w:p>
+      <w:pPr>
+        <w:pStyle w:val="Heading3"/>
+      </w:pPr>
+      <w:r>
+        <w:t>My selected conclusion, deciding fact and explanation</w:t>
+      </w:r>
+    </w:p>
+    <w:p>
+      <w:r>
+        <w:t>________________________________________________________________</w:t>
+      </w:r>
+    </w:p>
+    <w:p>
+      <w:r>
+        <w:t>________________________________________________________________</w:t>
+      </w:r>
+    </w:p>
+    <w:p>
+      <w:r>
+        <w:t>________________________________________________________________</w:t>
+      </w:r>
+    </w:p>
+    <w:p>
+      <w:r>
+        <w:t>________________________________________________________________</w:t>
+      </w:r>
+    </w:p>
+    <w:p>
+      <w:r>
+        <w:t>________________________________________________________________</w:t>
+      </w:r>
+    </w:p>
+    <w:p>
+      <w:pPr>
+        <w:pStyle w:val="ListBullet"/>
+      </w:pPr>
+      <w:r>
+        <w:t>Hint if needed: Read the steps in the pictorial case. Match the supplied detail to the stage that performs or records it.</w:t>
+      </w:r>
+    </w:p>
+    <w:p>
+      <w:pPr>
+        <w:pStyle w:val="Heading2"/>
+      </w:pPr>
+      <w:r>
+        <w:t>Check after the first attempt · reference / check after trying</w:t>
       </w:r>
     </w:p>
     <w:p>
@@ -3131,7 +4574,169 @@
         <w:rPr>
           <w:b w:val="0"/>
         </w:rPr>
-        <w:t xml:space="preserve">Close your notes. Explain this goal in your own words: Explain the </w:t>
+        <w:t xml:space="preserve">After your attempt, compare with the supported explanation: Investigate the event Report the timeout </w:t>
+      </w:r>
+      <w:r>
+        <w:rPr>
+          <w:b/>
+        </w:rPr>
+        <w:t>evidence</w:t>
+      </w:r>
+      <w:r>
+        <w:rPr>
+          <w:b w:val="0"/>
+        </w:rPr>
+        <w:t xml:space="preserve"> and distinguish it from an untested explanation. An </w:t>
+      </w:r>
+      <w:r>
+        <w:rPr>
+          <w:b/>
+        </w:rPr>
+        <w:t>anomaly</w:t>
+      </w:r>
+      <w:r>
+        <w:rPr>
+          <w:b w:val="0"/>
+        </w:rPr>
+        <w:t xml:space="preserve"> invites investigation, not automatic deletion.</w:t>
+      </w:r>
+    </w:p>
+    <w:p>
+      <w:pPr>
+        <w:spacing w:line="336" w:lineRule="auto" w:after="180"/>
+      </w:pPr>
+      <w:r>
+        <w:rPr>
+          <w:b w:val="0"/>
+        </w:rPr>
+        <w:t>A slow failure may be part of real service behaviour; the predefined rule determines inclusion.</w:t>
+      </w:r>
+    </w:p>
+    <w:p>
+      <w:pPr>
+        <w:pStyle w:val="Heading2"/>
+      </w:pPr>
+      <w:r>
+        <w:t>Changed-case question and optional hint</w:t>
+      </w:r>
+    </w:p>
+    <w:p>
+      <w:pPr>
+        <w:pStyle w:val="Heading3"/>
+      </w:pPr>
+      <w:r>
+        <w:t>Practice 2: explain the deciding evidence</w:t>
+      </w:r>
+    </w:p>
+    <w:p>
+      <w:pPr>
+        <w:pStyle w:val="ListBullet"/>
+      </w:pPr>
+      <w:r>
+        <w:t>Changed-case practice: Delete the 10-second record only because it looks bad. Which conclusion is supported by the supplied facts?</w:t>
+      </w:r>
+    </w:p>
+    <w:p>
+      <w:pPr>
+        <w:pStyle w:val="ListBullet"/>
+      </w:pPr>
+      <w:r>
+        <w:t>1. This one example guarantees correct results for every future input.</w:t>
+      </w:r>
+    </w:p>
+    <w:p>
+      <w:pPr>
+        <w:pStyle w:val="ListBullet"/>
+      </w:pPr>
+      <w:r>
+        <w:t>2. The mean becomes 2 seconds but the selective report violates this plan.</w:t>
+      </w:r>
+    </w:p>
+    <w:p>
+      <w:pPr>
+        <w:pStyle w:val="ListBullet"/>
+      </w:pPr>
+      <w:r>
+        <w:t>3. We can decide the result without examining the changed input or the procedure.</w:t>
+      </w:r>
+    </w:p>
+    <w:p>
+      <w:pPr>
+        <w:pStyle w:val="Heading3"/>
+      </w:pPr>
+      <w:r>
+        <w:t>My selected conclusion, deciding fact and explanation</w:t>
+      </w:r>
+    </w:p>
+    <w:p>
+      <w:r>
+        <w:t>________________________________________________________________</w:t>
+      </w:r>
+    </w:p>
+    <w:p>
+      <w:r>
+        <w:t>________________________________________________________________</w:t>
+      </w:r>
+    </w:p>
+    <w:p>
+      <w:r>
+        <w:t>________________________________________________________________</w:t>
+      </w:r>
+    </w:p>
+    <w:p>
+      <w:r>
+        <w:t>________________________________________________________________</w:t>
+      </w:r>
+    </w:p>
+    <w:p>
+      <w:r>
+        <w:t>________________________________________________________________</w:t>
+      </w:r>
+    </w:p>
+    <w:p>
+      <w:pPr>
+        <w:pStyle w:val="ListBullet"/>
+      </w:pPr>
+      <w:r>
+        <w:t>Hint if needed: Use the changed condition and the deciding step in the pictorial trace. The answer must say what follows from those facts.</w:t>
+      </w:r>
+    </w:p>
+    <w:p>
+      <w:pPr>
+        <w:pStyle w:val="Heading2"/>
+      </w:pPr>
+      <w:r>
+        <w:t>Check after the changed attempt · reference / check after trying</w:t>
+      </w:r>
+    </w:p>
+    <w:p>
+      <w:pPr>
+        <w:spacing w:line="336" w:lineRule="auto" w:after="180"/>
+      </w:pPr>
+      <w:r>
+        <w:rPr>
+          <w:b w:val="0"/>
+        </w:rPr>
+        <w:t>After your attempt, compare with the supported explanation: The mean becomes 2 seconds but the selective report violates this plan. Observed inconvenient outcomes are not an approved exclusion reason.</w:t>
+      </w:r>
+    </w:p>
+    <w:p>
+      <w:pPr>
+        <w:pStyle w:val="Heading2"/>
+      </w:pPr>
+      <w:r>
+        <w:t>Repair and retain the record</w:t>
+      </w:r>
+    </w:p>
+    <w:p>
+      <w:pPr>
+        <w:spacing w:line="336" w:lineRule="auto" w:after="180"/>
+      </w:pPr>
+      <w:r>
+        <w:rPr>
+          <w:b w:val="0"/>
+        </w:rPr>
+        <w:t xml:space="preserve">Review Running the primary experiment (ai-7/25). Goal: Explain the </w:t>
       </w:r>
       <w:r>
         <w:rPr>
@@ -3143,40 +4748,7 @@
         <w:rPr>
           <w:b w:val="0"/>
         </w:rPr>
-        <w:t xml:space="preserve"> and terminology of inspecting failures and anomalies</w:t>
-      </w:r>
-    </w:p>
-    <w:p>
-      <w:pPr>
-        <w:pStyle w:val="Heading3"/>
-      </w:pPr>
-      <w:r>
-        <w:t>My deciding step, evidence and one remaining question</w:t>
-      </w:r>
-    </w:p>
-    <w:p>
-      <w:r>
-        <w:t>________________________________________________________________</w:t>
-      </w:r>
-    </w:p>
-    <w:p>
-      <w:r>
-        <w:t>________________________________________________________________</w:t>
-      </w:r>
-    </w:p>
-    <w:p>
-      <w:r>
-        <w:t>________________________________________________________________</w:t>
-      </w:r>
-    </w:p>
-    <w:p>
-      <w:r>
-        <w:t>________________________________________________________________</w:t>
-      </w:r>
-    </w:p>
-    <w:p>
-      <w:r>
-        <w:t>________________________________________________________________</w:t>
+        <w:t xml:space="preserve"> and terminology of running the primary experiment. Short practice: Compute A’s and B’s six-case counts and identify the cases that favour each.</w:t>
       </w:r>
     </w:p>
     <w:p>
@@ -3187,31 +4759,64 @@
         <w:rPr>
           <w:b w:val="0"/>
         </w:rPr>
-        <w:t xml:space="preserve">If you are unsure, return to the worked picture and explain one arrow. If you are ready, change an </w:t>
+        <w:t>How must a B revision tuned on case four be labelled when evaluated again on the same set?. Return to this week and explain what you changed.</w:t>
+      </w:r>
+    </w:p>
+    <w:p>
+      <w:pPr>
+        <w:spacing w:line="336" w:lineRule="auto" w:after="180"/>
+      </w:pPr>
+      <w:r>
+        <w:rPr>
+          <w:b w:val="0"/>
+        </w:rPr>
+        <w:t xml:space="preserve">Review Power and resource tradeoffs (ai-7/23). Goal: Explain the </w:t>
       </w:r>
       <w:r>
         <w:rPr>
           <w:b/>
         </w:rPr>
-        <w:t>input</w:t>
+        <w:t>mechanism</w:t>
       </w:r>
       <w:r>
         <w:rPr>
           <w:b w:val="0"/>
         </w:rPr>
-        <w:t xml:space="preserve"> or assumption and justify your </w:t>
+        <w:t xml:space="preserve"> and terminology of power and resource tradeoffs. Short practice: Calculate both simulated detection fractions and resource costs.</w:t>
+      </w:r>
+    </w:p>
+    <w:p>
+      <w:pPr>
+        <w:spacing w:line="336" w:lineRule="auto" w:after="180"/>
+      </w:pPr>
+      <w:r>
+        <w:rPr>
+          <w:b w:val="0"/>
+        </w:rPr>
+        <w:t>What additional detection is observed for the extra forty units, and does that establish power for an actual classroom study?. Return to this week and explain what you changed.</w:t>
+      </w:r>
+    </w:p>
+    <w:p>
+      <w:pPr>
+        <w:spacing w:line="336" w:lineRule="auto" w:after="180"/>
+      </w:pPr>
+      <w:r>
+        <w:rPr>
+          <w:b w:val="0"/>
+        </w:rPr>
+        <w:t xml:space="preserve">Review Privacy and data governance (ai-7/20). Goal: Explain the </w:t>
       </w:r>
       <w:r>
         <w:rPr>
           <w:b/>
         </w:rPr>
-        <w:t>prediction</w:t>
+        <w:t>mechanism</w:t>
       </w:r>
       <w:r>
         <w:rPr>
           <w:b w:val="0"/>
         </w:rPr>
-        <w:t>.</w:t>
+        <w:t xml:space="preserve"> and terminology of privacy and data governance. Short practice: Point to the analysis table and the restricted identity key.</w:t>
       </w:r>
     </w:p>
     <w:p>
@@ -3222,7 +4827,18 @@
         <w:rPr>
           <w:b w:val="0"/>
         </w:rPr>
-        <w:t xml:space="preserve">Save your workbook </w:t>
+        <w:t>Why are the codes pseudonymous rather than guaranteed anonymous, and what changes if the key is published?. Return to this week and explain what you changed.</w:t>
+      </w:r>
+    </w:p>
+    <w:p>
+      <w:pPr>
+        <w:spacing w:line="336" w:lineRule="auto" w:after="180"/>
+      </w:pPr>
+      <w:r>
+        <w:rPr>
+          <w:b w:val="0"/>
+        </w:rPr>
+        <w:t xml:space="preserve">Use Download completed work in the hosted lesson to export your answers, reflections, practice feedback and code-run </w:t>
       </w:r>
       <w:r>
         <w:rPr>
@@ -3234,20 +4850,26 @@
         <w:rPr>
           <w:b w:val="0"/>
         </w:rPr>
-        <w:t>. At the next review, try a different case before opening your old answer.</w:t>
-      </w:r>
-    </w:p>
-    <w:p>
-      <w:pPr>
-        <w:pStyle w:val="Heading1"/>
-      </w:pPr>
-      <w:r>
-        <w:t>17. Supported practice, repair and portfolio</w:t>
-      </w:r>
-    </w:p>
-    <w:p>
-      <w:r>
-        <w:t>Attempt supported questions before using hints or feedback. Review a missing building block, then keep the completed work.</w:t>
+        <w:t>. Open the HTML copy to read or print it.</w:t>
+      </w:r>
+    </w:p>
+    <w:p>
+      <w:pPr>
+        <w:spacing w:line="336" w:lineRule="auto" w:after="180"/>
+      </w:pPr>
+      <w:r>
+        <w:rPr>
+          <w:b w:val="0"/>
+        </w:rPr>
+        <w:t>Drafts stay in this browser when storage is available; clear drafts on a shared device.</w:t>
+      </w:r>
+    </w:p>
+    <w:p>
+      <w:pPr>
+        <w:pStyle w:val="Heading2"/>
+      </w:pPr>
+      <w:r>
+        <w:t>Earlier wording, alternatives and picture transcripts · reference / check after trying</w:t>
       </w:r>
     </w:p>
     <w:p>
@@ -3263,92 +4885,10 @@
     </w:p>
     <w:p>
       <w:pPr>
-        <w:spacing w:line="336" w:lineRule="auto" w:after="180"/>
-      </w:pPr>
-      <w:r>
-        <w:rPr>
-          <w:b w:val="0"/>
-        </w:rPr>
-        <w:t xml:space="preserve">Inspect an </w:t>
-      </w:r>
-      <w:r>
-        <w:rPr>
-          <w:b/>
-        </w:rPr>
-        <w:t>anomaly</w:t>
-      </w:r>
-      <w:r>
-        <w:rPr>
-          <w:b w:val="0"/>
-        </w:rPr>
-        <w:t xml:space="preserve"> without erasing it. A timing study records four runs and notices one unusually long duration.</w:t>
-      </w:r>
-    </w:p>
-    <w:p>
-      <w:pPr>
         <w:pStyle w:val="Heading3"/>
       </w:pPr>
       <w:r>
-        <w:t>Practice 1: explain the deciding evidence</w:t>
-      </w:r>
-    </w:p>
-    <w:p>
-      <w:pPr>
-        <w:spacing w:line="336" w:lineRule="auto" w:after="180"/>
-      </w:pPr>
-      <w:r>
-        <w:rPr>
-          <w:b w:val="0"/>
-        </w:rPr>
-        <w:t xml:space="preserve">Which labelled step matches this detail? Report the timeout </w:t>
-      </w:r>
-      <w:r>
-        <w:rPr>
-          <w:b/>
-        </w:rPr>
-        <w:t>evidence</w:t>
-      </w:r>
-      <w:r>
-        <w:rPr>
-          <w:b w:val="0"/>
-        </w:rPr>
-        <w:t xml:space="preserve"> and distinguish it from an untested explanation.</w:t>
-      </w:r>
-    </w:p>
-    <w:p>
-      <w:pPr>
-        <w:spacing w:line="336" w:lineRule="auto" w:after="180"/>
-        <w:shd w:fill="F4F9FC"/>
-      </w:pPr>
-      <w:r>
-        <w:rPr>
-          <w:b w:val="0"/>
-        </w:rPr>
-        <w:t>1. Investigate the event</w:t>
-      </w:r>
-    </w:p>
-    <w:p>
-      <w:pPr>
-        <w:spacing w:line="336" w:lineRule="auto" w:after="180"/>
-        <w:shd w:fill="F4F9FC"/>
-      </w:pPr>
-      <w:r>
-        <w:rPr>
-          <w:b w:val="0"/>
-        </w:rPr>
-        <w:t>2. Keep the raw record</w:t>
-      </w:r>
-    </w:p>
-    <w:p>
-      <w:pPr>
-        <w:spacing w:line="336" w:lineRule="auto" w:after="180"/>
-        <w:shd w:fill="F4F9FC"/>
-      </w:pPr>
-      <w:r>
-        <w:rPr>
-          <w:b w:val="0"/>
-        </w:rPr>
-        <w:t>3. Compute summaries</w:t>
+        <w:t>Repair a missing building block</w:t>
       </w:r>
     </w:p>
     <w:p>
@@ -3356,439 +4896,25 @@
         <w:pStyle w:val="Heading3"/>
       </w:pPr>
       <w:r>
-        <w:t>My selected conclusion, deciding fact and explanation</w:t>
-      </w:r>
-    </w:p>
-    <w:p>
-      <w:r>
-        <w:t>________________________________________________________________</w:t>
-      </w:r>
-    </w:p>
-    <w:p>
-      <w:r>
-        <w:t>________________________________________________________________</w:t>
-      </w:r>
-    </w:p>
-    <w:p>
-      <w:r>
-        <w:t>________________________________________________________________</w:t>
-      </w:r>
-    </w:p>
-    <w:p>
-      <w:r>
-        <w:t>________________________________________________________________</w:t>
-      </w:r>
-    </w:p>
-    <w:p>
-      <w:r>
-        <w:t>________________________________________________________________</w:t>
-      </w:r>
-    </w:p>
-    <w:p>
-      <w:pPr>
-        <w:pStyle w:val="Heading3"/>
-      </w:pPr>
-      <w:r>
-        <w:t>Hint · try first</w:t>
-      </w:r>
-    </w:p>
-    <w:p>
-      <w:pPr>
-        <w:spacing w:line="336" w:lineRule="auto" w:after="180"/>
-        <w:shd w:fill="F1F6F8"/>
-      </w:pPr>
-      <w:r>
-        <w:rPr>
-          <w:b w:val="0"/>
-        </w:rPr>
-        <w:t>Hint if needed: Read the steps in the pictorial case. Match the supplied detail to the stage that performs or records it.</w:t>
-      </w:r>
-    </w:p>
-    <w:p>
-      <w:pPr>
-        <w:pStyle w:val="Heading3"/>
-      </w:pPr>
-      <w:r>
-        <w:t>Feedback · compare after trying</w:t>
-      </w:r>
-    </w:p>
-    <w:p>
-      <w:pPr>
-        <w:spacing w:line="336" w:lineRule="auto" w:after="180"/>
-        <w:shd w:fill="F1F6FC"/>
-      </w:pPr>
-      <w:r>
-        <w:rPr>
-          <w:b w:val="0"/>
-        </w:rPr>
-        <w:t xml:space="preserve">After your attempt, compare with the supported explanation: Investigate the event Report the timeout </w:t>
-      </w:r>
-      <w:r>
-        <w:rPr>
-          <w:b/>
-        </w:rPr>
-        <w:t>evidence</w:t>
-      </w:r>
-      <w:r>
-        <w:rPr>
-          <w:b w:val="0"/>
-        </w:rPr>
-        <w:t xml:space="preserve"> and distinguish it from an untested explanation. An </w:t>
-      </w:r>
-      <w:r>
-        <w:rPr>
-          <w:b/>
-        </w:rPr>
-        <w:t>anomaly</w:t>
-      </w:r>
-      <w:r>
-        <w:rPr>
-          <w:b w:val="0"/>
-        </w:rPr>
-        <w:t xml:space="preserve"> invites investigation, not automatic deletion.</w:t>
-      </w:r>
-    </w:p>
-    <w:p>
-      <w:pPr>
-        <w:spacing w:line="336" w:lineRule="auto" w:after="180"/>
-        <w:shd w:fill="F1F6FC"/>
-      </w:pPr>
-      <w:r>
-        <w:rPr>
-          <w:b w:val="0"/>
-        </w:rPr>
-        <w:t>A slow failure may be part of real service behaviour; the predefined rule determines inclusion.</w:t>
-      </w:r>
-    </w:p>
-    <w:p>
-      <w:pPr>
-        <w:pStyle w:val="Heading3"/>
-      </w:pPr>
-      <w:r>
-        <w:t>Practice 2: explain the deciding evidence</w:t>
-      </w:r>
-    </w:p>
-    <w:p>
-      <w:pPr>
-        <w:pStyle w:val="Heading3"/>
-      </w:pPr>
-      <w:r>
-        <w:t>Changed case · predict first</w:t>
-      </w:r>
-    </w:p>
-    <w:p>
-      <w:pPr>
-        <w:spacing w:line="336" w:lineRule="auto" w:after="180"/>
-        <w:shd w:fill="F5F1FB"/>
-      </w:pPr>
-      <w:r>
-        <w:rPr>
-          <w:b w:val="0"/>
-        </w:rPr>
-        <w:t>Changed-case practice: Delete the 10-second record only because it looks bad. Which conclusion is supported by the supplied facts?</w:t>
-      </w:r>
-    </w:p>
-    <w:p>
-      <w:pPr>
-        <w:spacing w:line="336" w:lineRule="auto" w:after="180"/>
-        <w:shd w:fill="F4F9FC"/>
-      </w:pPr>
-      <w:r>
-        <w:rPr>
-          <w:b w:val="0"/>
-        </w:rPr>
-        <w:t xml:space="preserve">1. This one example guarantees correct results for every future </w:t>
-      </w:r>
-      <w:r>
-        <w:rPr>
-          <w:b/>
-        </w:rPr>
-        <w:t>input</w:t>
-      </w:r>
-      <w:r>
-        <w:rPr>
-          <w:b w:val="0"/>
-        </w:rPr>
-        <w:t>.</w:t>
-      </w:r>
-    </w:p>
-    <w:p>
-      <w:pPr>
-        <w:spacing w:line="336" w:lineRule="auto" w:after="180"/>
-        <w:shd w:fill="F4F9FC"/>
-      </w:pPr>
-      <w:r>
-        <w:rPr>
-          <w:b w:val="0"/>
-        </w:rPr>
-        <w:t>2. The mean becomes 2 seconds but the selective report violates this plan.</w:t>
-      </w:r>
-    </w:p>
-    <w:p>
-      <w:pPr>
-        <w:spacing w:line="336" w:lineRule="auto" w:after="180"/>
-        <w:shd w:fill="F4F9FC"/>
-      </w:pPr>
-      <w:r>
-        <w:rPr>
-          <w:b w:val="0"/>
-        </w:rPr>
-        <w:t xml:space="preserve">3. We can decide the result without examining the changed </w:t>
-      </w:r>
-      <w:r>
-        <w:rPr>
-          <w:b/>
-        </w:rPr>
-        <w:t>input</w:t>
-      </w:r>
-      <w:r>
-        <w:rPr>
-          <w:b w:val="0"/>
-        </w:rPr>
-        <w:t xml:space="preserve"> or the procedure.</w:t>
-      </w:r>
-    </w:p>
-    <w:p>
-      <w:pPr>
-        <w:pStyle w:val="Heading3"/>
-      </w:pPr>
-      <w:r>
-        <w:t>My selected conclusion, deciding fact and explanation</w:t>
-      </w:r>
-    </w:p>
-    <w:p>
-      <w:r>
-        <w:t>________________________________________________________________</w:t>
-      </w:r>
-    </w:p>
-    <w:p>
-      <w:r>
-        <w:t>________________________________________________________________</w:t>
-      </w:r>
-    </w:p>
-    <w:p>
-      <w:r>
-        <w:t>________________________________________________________________</w:t>
-      </w:r>
-    </w:p>
-    <w:p>
-      <w:r>
-        <w:t>________________________________________________________________</w:t>
-      </w:r>
-    </w:p>
-    <w:p>
-      <w:r>
-        <w:t>________________________________________________________________</w:t>
-      </w:r>
-    </w:p>
-    <w:p>
-      <w:pPr>
-        <w:pStyle w:val="Heading3"/>
-      </w:pPr>
-      <w:r>
-        <w:t>Hint · try first</w:t>
-      </w:r>
-    </w:p>
-    <w:p>
-      <w:pPr>
-        <w:spacing w:line="336" w:lineRule="auto" w:after="180"/>
-        <w:shd w:fill="F1F6F8"/>
-      </w:pPr>
-      <w:r>
-        <w:rPr>
-          <w:b w:val="0"/>
-        </w:rPr>
-        <w:t>Hint if needed: Use the changed condition and the deciding step in the pictorial trace. The answer must say what follows from those facts.</w:t>
-      </w:r>
-    </w:p>
-    <w:p>
-      <w:pPr>
-        <w:pStyle w:val="Heading3"/>
-      </w:pPr>
-      <w:r>
-        <w:t>Feedback · compare after trying</w:t>
-      </w:r>
-    </w:p>
-    <w:p>
-      <w:pPr>
-        <w:spacing w:line="336" w:lineRule="auto" w:after="180"/>
-        <w:shd w:fill="F1F6FC"/>
-      </w:pPr>
-      <w:r>
-        <w:rPr>
-          <w:b w:val="0"/>
-        </w:rPr>
-        <w:t>After your attempt, compare with the supported explanation: The mean becomes 2 seconds but the selective report violates this plan. Observed inconvenient outcomes are not an approved exclusion reason.</w:t>
-      </w:r>
-    </w:p>
-    <w:p>
-      <w:pPr>
-        <w:pStyle w:val="Heading3"/>
-      </w:pPr>
-      <w:r>
-        <w:t>Repair a missing building block</w:t>
-      </w:r>
-    </w:p>
-    <w:p>
-      <w:pPr>
-        <w:spacing w:line="336" w:lineRule="auto" w:after="180"/>
-      </w:pPr>
-      <w:r>
-        <w:rPr>
-          <w:b w:val="0"/>
-        </w:rPr>
-        <w:t xml:space="preserve">Review Running the primary experiment (ai-7/25). Goal: Explain the </w:t>
-      </w:r>
-      <w:r>
-        <w:rPr>
-          <w:b/>
-        </w:rPr>
-        <w:t>mechanism</w:t>
-      </w:r>
-      <w:r>
-        <w:rPr>
-          <w:b w:val="0"/>
-        </w:rPr>
-        <w:t xml:space="preserve"> and terminology of running the primary experiment. Short practice: Compute A’s and B’s six-case counts and identify the cases that favour each.</w:t>
-      </w:r>
-    </w:p>
-    <w:p>
-      <w:pPr>
-        <w:spacing w:line="336" w:lineRule="auto" w:after="180"/>
-      </w:pPr>
-      <w:r>
-        <w:rPr>
-          <w:b w:val="0"/>
-        </w:rPr>
-        <w:t>How must a B revision tuned on case four be labelled when evaluated again on the same set?. Return to this week and explain what you changed.</w:t>
-      </w:r>
-    </w:p>
-    <w:p>
-      <w:pPr>
-        <w:spacing w:line="336" w:lineRule="auto" w:after="180"/>
-      </w:pPr>
-      <w:r>
-        <w:rPr>
-          <w:b w:val="0"/>
-        </w:rPr>
-        <w:t xml:space="preserve">Review Power and resource tradeoffs (ai-7/23). Goal: Explain the </w:t>
-      </w:r>
-      <w:r>
-        <w:rPr>
-          <w:b/>
-        </w:rPr>
-        <w:t>mechanism</w:t>
-      </w:r>
-      <w:r>
-        <w:rPr>
-          <w:b w:val="0"/>
-        </w:rPr>
-        <w:t xml:space="preserve"> and terminology of power and resource tradeoffs. Short practice: Calculate both simulated detection fractions and resource costs.</w:t>
-      </w:r>
-    </w:p>
-    <w:p>
-      <w:pPr>
-        <w:spacing w:line="336" w:lineRule="auto" w:after="180"/>
-      </w:pPr>
-      <w:r>
-        <w:rPr>
-          <w:b w:val="0"/>
-        </w:rPr>
-        <w:t>What additional detection is observed for the extra forty units, and does that establish power for an actual classroom study?. Return to this week and explain what you changed.</w:t>
-      </w:r>
-    </w:p>
-    <w:p>
-      <w:pPr>
-        <w:spacing w:line="336" w:lineRule="auto" w:after="180"/>
-      </w:pPr>
-      <w:r>
-        <w:rPr>
-          <w:b w:val="0"/>
-        </w:rPr>
-        <w:t xml:space="preserve">Review Privacy and data governance (ai-7/20). Goal: Explain the </w:t>
-      </w:r>
-      <w:r>
-        <w:rPr>
-          <w:b/>
-        </w:rPr>
-        <w:t>mechanism</w:t>
-      </w:r>
-      <w:r>
-        <w:rPr>
-          <w:b w:val="0"/>
-        </w:rPr>
-        <w:t xml:space="preserve"> and terminology of privacy and data governance. Short practice: Point to the analysis table and the restricted identity key.</w:t>
-      </w:r>
-    </w:p>
-    <w:p>
-      <w:pPr>
-        <w:spacing w:line="336" w:lineRule="auto" w:after="180"/>
-      </w:pPr>
-      <w:r>
-        <w:rPr>
-          <w:b w:val="0"/>
-        </w:rPr>
-        <w:t>Why are the codes pseudonymous rather than guaranteed anonymous, and what changes if the key is published?. Return to this week and explain what you changed.</w:t>
-      </w:r>
-    </w:p>
-    <w:p>
-      <w:pPr>
-        <w:pStyle w:val="Heading3"/>
-      </w:pPr>
-      <w:r>
         <w:t>Keep your completed work</w:t>
       </w:r>
     </w:p>
     <w:p>
       <w:pPr>
-        <w:spacing w:line="336" w:lineRule="auto" w:after="180"/>
-      </w:pPr>
-      <w:r>
-        <w:rPr>
-          <w:b w:val="0"/>
-        </w:rPr>
-        <w:t xml:space="preserve">Use Download completed work in the hosted lesson to export your answers, reflections, practice feedback and code-run </w:t>
-      </w:r>
-      <w:r>
-        <w:rPr>
-          <w:b/>
-        </w:rPr>
-        <w:t>evidence</w:t>
-      </w:r>
-      <w:r>
-        <w:rPr>
-          <w:b w:val="0"/>
-        </w:rPr>
-        <w:t>. Open the HTML copy to read or print it.</w:t>
-      </w:r>
-    </w:p>
-    <w:p>
-      <w:pPr>
-        <w:spacing w:line="336" w:lineRule="auto" w:after="180"/>
-      </w:pPr>
-      <w:r>
-        <w:rPr>
-          <w:b w:val="0"/>
-        </w:rPr>
-        <w:t>Drafts stay in this browser when storage is available; clear drafts on a shared device.</w:t>
-      </w:r>
-    </w:p>
-    <w:p>
-      <w:pPr>
         <w:pStyle w:val="Heading1"/>
       </w:pPr>
       <w:r>
-        <w:t>18. Visual concept journey</w:t>
-      </w:r>
-    </w:p>
-    <w:p>
-      <w:r>
-        <w:t>Explain each Inspecting failures and anomalies graphic using its labels, deciding evidence and relevant limitation.</w:t>
-      </w:r>
-    </w:p>
-    <w:p>
-      <w:pPr>
-        <w:pStyle w:val="Heading3"/>
+        <w:t>18. Reference · Six-picture concept journey</w:t>
+      </w:r>
+    </w:p>
+    <w:p>
+      <w:r>
+        <w:t>Choose the picture that supports the current explanation.</w:t>
+      </w:r>
+    </w:p>
+    <w:p>
+      <w:pPr>
+        <w:pStyle w:val="Heading2"/>
       </w:pPr>
       <w:r>
         <w:t>01. Inspecting failures and anomalies: the case</w:t>
@@ -3799,7 +4925,7 @@
         <w:drawing>
           <wp:inline xmlns:a="http://schemas.openxmlformats.org/drawingml/2006/main" xmlns:pic="http://schemas.openxmlformats.org/drawingml/2006/picture">
             <wp:extent cx="5486400" cy="2834640"/>
-            <wp:docPr id="3" name="Picture 3" descr="Inspect an anomaly without erasing it. A timing study records four runs and notices one unusually long duration. Supplied facts: Durations are 2,2,2,10 seconds. Logs show a source timeout on the fourth run. The plan includes timeouts in reporting."/>
+            <wp:docPr id="6" name="Picture 6" descr="Inspect an anomaly without erasing it. A timing study records four runs and notices one unusually long duration. Supplied facts: Durations are 2,2,2,10 seconds. Logs show a source timeout on the fourth run. The plan includes timeouts in reporting."/>
             <wp:cNvGraphicFramePr>
               <a:graphicFrameLocks noChangeAspect="1"/>
             </wp:cNvGraphicFramePr>
@@ -3811,7 +4937,7 @@
                     <pic:cNvPicPr/>
                   </pic:nvPicPr>
                   <pic:blipFill>
-                    <a:blip r:embed="rId11"/>
+                    <a:blip r:embed="rId14"/>
                     <a:stretch>
                       <a:fillRect/>
                     </a:stretch>
@@ -3867,7 +4993,6 @@
     <w:p>
       <w:pPr>
         <w:spacing w:line="336" w:lineRule="auto" w:after="180"/>
-        <w:shd w:fill="F5F1FB"/>
       </w:pPr>
       <w:r>
         <w:rPr>
@@ -3878,7 +5003,7 @@
     </w:p>
     <w:p>
       <w:pPr>
-        <w:pStyle w:val="Heading3"/>
+        <w:pStyle w:val="Heading2"/>
       </w:pPr>
       <w:r>
         <w:t>02. Follow the deciding steps</w:t>
@@ -3889,7 +5014,7 @@
         <w:drawing>
           <wp:inline xmlns:a="http://schemas.openxmlformats.org/drawingml/2006/main" xmlns:pic="http://schemas.openxmlformats.org/drawingml/2006/picture">
             <wp:extent cx="5486400" cy="3182112"/>
-            <wp:docPr id="4" name="Picture 4" descr="Keep the raw record: The fourth duration remains 10 seconds. → Compute summaries: Mean is 16/4=4 seconds; median is 2 seconds. → Investigate the event: Report the timeout evidence and distinguish it from an untested explanation."/>
+            <wp:docPr id="7" name="Picture 7" descr="Keep the raw record: The fourth duration remains 10 seconds. → Compute summaries: Mean is 16/4=4 seconds; median is 2 seconds. → Investigate the event: Report the timeout evidence and distinguish it from an untested explanation."/>
             <wp:cNvGraphicFramePr>
               <a:graphicFrameLocks noChangeAspect="1"/>
             </wp:cNvGraphicFramePr>
@@ -3901,7 +5026,7 @@
                     <pic:cNvPicPr/>
                   </pic:nvPicPr>
                   <pic:blipFill>
-                    <a:blip r:embed="rId12"/>
+                    <a:blip r:embed="rId10"/>
                     <a:stretch>
                       <a:fillRect/>
                     </a:stretch>
@@ -3946,7 +5071,6 @@
     <w:p>
       <w:pPr>
         <w:spacing w:line="336" w:lineRule="auto" w:after="180"/>
-        <w:shd w:fill="F5F1FB"/>
       </w:pPr>
       <w:r>
         <w:rPr>
@@ -3969,7 +5093,7 @@
     </w:p>
     <w:p>
       <w:pPr>
-        <w:pStyle w:val="Heading3"/>
+        <w:pStyle w:val="Heading2"/>
       </w:pPr>
       <w:r>
         <w:t>03. All four recorded durations</w:t>
@@ -3980,7 +5104,7 @@
         <w:drawing>
           <wp:inline xmlns:a="http://schemas.openxmlformats.org/drawingml/2006/main" xmlns:pic="http://schemas.openxmlformats.org/drawingml/2006/picture">
             <wp:extent cx="5486400" cy="3584448"/>
-            <wp:docPr id="5" name="Picture 5" descr="All four recorded durations. Units: seconds; run 4 includes timeout. Run 1: 2. Run 2: 2. Run 3: 2. Run 4: 10."/>
+            <wp:docPr id="8" name="Picture 8" descr="All four recorded durations. Units: seconds; run 4 includes timeout. Run 1: 2. Run 2: 2. Run 3: 2. Run 4: 10."/>
             <wp:cNvGraphicFramePr>
               <a:graphicFrameLocks noChangeAspect="1"/>
             </wp:cNvGraphicFramePr>
@@ -3992,7 +5116,7 @@
                     <pic:cNvPicPr/>
                   </pic:nvPicPr>
                   <pic:blipFill>
-                    <a:blip r:embed="rId13"/>
+                    <a:blip r:embed="rId15"/>
                     <a:stretch>
                       <a:fillRect/>
                     </a:stretch>
@@ -4025,7 +5149,6 @@
     <w:p>
       <w:pPr>
         <w:spacing w:line="336" w:lineRule="auto" w:after="180"/>
-        <w:shd w:fill="F5F1FB"/>
       </w:pPr>
       <w:r>
         <w:rPr>
@@ -4036,7 +5159,7 @@
     </w:p>
     <w:p>
       <w:pPr>
-        <w:pStyle w:val="Heading3"/>
+        <w:pStyle w:val="Heading2"/>
       </w:pPr>
       <w:r>
         <w:t>04. Change one thing. Trace what follows.</w:t>
@@ -4047,7 +5170,7 @@
         <w:drawing>
           <wp:inline xmlns:a="http://schemas.openxmlformats.org/drawingml/2006/main" xmlns:pic="http://schemas.openxmlformats.org/drawingml/2006/picture">
             <wp:extent cx="5486400" cy="3026664"/>
-            <wp:docPr id="6" name="Picture 6" descr="Original case: Report the timeout evidence and distinguish it from an untested explanation. Changed condition: Delete the 10-second record only because it looks bad. Expected result: The mean becomes 2 seconds but the selective report violates this plan. Reason: Observed inconvenient outcomes are not an approved exclusion reason."/>
+            <wp:docPr id="9" name="Picture 9" descr="Original case: Report the timeout evidence and distinguish it from an untested explanation. Changed condition: Delete the 10-second record only because it looks bad. Expected result: The mean becomes 2 seconds but the selective report violates this plan. Reason: Observed inconvenient outcomes are not an approved exclusion reason."/>
             <wp:cNvGraphicFramePr>
               <a:graphicFrameLocks noChangeAspect="1"/>
             </wp:cNvGraphicFramePr>
@@ -4059,7 +5182,7 @@
                     <pic:cNvPicPr/>
                   </pic:nvPicPr>
                   <pic:blipFill>
-                    <a:blip r:embed="rId14"/>
+                    <a:blip r:embed="rId11"/>
                     <a:stretch>
                       <a:fillRect/>
                     </a:stretch>
@@ -4115,7 +5238,6 @@
     <w:p>
       <w:pPr>
         <w:spacing w:line="336" w:lineRule="auto" w:after="180"/>
-        <w:shd w:fill="F5F1FB"/>
       </w:pPr>
       <w:r>
         <w:rPr>
@@ -4126,7 +5248,7 @@
     </w:p>
     <w:p>
       <w:pPr>
-        <w:pStyle w:val="Heading3"/>
+        <w:pStyle w:val="Heading2"/>
       </w:pPr>
       <w:r>
         <w:t>05. Connect the explanation to its limit</w:t>
@@ -4137,7 +5259,7 @@
         <w:drawing>
           <wp:inline xmlns:a="http://schemas.openxmlformats.org/drawingml/2006/main" xmlns:pic="http://schemas.openxmlformats.org/drawingml/2006/picture">
             <wp:extent cx="5486400" cy="2834640"/>
-            <wp:docPr id="7" name="Picture 7" descr="An anomaly invites investigation, not automatic deletion. A slow failure may be part of real service behaviour; the predefined rule determines inclusion. Limit: A logged timeout does not identify every underlying cause; report conditions and test explanations."/>
+            <wp:docPr id="10" name="Picture 10" descr="An anomaly invites investigation, not automatic deletion. A slow failure may be part of real service behaviour; the predefined rule determines inclusion. Limit: A logged timeout does not identify every underlying cause; report conditions and test explanations."/>
             <wp:cNvGraphicFramePr>
               <a:graphicFrameLocks noChangeAspect="1"/>
             </wp:cNvGraphicFramePr>
@@ -4149,7 +5271,7 @@
                     <pic:cNvPicPr/>
                   </pic:nvPicPr>
                   <pic:blipFill>
-                    <a:blip r:embed="rId15"/>
+                    <a:blip r:embed="rId16"/>
                     <a:stretch>
                       <a:fillRect/>
                     </a:stretch>
@@ -4205,7 +5327,6 @@
     <w:p>
       <w:pPr>
         <w:spacing w:line="336" w:lineRule="auto" w:after="180"/>
-        <w:shd w:fill="F5F1FB"/>
       </w:pPr>
       <w:r>
         <w:rPr>
@@ -4216,7 +5337,7 @@
     </w:p>
     <w:p>
       <w:pPr>
-        <w:pStyle w:val="Heading3"/>
+        <w:pStyle w:val="Heading2"/>
       </w:pPr>
       <w:r>
         <w:t>06. Make the idea visible in your project</w:t>
@@ -4227,7 +5348,7 @@
         <w:drawing>
           <wp:inline xmlns:a="http://schemas.openxmlformats.org/drawingml/2006/main" xmlns:pic="http://schemas.openxmlformats.org/drawingml/2006/picture">
             <wp:extent cx="5486400" cy="3681984"/>
-            <wp:docPr id="8" name="Picture 8" descr="For the Reproducible AI Research Study, retain an annotated worked trace and the changed-case reasoning. Connect the claim to its records, units and assumptions so another investigator can challenge or reproduce it. Draw your input, deciding step, result and limit. Supported question: Calculate mean and median for 2,2,2,10. What does the timeout log establish, and why is deleting that inconvenient record incompatible with the stated plan?"/>
+            <wp:docPr id="11" name="Picture 11" descr="For the Reproducible AI Research Study, retain an annotated worked trace and the changed-case reasoning. Connect the claim to its records, units and assumptions so another investigator can challenge or reproduce it. Draw your input, deciding step, result and limit. Supported question: Calculate mean and median for 2,2,2,10. What does the timeout log establish, and why is deleting that inconvenient record incompatible with the stated plan?"/>
             <wp:cNvGraphicFramePr>
               <a:graphicFrameLocks noChangeAspect="1"/>
             </wp:cNvGraphicFramePr>
@@ -4239,7 +5360,7 @@
                     <pic:cNvPicPr/>
                   </pic:nvPicPr>
                   <pic:blipFill>
-                    <a:blip r:embed="rId16"/>
+                    <a:blip r:embed="rId17"/>
                     <a:stretch>
                       <a:fillRect/>
                     </a:stretch>
@@ -4295,7 +5416,6 @@
     <w:p>
       <w:pPr>
         <w:spacing w:line="336" w:lineRule="auto" w:after="180"/>
-        <w:shd w:fill="F5F1FB"/>
       </w:pPr>
       <w:r>
         <w:rPr>
@@ -4314,6 +5434,62 @@
           <w:b w:val="0"/>
         </w:rPr>
         <w:t>.</w:t>
+      </w:r>
+    </w:p>
+    <w:p>
+      <w:pPr>
+        <w:pStyle w:val="Heading2"/>
+      </w:pPr>
+      <w:r>
+        <w:t>Earlier wording, alternatives and picture transcripts · reference / check after trying</w:t>
+      </w:r>
+    </w:p>
+    <w:p>
+      <w:pPr>
+        <w:pStyle w:val="Heading3"/>
+      </w:pPr>
+      <w:r>
+        <w:t>01. Inspecting failures and anomalies: the case</w:t>
+      </w:r>
+    </w:p>
+    <w:p>
+      <w:pPr>
+        <w:pStyle w:val="Heading3"/>
+      </w:pPr>
+      <w:r>
+        <w:t>02. Follow the deciding steps</w:t>
+      </w:r>
+    </w:p>
+    <w:p>
+      <w:pPr>
+        <w:pStyle w:val="Heading3"/>
+      </w:pPr>
+      <w:r>
+        <w:t>03. All four recorded durations</w:t>
+      </w:r>
+    </w:p>
+    <w:p>
+      <w:pPr>
+        <w:pStyle w:val="Heading3"/>
+      </w:pPr>
+      <w:r>
+        <w:t>04. Change one thing. Trace what follows.</w:t>
+      </w:r>
+    </w:p>
+    <w:p>
+      <w:pPr>
+        <w:pStyle w:val="Heading3"/>
+      </w:pPr>
+      <w:r>
+        <w:t>05. Connect the explanation to its limit</w:t>
+      </w:r>
+    </w:p>
+    <w:p>
+      <w:pPr>
+        <w:pStyle w:val="Heading3"/>
+      </w:pPr>
+      <w:r>
+        <w:t>06. Make the idea visible in your project</w:t>
       </w:r>
     </w:p>
     <w:sectPr>
